--- a/3312lebedev&sharapov-cwork.docx
+++ b/3312lebedev&sharapov-cwork.docx
@@ -455,7 +455,7 @@
             </w:rPr>
             <w:fldChar w:fldCharType="separate"/>
           </w:r>
-          <w:hyperlink w:anchor="_Toc184654840" w:history="1">
+          <w:hyperlink w:anchor="_Toc184658442" w:history="1">
             <w:r>
               <w:rPr>
                 <w:rStyle w:val="a8"/>
@@ -482,7 +482,7 @@
                 <w:noProof/>
                 <w:webHidden/>
               </w:rPr>
-              <w:instrText xml:space="preserve"> PAGEREF _Toc184654840 \h </w:instrText>
+              <w:instrText xml:space="preserve"> PAGEREF _Toc184658442 \h </w:instrText>
             </w:r>
             <w:r>
               <w:rPr>
@@ -523,7 +523,7 @@
               <w:lang w:eastAsia="ru-RU"/>
             </w:rPr>
           </w:pPr>
-          <w:hyperlink w:anchor="_Toc184654841" w:history="1">
+          <w:hyperlink w:anchor="_Toc184658443" w:history="1">
             <w:r>
               <w:rPr>
                 <w:rStyle w:val="a8"/>
@@ -550,7 +550,7 @@
                 <w:noProof/>
                 <w:webHidden/>
               </w:rPr>
-              <w:instrText xml:space="preserve"> PAGEREF _Toc184654841 \h </w:instrText>
+              <w:instrText xml:space="preserve"> PAGEREF _Toc184658443 \h </w:instrText>
             </w:r>
             <w:r>
               <w:rPr>
@@ -591,7 +591,7 @@
               <w:lang w:eastAsia="ru-RU"/>
             </w:rPr>
           </w:pPr>
-          <w:hyperlink w:anchor="_Toc184654842" w:history="1">
+          <w:hyperlink w:anchor="_Toc184658444" w:history="1">
             <w:r>
               <w:rPr>
                 <w:rStyle w:val="a8"/>
@@ -618,7 +618,7 @@
                 <w:noProof/>
                 <w:webHidden/>
               </w:rPr>
-              <w:instrText xml:space="preserve"> PAGEREF _Toc184654842 \h </w:instrText>
+              <w:instrText xml:space="preserve"> PAGEREF _Toc184658444 \h </w:instrText>
             </w:r>
             <w:r>
               <w:rPr>
@@ -659,7 +659,7 @@
               <w:lang w:eastAsia="ru-RU"/>
             </w:rPr>
           </w:pPr>
-          <w:hyperlink w:anchor="_Toc184654843" w:history="1">
+          <w:hyperlink w:anchor="_Toc184658445" w:history="1">
             <w:r>
               <w:rPr>
                 <w:rStyle w:val="a8"/>
@@ -686,7 +686,7 @@
                 <w:noProof/>
                 <w:webHidden/>
               </w:rPr>
-              <w:instrText xml:space="preserve"> PAGEREF _Toc184654843 \h </w:instrText>
+              <w:instrText xml:space="preserve"> PAGEREF _Toc184658445 \h </w:instrText>
             </w:r>
             <w:r>
               <w:rPr>
@@ -727,7 +727,7 @@
               <w:lang w:eastAsia="ru-RU"/>
             </w:rPr>
           </w:pPr>
-          <w:hyperlink w:anchor="_Toc184654844" w:history="1">
+          <w:hyperlink w:anchor="_Toc184658446" w:history="1">
             <w:r>
               <w:rPr>
                 <w:rStyle w:val="a8"/>
@@ -754,7 +754,7 @@
                 <w:noProof/>
                 <w:webHidden/>
               </w:rPr>
-              <w:instrText xml:space="preserve"> PAGEREF _Toc184654844 \h </w:instrText>
+              <w:instrText xml:space="preserve"> PAGEREF _Toc184658446 \h </w:instrText>
             </w:r>
             <w:r>
               <w:rPr>
@@ -774,7 +774,7 @@
                 <w:noProof/>
                 <w:webHidden/>
               </w:rPr>
-              <w:t>4</w:t>
+              <w:t>5</w:t>
             </w:r>
             <w:r>
               <w:rPr>
@@ -795,7 +795,7 @@
               <w:lang w:eastAsia="ru-RU"/>
             </w:rPr>
           </w:pPr>
-          <w:hyperlink w:anchor="_Toc184654845" w:history="1">
+          <w:hyperlink w:anchor="_Toc184658447" w:history="1">
             <w:r>
               <w:rPr>
                 <w:rStyle w:val="a8"/>
@@ -822,7 +822,7 @@
                 <w:noProof/>
                 <w:webHidden/>
               </w:rPr>
-              <w:instrText xml:space="preserve"> PAGEREF _Toc184654845 \h </w:instrText>
+              <w:instrText xml:space="preserve"> PAGEREF _Toc184658447 \h </w:instrText>
             </w:r>
             <w:r>
               <w:rPr>
@@ -842,7 +842,7 @@
                 <w:noProof/>
                 <w:webHidden/>
               </w:rPr>
-              <w:t>7</w:t>
+              <w:t>8</w:t>
             </w:r>
             <w:r>
               <w:rPr>
@@ -863,7 +863,7 @@
               <w:lang w:eastAsia="ru-RU"/>
             </w:rPr>
           </w:pPr>
-          <w:hyperlink w:anchor="_Toc184654846" w:history="1">
+          <w:hyperlink w:anchor="_Toc184658448" w:history="1">
             <w:r>
               <w:rPr>
                 <w:rStyle w:val="a8"/>
@@ -890,7 +890,7 @@
                 <w:noProof/>
                 <w:webHidden/>
               </w:rPr>
-              <w:instrText xml:space="preserve"> PAGEREF _Toc184654846 \h </w:instrText>
+              <w:instrText xml:space="preserve"> PAGEREF _Toc184658448 \h </w:instrText>
             </w:r>
             <w:r>
               <w:rPr>
@@ -910,7 +910,7 @@
                 <w:noProof/>
                 <w:webHidden/>
               </w:rPr>
-              <w:t>8</w:t>
+              <w:t>9</w:t>
             </w:r>
             <w:r>
               <w:rPr>
@@ -931,7 +931,7 @@
               <w:lang w:eastAsia="ru-RU"/>
             </w:rPr>
           </w:pPr>
-          <w:hyperlink w:anchor="_Toc184654847" w:history="1">
+          <w:hyperlink w:anchor="_Toc184658449" w:history="1">
             <w:r>
               <w:rPr>
                 <w:rStyle w:val="a8"/>
@@ -958,7 +958,7 @@
                 <w:noProof/>
                 <w:webHidden/>
               </w:rPr>
-              <w:instrText xml:space="preserve"> PAGEREF _Toc184654847 \h </w:instrText>
+              <w:instrText xml:space="preserve"> PAGEREF _Toc184658449 \h </w:instrText>
             </w:r>
             <w:r>
               <w:rPr>
@@ -1029,7 +1029,7 @@
       <w:pPr>
         <w:pStyle w:val="1"/>
       </w:pPr>
-      <w:bookmarkStart w:id="0" w:name="_Toc184654840"/>
+      <w:bookmarkStart w:id="0" w:name="_Toc184658442"/>
       <w:r>
         <w:lastRenderedPageBreak/>
         <w:t>Текст индивидуального</w:t>
@@ -1064,9 +1064,36 @@
       <w:r>
         <w:rPr>
           <w:rFonts w:cs="Times New Roman"/>
+          <w:i/>
+          <w:iCs/>
           <w:szCs w:val="28"/>
         </w:rPr>
-        <w:t xml:space="preserve">Ввод: В первой строке вводится 2 числа </w:t>
+        <w:t>В</w:t>
+      </w:r>
+      <w:r>
+        <w:rPr>
+          <w:rFonts w:cs="Times New Roman"/>
+          <w:i/>
+          <w:iCs/>
+          <w:szCs w:val="28"/>
+        </w:rPr>
+        <w:t>ходные данные</w:t>
+      </w:r>
+      <w:r>
+        <w:rPr>
+          <w:rFonts w:cs="Times New Roman"/>
+          <w:i/>
+          <w:iCs/>
+          <w:szCs w:val="28"/>
+        </w:rPr>
+        <w:t>:</w:t>
+      </w:r>
+      <w:r>
+        <w:rPr>
+          <w:rFonts w:cs="Times New Roman"/>
+          <w:szCs w:val="28"/>
+        </w:rPr>
+        <w:t xml:space="preserve"> В первой строке вводится 2 числа </w:t>
       </w:r>
       <m:oMath>
         <m:r>
@@ -1098,7 +1125,23 @@
           <w:rFonts w:cs="Times New Roman"/>
           <w:szCs w:val="28"/>
         </w:rPr>
-        <w:t xml:space="preserve">. Далее в m строках вводится по 2 числа </w:t>
+        <w:t xml:space="preserve">. Далее в </w:t>
+      </w:r>
+      <m:oMath>
+        <m:r>
+          <w:rPr>
+            <w:rFonts w:ascii="Cambria Math" w:hAnsi="Cambria Math" w:cs="Times New Roman"/>
+            <w:szCs w:val="28"/>
+          </w:rPr>
+          <m:t>m</m:t>
+        </m:r>
+      </m:oMath>
+      <w:r>
+        <w:rPr>
+          <w:rFonts w:cs="Times New Roman"/>
+          <w:szCs w:val="28"/>
+        </w:rPr>
+        <w:t xml:space="preserve"> строках вводится по 2 числа </w:t>
       </w:r>
       <m:oMath>
         <m:r>
@@ -1175,16 +1218,43 @@
       <w:r>
         <w:rPr>
           <w:rFonts w:cs="Times New Roman"/>
+          <w:i/>
+          <w:iCs/>
           <w:szCs w:val="28"/>
         </w:rPr>
-        <w:t>Вывод: Вывести все рёбра полученного графа.</w:t>
+        <w:t>Вы</w:t>
+      </w:r>
+      <w:r>
+        <w:rPr>
+          <w:rFonts w:cs="Times New Roman"/>
+          <w:i/>
+          <w:iCs/>
+          <w:szCs w:val="28"/>
+        </w:rPr>
+        <w:t>ходные данные</w:t>
+      </w:r>
+      <w:r>
+        <w:rPr>
+          <w:rFonts w:cs="Times New Roman"/>
+          <w:i/>
+          <w:iCs/>
+          <w:szCs w:val="28"/>
+        </w:rPr>
+        <w:t>:</w:t>
+      </w:r>
+      <w:r>
+        <w:rPr>
+          <w:rFonts w:cs="Times New Roman"/>
+          <w:szCs w:val="28"/>
+        </w:rPr>
+        <w:t xml:space="preserve"> Вывести все рёбра полученного графа.</w:t>
       </w:r>
     </w:p>
     <w:p>
       <w:pPr>
         <w:pStyle w:val="1"/>
       </w:pPr>
-      <w:bookmarkStart w:id="1" w:name="_Toc184654841"/>
+      <w:bookmarkStart w:id="1" w:name="_Toc184658443"/>
       <w:r>
         <w:rPr>
           <w:szCs w:val="28"/>
@@ -1520,7 +1590,7 @@
       <w:pPr>
         <w:pStyle w:val="1"/>
       </w:pPr>
-      <w:bookmarkStart w:id="2" w:name="_Toc184654842"/>
+      <w:bookmarkStart w:id="2" w:name="_Toc184658444"/>
       <w:r>
         <w:rPr>
           <w:szCs w:val="28"/>
@@ -1547,7 +1617,14 @@
         <w:ind w:left="0" w:firstLine="709"/>
       </w:pPr>
       <w:r>
-        <w:t xml:space="preserve">Эффективен по памяти. Список смежности использует </w:t>
+        <w:rPr>
+          <w:i/>
+          <w:iCs/>
+        </w:rPr>
+        <w:t>Эффективен по памяти.</w:t>
+      </w:r>
+      <w:r>
+        <w:t xml:space="preserve"> Список смежности использует </w:t>
       </w:r>
       <m:oMath>
         <m:r>
@@ -1641,7 +1718,14 @@
         <w:ind w:left="0" w:firstLine="709"/>
       </w:pPr>
       <w:r>
-        <w:t>Эффективен при обходе. При BFS список смежности позволяет эффективно находить всех соседей текущей вершины. Список смежности позволяет непосредственно получать соседей текущей вершины без необходимости перебирать все вершины, как это было бы в матрице смежности.</w:t>
+        <w:rPr>
+          <w:i/>
+          <w:iCs/>
+        </w:rPr>
+        <w:t>Эффективен при обходе.</w:t>
+      </w:r>
+      <w:r>
+        <w:t xml:space="preserve"> При BFS список смежности позволяет эффективно находить всех соседей текущей вершины. Список смежности позволяет непосредственно получать соседей текущей вершины без необходимости перебирать все вершины, как это было бы в матрице смежности.</w:t>
       </w:r>
     </w:p>
     <w:p>
@@ -1651,7 +1735,7 @@
           <w:szCs w:val="28"/>
         </w:rPr>
       </w:pPr>
-      <w:bookmarkStart w:id="3" w:name="_Toc184654843"/>
+      <w:bookmarkStart w:id="3" w:name="_Toc184658445"/>
       <w:r>
         <w:rPr>
           <w:szCs w:val="28"/>
@@ -1667,6 +1751,9 @@
       <w:r>
         <w:lastRenderedPageBreak/>
         <w:t>каждой компоненте связности. Таким образом, итоговый граф состоит из тех же компонент связности, что и исходный, но каждая из них становится деревом, а значит, автоматически является двудольной.</w:t>
+      </w:r>
+      <w:r>
+        <w:t xml:space="preserve"> Выделение деревьев, на наш взгляд, является наиболее наглядной формой для представления двудольных компонент.</w:t>
       </w:r>
     </w:p>
     <w:p>
@@ -1761,7 +1848,19 @@
     </w:p>
     <w:p>
       <w:r>
-        <w:t xml:space="preserve">После завершения обхода компоненты связности подсчитываются, а остовные рёбра для каждой из них сохраняются в массиве spanning_edges. На последнем этапе программа выводит количество компонент связности и рёбра остовного дерева для каждой компоненты. Печать данных занимает </w:t>
+        <w:t xml:space="preserve">После завершения обхода компоненты связности подсчитываются, а остовные рёбра для каждой из них сохраняются в массиве </w:t>
+      </w:r>
+      <w:proofErr w:type="spellStart"/>
+      <w:r>
+        <w:rPr>
+          <w:i/>
+          <w:iCs/>
+        </w:rPr>
+        <w:t>spanning_edges</w:t>
+      </w:r>
+      <w:proofErr w:type="spellEnd"/>
+      <w:r>
+        <w:t xml:space="preserve">. На последнем этапе программа выводит количество компонент связности и рёбра остовного дерева для каждой компоненты. Печать данных занимает </w:t>
       </w:r>
       <m:oMath>
         <m:r>
@@ -1856,11 +1955,12 @@
           <w:szCs w:val="28"/>
         </w:rPr>
       </w:pPr>
-      <w:bookmarkStart w:id="4" w:name="_Toc184654844"/>
+      <w:bookmarkStart w:id="4" w:name="_Toc184658446"/>
       <w:r>
         <w:rPr>
           <w:szCs w:val="28"/>
         </w:rPr>
+        <w:lastRenderedPageBreak/>
         <w:t>Набор тестов и результаты проверки алгоритма на ЭВМ</w:t>
       </w:r>
       <w:bookmarkEnd w:id="4"/>
@@ -1980,7 +2080,6 @@
                 <w:sz w:val="24"/>
                 <w:szCs w:val="20"/>
               </w:rPr>
-              <w:lastRenderedPageBreak/>
               <w:t>1 2</w:t>
             </w:r>
           </w:p>
@@ -2192,7 +2291,6 @@
                 <w:szCs w:val="20"/>
                 <w:lang w:val="en-US"/>
               </w:rPr>
-              <w:lastRenderedPageBreak/>
               <w:t>Count of connected components: 1</w:t>
             </w:r>
           </w:p>
@@ -2337,7 +2435,6 @@
         <w:jc w:val="center"/>
       </w:pPr>
       <w:r>
-        <w:lastRenderedPageBreak/>
         <w:t>Таблица 1 – Пример №1</w:t>
       </w:r>
     </w:p>
@@ -2413,6 +2510,16 @@
         <w:t>Рисунок 1 – Визуализация примера №1</w:t>
       </w:r>
     </w:p>
+    <w:p>
+      <w:pPr>
+        <w:spacing w:after="160" w:line="259" w:lineRule="auto"/>
+        <w:ind w:firstLine="0"/>
+        <w:jc w:val="left"/>
+      </w:pPr>
+      <w:r>
+        <w:br w:type="page"/>
+      </w:r>
+    </w:p>
     <w:tbl>
       <w:tblPr>
         <w:tblStyle w:val="af1"/>
@@ -2451,6 +2558,7 @@
                 <w:sz w:val="24"/>
                 <w:szCs w:val="20"/>
               </w:rPr>
+              <w:lastRenderedPageBreak/>
               <w:t>Ввод</w:t>
             </w:r>
           </w:p>
@@ -2820,12 +2928,21 @@
                 <w:szCs w:val="20"/>
               </w:rPr>
             </w:pPr>
-            <w:r>
-              <w:rPr>
-                <w:sz w:val="24"/>
-                <w:szCs w:val="20"/>
-              </w:rPr>
-              <w:t>Component 2:</w:t>
+            <w:proofErr w:type="spellStart"/>
+            <w:r>
+              <w:rPr>
+                <w:sz w:val="24"/>
+                <w:szCs w:val="20"/>
+              </w:rPr>
+              <w:t>Component</w:t>
+            </w:r>
+            <w:proofErr w:type="spellEnd"/>
+            <w:r>
+              <w:rPr>
+                <w:sz w:val="24"/>
+                <w:szCs w:val="20"/>
+              </w:rPr>
+              <w:t xml:space="preserve"> 2:</w:t>
             </w:r>
           </w:p>
           <w:p>
@@ -2881,12 +2998,21 @@
                 <w:szCs w:val="20"/>
               </w:rPr>
             </w:pPr>
-            <w:r>
-              <w:rPr>
-                <w:sz w:val="24"/>
-                <w:szCs w:val="20"/>
-              </w:rPr>
-              <w:t>Component 3:</w:t>
+            <w:proofErr w:type="spellStart"/>
+            <w:r>
+              <w:rPr>
+                <w:sz w:val="24"/>
+                <w:szCs w:val="20"/>
+              </w:rPr>
+              <w:t>Component</w:t>
+            </w:r>
+            <w:proofErr w:type="spellEnd"/>
+            <w:r>
+              <w:rPr>
+                <w:sz w:val="24"/>
+                <w:szCs w:val="20"/>
+              </w:rPr>
+              <w:t xml:space="preserve"> 3:</w:t>
             </w:r>
           </w:p>
           <w:p>
@@ -2937,7 +3063,6 @@
     </w:p>
     <w:p>
       <w:r>
-        <w:lastRenderedPageBreak/>
         <w:t xml:space="preserve">Второй пример демонстрирует корректную работу алгоритма на графе с несколькими компонентами связности. При этом в каждой компоненте связности итогового графа рёбра идут от вершин с наименьшим номером. Это объясняется тем, что вершины перебираются в цикле от </w:t>
       </w:r>
       <m:oMath>
@@ -3025,6 +3150,16 @@
         <w:t>Рисунок 2 – Визуализация примера №2</w:t>
       </w:r>
     </w:p>
+    <w:p>
+      <w:pPr>
+        <w:spacing w:after="160" w:line="259" w:lineRule="auto"/>
+        <w:ind w:firstLine="0"/>
+        <w:jc w:val="left"/>
+      </w:pPr>
+      <w:r>
+        <w:br w:type="page"/>
+      </w:r>
+    </w:p>
     <w:tbl>
       <w:tblPr>
         <w:tblStyle w:val="af1"/>
@@ -3177,6 +3312,7 @@
                 <w:szCs w:val="20"/>
                 <w:lang w:val="en-US"/>
               </w:rPr>
+              <w:lastRenderedPageBreak/>
               <w:t>3 6</w:t>
             </w:r>
           </w:p>
@@ -3500,7 +3636,6 @@
                 <w:szCs w:val="20"/>
                 <w:lang w:val="en-US"/>
               </w:rPr>
-              <w:lastRenderedPageBreak/>
               <w:t>5 7</w:t>
             </w:r>
           </w:p>
@@ -3952,6 +4087,7 @@
                 <w:sz w:val="24"/>
                 <w:szCs w:val="20"/>
               </w:rPr>
+              <w:lastRenderedPageBreak/>
               <w:t>1-5</w:t>
             </w:r>
           </w:p>
@@ -4059,12 +4195,21 @@
                 <w:szCs w:val="20"/>
               </w:rPr>
             </w:pPr>
-            <w:r>
-              <w:rPr>
-                <w:sz w:val="24"/>
-                <w:szCs w:val="20"/>
-              </w:rPr>
-              <w:t>Component 2:</w:t>
+            <w:proofErr w:type="spellStart"/>
+            <w:r>
+              <w:rPr>
+                <w:sz w:val="24"/>
+                <w:szCs w:val="20"/>
+              </w:rPr>
+              <w:t>Component</w:t>
+            </w:r>
+            <w:proofErr w:type="spellEnd"/>
+            <w:r>
+              <w:rPr>
+                <w:sz w:val="24"/>
+                <w:szCs w:val="20"/>
+              </w:rPr>
+              <w:t xml:space="preserve"> 2:</w:t>
             </w:r>
           </w:p>
           <w:p>
@@ -4195,6 +4340,7 @@
         <w:jc w:val="center"/>
       </w:pPr>
       <w:r>
+        <w:lastRenderedPageBreak/>
         <w:t>Таблица 3 – Пример №3</w:t>
       </w:r>
     </w:p>
@@ -4212,6 +4358,7 @@
         <w:rPr>
           <w:noProof/>
         </w:rPr>
+        <w:lastRenderedPageBreak/>
         <w:drawing>
           <wp:inline distT="0" distB="0" distL="0" distR="0" wp14:anchorId="04E44D82" wp14:editId="0229E378">
             <wp:extent cx="5940425" cy="2975610"/>
@@ -4268,7 +4415,7 @@
       <w:pPr>
         <w:pStyle w:val="1"/>
       </w:pPr>
-      <w:bookmarkStart w:id="5" w:name="_Toc184654845"/>
+      <w:bookmarkStart w:id="5" w:name="_Toc184658447"/>
       <w:r>
         <w:t>Выводы</w:t>
       </w:r>
@@ -4276,11 +4423,7 @@
     </w:p>
     <w:p>
       <w:r>
-        <w:t xml:space="preserve">В ходе выполнения работы была решена задача выделения множества двудольных компонент из заданного неориентированного графа. Исходный </w:t>
-      </w:r>
-      <w:r>
-        <w:lastRenderedPageBreak/>
-        <w:t>граф был представлен в виде списка смежности, что позволило эффективно обрабатывать граф. Применённый алгоритм основан на методе обхода в ширину (BFS), с помощью которого были найдены все компоненты связности и построены их остовные деревья.</w:t>
+        <w:t>В ходе выполнения работы была решена задача выделения множества двудольных компонент из заданного неориентированного графа. Исходный граф был представлен в виде списка смежности, что позволило эффективно обрабатывать граф. Применённый алгоритм основан на методе обхода в ширину (BFS), с помощью которого были найдены все компоненты связности и построены их остовные деревья.</w:t>
       </w:r>
     </w:p>
     <w:p>
@@ -4366,6 +4509,7 @@
         <w:ind w:left="0" w:firstLine="709"/>
       </w:pPr>
       <w:r>
+        <w:lastRenderedPageBreak/>
         <w:t>Алгоритм успешно протестирован на различных типах графов: с одной компонентой связности, с несколькими компонентами, а также на плотных графах. Во всех случаях результаты работы программы корректны, что подтверждает её функциональность и надёжность.</w:t>
       </w:r>
     </w:p>
@@ -4379,7 +4523,7 @@
         <w:pStyle w:val="1"/>
         <w:ind w:right="-1"/>
       </w:pPr>
-      <w:bookmarkStart w:id="6" w:name="_Toc184654846"/>
+      <w:bookmarkStart w:id="6" w:name="_Toc184658448"/>
       <w:r>
         <w:t>Список использованн</w:t>
       </w:r>
@@ -4479,7 +4623,6 @@
           <w:szCs w:val="28"/>
           <w:lang w:val="en-US"/>
         </w:rPr>
-        <w:lastRenderedPageBreak/>
         <w:br w:type="page"/>
       </w:r>
     </w:p>
@@ -4491,7 +4634,7 @@
           <w:lang w:val="en-US"/>
         </w:rPr>
       </w:pPr>
-      <w:bookmarkStart w:id="7" w:name="_Toc184654847"/>
+      <w:bookmarkStart w:id="7" w:name="_Toc184658449"/>
       <w:r>
         <w:lastRenderedPageBreak/>
         <w:t>Приложение</w:t>
@@ -4903,6 +5046,7 @@
         <w:br/>
         <w:t xml:space="preserve">    </w:t>
       </w:r>
+      <w:proofErr w:type="spellStart"/>
       <w:r>
         <w:rPr>
           <w:rFonts w:ascii="Consolas" w:eastAsia="Times New Roman" w:hAnsi="Consolas" w:cs="Courier New"/>
@@ -4913,7 +5057,20 @@
           <w:szCs w:val="20"/>
           <w:lang w:val="en-US" w:eastAsia="ru-RU"/>
         </w:rPr>
-        <w:t xml:space="preserve">cin </w:t>
+        <w:t>cin</w:t>
+      </w:r>
+      <w:proofErr w:type="spellEnd"/>
+      <w:r>
+        <w:rPr>
+          <w:rFonts w:ascii="Consolas" w:eastAsia="Times New Roman" w:hAnsi="Consolas" w:cs="Courier New"/>
+          <w:b/>
+          <w:bCs/>
+          <w:color w:val="000000"/>
+          <w:sz w:val="20"/>
+          <w:szCs w:val="20"/>
+          <w:lang w:val="en-US" w:eastAsia="ru-RU"/>
+        </w:rPr>
+        <w:t xml:space="preserve"> </w:t>
       </w:r>
       <w:r>
         <w:rPr>
@@ -5157,6 +5314,7 @@
         </w:rPr>
         <w:t xml:space="preserve">int </w:t>
       </w:r>
+      <w:proofErr w:type="spellStart"/>
       <w:r>
         <w:rPr>
           <w:rFonts w:ascii="Consolas" w:eastAsia="Times New Roman" w:hAnsi="Consolas" w:cs="Courier New"/>
@@ -5167,7 +5325,20 @@
           <w:szCs w:val="20"/>
           <w:lang w:val="en-US" w:eastAsia="ru-RU"/>
         </w:rPr>
-        <w:t xml:space="preserve">i </w:t>
+        <w:t>i</w:t>
+      </w:r>
+      <w:proofErr w:type="spellEnd"/>
+      <w:r>
+        <w:rPr>
+          <w:rFonts w:ascii="Consolas" w:eastAsia="Times New Roman" w:hAnsi="Consolas" w:cs="Courier New"/>
+          <w:b/>
+          <w:bCs/>
+          <w:color w:val="000000"/>
+          <w:sz w:val="20"/>
+          <w:szCs w:val="20"/>
+          <w:lang w:val="en-US" w:eastAsia="ru-RU"/>
+        </w:rPr>
+        <w:t xml:space="preserve"> </w:t>
       </w:r>
       <w:r>
         <w:rPr>
@@ -5205,6 +5376,7 @@
         </w:rPr>
         <w:t xml:space="preserve">; </w:t>
       </w:r>
+      <w:proofErr w:type="spellStart"/>
       <w:r>
         <w:rPr>
           <w:rFonts w:ascii="Consolas" w:eastAsia="Times New Roman" w:hAnsi="Consolas" w:cs="Courier New"/>
@@ -5215,7 +5387,20 @@
           <w:szCs w:val="20"/>
           <w:lang w:val="en-US" w:eastAsia="ru-RU"/>
         </w:rPr>
-        <w:t xml:space="preserve">i </w:t>
+        <w:t>i</w:t>
+      </w:r>
+      <w:proofErr w:type="spellEnd"/>
+      <w:r>
+        <w:rPr>
+          <w:rFonts w:ascii="Consolas" w:eastAsia="Times New Roman" w:hAnsi="Consolas" w:cs="Courier New"/>
+          <w:b/>
+          <w:bCs/>
+          <w:color w:val="000000"/>
+          <w:sz w:val="20"/>
+          <w:szCs w:val="20"/>
+          <w:lang w:val="en-US" w:eastAsia="ru-RU"/>
+        </w:rPr>
+        <w:t xml:space="preserve"> </w:t>
       </w:r>
       <w:r>
         <w:rPr>
@@ -5253,6 +5438,7 @@
         </w:rPr>
         <w:t>; ++</w:t>
       </w:r>
+      <w:proofErr w:type="spellStart"/>
       <w:r>
         <w:rPr>
           <w:rFonts w:ascii="Consolas" w:eastAsia="Times New Roman" w:hAnsi="Consolas" w:cs="Courier New"/>
@@ -5265,6 +5451,7 @@
         </w:rPr>
         <w:t>i</w:t>
       </w:r>
+      <w:proofErr w:type="spellEnd"/>
       <w:r>
         <w:rPr>
           <w:rFonts w:ascii="Consolas" w:eastAsia="Times New Roman" w:hAnsi="Consolas" w:cs="Courier New"/>
@@ -5290,6 +5477,7 @@
         <w:br/>
         <w:t xml:space="preserve">        </w:t>
       </w:r>
+      <w:proofErr w:type="spellStart"/>
       <w:r>
         <w:rPr>
           <w:rFonts w:ascii="Consolas" w:eastAsia="Times New Roman" w:hAnsi="Consolas" w:cs="Courier New"/>
@@ -5300,7 +5488,20 @@
           <w:szCs w:val="20"/>
           <w:lang w:val="en-US" w:eastAsia="ru-RU"/>
         </w:rPr>
-        <w:t xml:space="preserve">cin </w:t>
+        <w:t>cin</w:t>
+      </w:r>
+      <w:proofErr w:type="spellEnd"/>
+      <w:r>
+        <w:rPr>
+          <w:rFonts w:ascii="Consolas" w:eastAsia="Times New Roman" w:hAnsi="Consolas" w:cs="Courier New"/>
+          <w:b/>
+          <w:bCs/>
+          <w:color w:val="000000"/>
+          <w:sz w:val="20"/>
+          <w:szCs w:val="20"/>
+          <w:lang w:val="en-US" w:eastAsia="ru-RU"/>
+        </w:rPr>
+        <w:t xml:space="preserve"> </w:t>
       </w:r>
       <w:r>
         <w:rPr>
@@ -5507,7 +5708,33 @@
           <w:szCs w:val="20"/>
           <w:lang w:val="en-US" w:eastAsia="ru-RU"/>
         </w:rPr>
-        <w:t>.push_back(</w:t>
+        <w:t>.</w:t>
+      </w:r>
+      <w:proofErr w:type="spellStart"/>
+      <w:r>
+        <w:rPr>
+          <w:rFonts w:ascii="Consolas" w:eastAsia="Times New Roman" w:hAnsi="Consolas" w:cs="Courier New"/>
+          <w:b/>
+          <w:bCs/>
+          <w:color w:val="080808"/>
+          <w:sz w:val="20"/>
+          <w:szCs w:val="20"/>
+          <w:lang w:val="en-US" w:eastAsia="ru-RU"/>
+        </w:rPr>
+        <w:t>push_back</w:t>
+      </w:r>
+      <w:proofErr w:type="spellEnd"/>
+      <w:r>
+        <w:rPr>
+          <w:rFonts w:ascii="Consolas" w:eastAsia="Times New Roman" w:hAnsi="Consolas" w:cs="Courier New"/>
+          <w:b/>
+          <w:bCs/>
+          <w:color w:val="080808"/>
+          <w:sz w:val="20"/>
+          <w:szCs w:val="20"/>
+          <w:lang w:val="en-US" w:eastAsia="ru-RU"/>
+        </w:rPr>
+        <w:t>(</w:t>
       </w:r>
       <w:r>
         <w:rPr>
@@ -5604,7 +5831,33 @@
           <w:szCs w:val="20"/>
           <w:lang w:val="en-US" w:eastAsia="ru-RU"/>
         </w:rPr>
-        <w:t>.push_back(</w:t>
+        <w:t>.</w:t>
+      </w:r>
+      <w:proofErr w:type="spellStart"/>
+      <w:r>
+        <w:rPr>
+          <w:rFonts w:ascii="Consolas" w:eastAsia="Times New Roman" w:hAnsi="Consolas" w:cs="Courier New"/>
+          <w:b/>
+          <w:bCs/>
+          <w:color w:val="080808"/>
+          <w:sz w:val="20"/>
+          <w:szCs w:val="20"/>
+          <w:lang w:val="en-US" w:eastAsia="ru-RU"/>
+        </w:rPr>
+        <w:t>push_back</w:t>
+      </w:r>
+      <w:proofErr w:type="spellEnd"/>
+      <w:r>
+        <w:rPr>
+          <w:rFonts w:ascii="Consolas" w:eastAsia="Times New Roman" w:hAnsi="Consolas" w:cs="Courier New"/>
+          <w:b/>
+          <w:bCs/>
+          <w:color w:val="080808"/>
+          <w:sz w:val="20"/>
+          <w:szCs w:val="20"/>
+          <w:lang w:val="en-US" w:eastAsia="ru-RU"/>
+        </w:rPr>
+        <w:t>(</w:t>
       </w:r>
       <w:r>
         <w:rPr>
@@ -5801,6 +6054,7 @@
         </w:rPr>
         <w:t xml:space="preserve">int </w:t>
       </w:r>
+      <w:proofErr w:type="spellStart"/>
       <w:r>
         <w:rPr>
           <w:rFonts w:ascii="Consolas" w:eastAsia="Times New Roman" w:hAnsi="Consolas" w:cs="Courier New"/>
@@ -5811,7 +6065,20 @@
           <w:szCs w:val="20"/>
           <w:lang w:val="en-US" w:eastAsia="ru-RU"/>
         </w:rPr>
-        <w:t xml:space="preserve">cnt </w:t>
+        <w:t>cnt</w:t>
+      </w:r>
+      <w:proofErr w:type="spellEnd"/>
+      <w:r>
+        <w:rPr>
+          <w:rFonts w:ascii="Consolas" w:eastAsia="Times New Roman" w:hAnsi="Consolas" w:cs="Courier New"/>
+          <w:b/>
+          <w:bCs/>
+          <w:color w:val="000000"/>
+          <w:sz w:val="20"/>
+          <w:szCs w:val="20"/>
+          <w:lang w:val="en-US" w:eastAsia="ru-RU"/>
+        </w:rPr>
+        <w:t xml:space="preserve"> </w:t>
       </w:r>
       <w:r>
         <w:rPr>
@@ -5982,6 +6249,7 @@
         </w:rPr>
         <w:t xml:space="preserve">&gt;&gt;&gt; </w:t>
       </w:r>
+      <w:proofErr w:type="spellStart"/>
       <w:r>
         <w:rPr>
           <w:rFonts w:ascii="Consolas" w:eastAsia="Times New Roman" w:hAnsi="Consolas" w:cs="Courier New"/>
@@ -5994,6 +6262,7 @@
         </w:rPr>
         <w:t>spanning_edges</w:t>
       </w:r>
+      <w:proofErr w:type="spellEnd"/>
       <w:r>
         <w:rPr>
           <w:rFonts w:ascii="Consolas" w:eastAsia="Times New Roman" w:hAnsi="Consolas" w:cs="Courier New"/>
@@ -6140,6 +6409,7 @@
         </w:rPr>
         <w:t xml:space="preserve">int </w:t>
       </w:r>
+      <w:proofErr w:type="spellStart"/>
       <w:r>
         <w:rPr>
           <w:rFonts w:ascii="Consolas" w:eastAsia="Times New Roman" w:hAnsi="Consolas" w:cs="Courier New"/>
@@ -6150,7 +6420,20 @@
           <w:szCs w:val="20"/>
           <w:lang w:val="en-US" w:eastAsia="ru-RU"/>
         </w:rPr>
-        <w:t xml:space="preserve">i </w:t>
+        <w:t>i</w:t>
+      </w:r>
+      <w:proofErr w:type="spellEnd"/>
+      <w:r>
+        <w:rPr>
+          <w:rFonts w:ascii="Consolas" w:eastAsia="Times New Roman" w:hAnsi="Consolas" w:cs="Courier New"/>
+          <w:b/>
+          <w:bCs/>
+          <w:color w:val="000000"/>
+          <w:sz w:val="20"/>
+          <w:szCs w:val="20"/>
+          <w:lang w:val="en-US" w:eastAsia="ru-RU"/>
+        </w:rPr>
+        <w:t xml:space="preserve"> </w:t>
       </w:r>
       <w:r>
         <w:rPr>
@@ -6188,6 +6471,7 @@
         </w:rPr>
         <w:t xml:space="preserve">; </w:t>
       </w:r>
+      <w:proofErr w:type="spellStart"/>
       <w:r>
         <w:rPr>
           <w:rFonts w:ascii="Consolas" w:eastAsia="Times New Roman" w:hAnsi="Consolas" w:cs="Courier New"/>
@@ -6198,7 +6482,20 @@
           <w:szCs w:val="20"/>
           <w:lang w:val="en-US" w:eastAsia="ru-RU"/>
         </w:rPr>
-        <w:t xml:space="preserve">i </w:t>
+        <w:t>i</w:t>
+      </w:r>
+      <w:proofErr w:type="spellEnd"/>
+      <w:r>
+        <w:rPr>
+          <w:rFonts w:ascii="Consolas" w:eastAsia="Times New Roman" w:hAnsi="Consolas" w:cs="Courier New"/>
+          <w:b/>
+          <w:bCs/>
+          <w:color w:val="000000"/>
+          <w:sz w:val="20"/>
+          <w:szCs w:val="20"/>
+          <w:lang w:val="en-US" w:eastAsia="ru-RU"/>
+        </w:rPr>
+        <w:t xml:space="preserve"> </w:t>
       </w:r>
       <w:r>
         <w:rPr>
@@ -6236,6 +6533,7 @@
         </w:rPr>
         <w:t>; ++</w:t>
       </w:r>
+      <w:proofErr w:type="spellStart"/>
       <w:r>
         <w:rPr>
           <w:rFonts w:ascii="Consolas" w:eastAsia="Times New Roman" w:hAnsi="Consolas" w:cs="Courier New"/>
@@ -6248,6 +6546,7 @@
         </w:rPr>
         <w:t>i</w:t>
       </w:r>
+      <w:proofErr w:type="spellEnd"/>
       <w:r>
         <w:rPr>
           <w:rFonts w:ascii="Consolas" w:eastAsia="Times New Roman" w:hAnsi="Consolas" w:cs="Courier New"/>
@@ -6321,6 +6620,7 @@
         </w:rPr>
         <w:t>[</w:t>
       </w:r>
+      <w:proofErr w:type="spellStart"/>
       <w:r>
         <w:rPr>
           <w:rFonts w:ascii="Consolas" w:eastAsia="Times New Roman" w:hAnsi="Consolas" w:cs="Courier New"/>
@@ -6333,6 +6633,7 @@
         </w:rPr>
         <w:t>i</w:t>
       </w:r>
+      <w:proofErr w:type="spellEnd"/>
       <w:r>
         <w:rPr>
           <w:rFonts w:ascii="Consolas" w:eastAsia="Times New Roman" w:hAnsi="Consolas" w:cs="Courier New"/>
@@ -6370,6 +6671,7 @@
         <w:br/>
         <w:t xml:space="preserve">            </w:t>
       </w:r>
+      <w:proofErr w:type="spellStart"/>
       <w:r>
         <w:rPr>
           <w:rFonts w:ascii="Consolas" w:eastAsia="Times New Roman" w:hAnsi="Consolas" w:cs="Courier New"/>
@@ -6392,7 +6694,20 @@
           <w:szCs w:val="20"/>
           <w:lang w:val="en-US" w:eastAsia="ru-RU"/>
         </w:rPr>
-        <w:t>.emplace_back();</w:t>
+        <w:t>.emplace_back</w:t>
+      </w:r>
+      <w:proofErr w:type="spellEnd"/>
+      <w:r>
+        <w:rPr>
+          <w:rFonts w:ascii="Consolas" w:eastAsia="Times New Roman" w:hAnsi="Consolas" w:cs="Courier New"/>
+          <w:b/>
+          <w:bCs/>
+          <w:color w:val="080808"/>
+          <w:sz w:val="20"/>
+          <w:szCs w:val="20"/>
+          <w:lang w:val="en-US" w:eastAsia="ru-RU"/>
+        </w:rPr>
+        <w:t>();</w:t>
       </w:r>
       <w:r>
         <w:rPr>
@@ -6431,6 +6746,7 @@
         </w:rPr>
         <w:t>[</w:t>
       </w:r>
+      <w:proofErr w:type="spellStart"/>
       <w:r>
         <w:rPr>
           <w:rFonts w:ascii="Consolas" w:eastAsia="Times New Roman" w:hAnsi="Consolas" w:cs="Courier New"/>
@@ -6443,6 +6759,7 @@
         </w:rPr>
         <w:t>i</w:t>
       </w:r>
+      <w:proofErr w:type="spellEnd"/>
       <w:r>
         <w:rPr>
           <w:rFonts w:ascii="Consolas" w:eastAsia="Times New Roman" w:hAnsi="Consolas" w:cs="Courier New"/>
@@ -6492,6 +6809,7 @@
         <w:br/>
         <w:t xml:space="preserve">            </w:t>
       </w:r>
+      <w:proofErr w:type="spellStart"/>
       <w:r>
         <w:rPr>
           <w:rFonts w:ascii="Consolas" w:eastAsia="Times New Roman" w:hAnsi="Consolas" w:cs="Courier New"/>
@@ -6514,8 +6832,22 @@
           <w:szCs w:val="20"/>
           <w:lang w:val="en-US" w:eastAsia="ru-RU"/>
         </w:rPr>
-        <w:t>.push(</w:t>
-      </w:r>
+        <w:t>.push</w:t>
+      </w:r>
+      <w:proofErr w:type="spellEnd"/>
+      <w:r>
+        <w:rPr>
+          <w:rFonts w:ascii="Consolas" w:eastAsia="Times New Roman" w:hAnsi="Consolas" w:cs="Courier New"/>
+          <w:b/>
+          <w:bCs/>
+          <w:color w:val="080808"/>
+          <w:sz w:val="20"/>
+          <w:szCs w:val="20"/>
+          <w:lang w:val="en-US" w:eastAsia="ru-RU"/>
+        </w:rPr>
+        <w:t>(</w:t>
+      </w:r>
+      <w:proofErr w:type="spellStart"/>
       <w:r>
         <w:rPr>
           <w:rFonts w:ascii="Consolas" w:eastAsia="Times New Roman" w:hAnsi="Consolas" w:cs="Courier New"/>
@@ -6528,6 +6860,7 @@
         </w:rPr>
         <w:t>i</w:t>
       </w:r>
+      <w:proofErr w:type="spellEnd"/>
       <w:r>
         <w:rPr>
           <w:rFonts w:ascii="Consolas" w:eastAsia="Times New Roman" w:hAnsi="Consolas" w:cs="Courier New"/>
@@ -6577,6 +6910,7 @@
         </w:rPr>
         <w:t>(!</w:t>
       </w:r>
+      <w:proofErr w:type="spellStart"/>
       <w:r>
         <w:rPr>
           <w:rFonts w:ascii="Consolas" w:eastAsia="Times New Roman" w:hAnsi="Consolas" w:cs="Courier New"/>
@@ -6599,7 +6933,20 @@
           <w:szCs w:val="20"/>
           <w:lang w:val="en-US" w:eastAsia="ru-RU"/>
         </w:rPr>
-        <w:t>.empty()) {</w:t>
+        <w:t>.empty</w:t>
+      </w:r>
+      <w:proofErr w:type="spellEnd"/>
+      <w:r>
+        <w:rPr>
+          <w:rFonts w:ascii="Consolas" w:eastAsia="Times New Roman" w:hAnsi="Consolas" w:cs="Courier New"/>
+          <w:b/>
+          <w:bCs/>
+          <w:color w:val="080808"/>
+          <w:sz w:val="20"/>
+          <w:szCs w:val="20"/>
+          <w:lang w:val="en-US" w:eastAsia="ru-RU"/>
+        </w:rPr>
+        <w:t>()) {</w:t>
       </w:r>
       <w:r>
         <w:rPr>
@@ -6638,6 +6985,7 @@
         </w:rPr>
         <w:t xml:space="preserve">= </w:t>
       </w:r>
+      <w:proofErr w:type="spellStart"/>
       <w:r>
         <w:rPr>
           <w:rFonts w:ascii="Consolas" w:eastAsia="Times New Roman" w:hAnsi="Consolas" w:cs="Courier New"/>
@@ -6660,7 +7008,20 @@
           <w:szCs w:val="20"/>
           <w:lang w:val="en-US" w:eastAsia="ru-RU"/>
         </w:rPr>
-        <w:t>.front();</w:t>
+        <w:t>.front</w:t>
+      </w:r>
+      <w:proofErr w:type="spellEnd"/>
+      <w:r>
+        <w:rPr>
+          <w:rFonts w:ascii="Consolas" w:eastAsia="Times New Roman" w:hAnsi="Consolas" w:cs="Courier New"/>
+          <w:b/>
+          <w:bCs/>
+          <w:color w:val="080808"/>
+          <w:sz w:val="20"/>
+          <w:szCs w:val="20"/>
+          <w:lang w:val="en-US" w:eastAsia="ru-RU"/>
+        </w:rPr>
+        <w:t>();</w:t>
       </w:r>
       <w:r>
         <w:rPr>
@@ -6675,6 +7036,7 @@
         <w:br/>
         <w:t xml:space="preserve">                </w:t>
       </w:r>
+      <w:proofErr w:type="spellStart"/>
       <w:r>
         <w:rPr>
           <w:rFonts w:ascii="Consolas" w:eastAsia="Times New Roman" w:hAnsi="Consolas" w:cs="Courier New"/>
@@ -6697,7 +7059,20 @@
           <w:szCs w:val="20"/>
           <w:lang w:val="en-US" w:eastAsia="ru-RU"/>
         </w:rPr>
-        <w:t>.pop();</w:t>
+        <w:t>.pop</w:t>
+      </w:r>
+      <w:proofErr w:type="spellEnd"/>
+      <w:r>
+        <w:rPr>
+          <w:rFonts w:ascii="Consolas" w:eastAsia="Times New Roman" w:hAnsi="Consolas" w:cs="Courier New"/>
+          <w:b/>
+          <w:bCs/>
+          <w:color w:val="080808"/>
+          <w:sz w:val="20"/>
+          <w:szCs w:val="20"/>
+          <w:lang w:val="en-US" w:eastAsia="ru-RU"/>
+        </w:rPr>
+        <w:t>();</w:t>
       </w:r>
       <w:r>
         <w:rPr>
@@ -7027,6 +7402,7 @@
         <w:br/>
         <w:t xml:space="preserve">                        </w:t>
       </w:r>
+      <w:proofErr w:type="spellStart"/>
       <w:r>
         <w:rPr>
           <w:rFonts w:ascii="Consolas" w:eastAsia="Times New Roman" w:hAnsi="Consolas" w:cs="Courier New"/>
@@ -7039,6 +7415,7 @@
         </w:rPr>
         <w:t>spanning_edges</w:t>
       </w:r>
+      <w:proofErr w:type="spellEnd"/>
       <w:r>
         <w:rPr>
           <w:rFonts w:ascii="Consolas" w:eastAsia="Times New Roman" w:hAnsi="Consolas" w:cs="Courier New"/>
@@ -7051,6 +7428,7 @@
         </w:rPr>
         <w:t>[</w:t>
       </w:r>
+      <w:proofErr w:type="spellStart"/>
       <w:r>
         <w:rPr>
           <w:rFonts w:ascii="Consolas" w:eastAsia="Times New Roman" w:hAnsi="Consolas" w:cs="Courier New"/>
@@ -7063,6 +7441,7 @@
         </w:rPr>
         <w:t>cnt</w:t>
       </w:r>
+      <w:proofErr w:type="spellEnd"/>
       <w:r>
         <w:rPr>
           <w:rFonts w:ascii="Consolas" w:eastAsia="Times New Roman" w:hAnsi="Consolas" w:cs="Courier New"/>
@@ -7085,7 +7464,33 @@
           <w:szCs w:val="20"/>
           <w:lang w:val="en-US" w:eastAsia="ru-RU"/>
         </w:rPr>
-        <w:t>.emplace_back(</w:t>
+        <w:t>.</w:t>
+      </w:r>
+      <w:proofErr w:type="spellStart"/>
+      <w:r>
+        <w:rPr>
+          <w:rFonts w:ascii="Consolas" w:eastAsia="Times New Roman" w:hAnsi="Consolas" w:cs="Courier New"/>
+          <w:b/>
+          <w:bCs/>
+          <w:color w:val="080808"/>
+          <w:sz w:val="20"/>
+          <w:szCs w:val="20"/>
+          <w:lang w:val="en-US" w:eastAsia="ru-RU"/>
+        </w:rPr>
+        <w:t>emplace_back</w:t>
+      </w:r>
+      <w:proofErr w:type="spellEnd"/>
+      <w:r>
+        <w:rPr>
+          <w:rFonts w:ascii="Consolas" w:eastAsia="Times New Roman" w:hAnsi="Consolas" w:cs="Courier New"/>
+          <w:b/>
+          <w:bCs/>
+          <w:color w:val="080808"/>
+          <w:sz w:val="20"/>
+          <w:szCs w:val="20"/>
+          <w:lang w:val="en-US" w:eastAsia="ru-RU"/>
+        </w:rPr>
+        <w:t>(</w:t>
       </w:r>
       <w:r>
         <w:rPr>
@@ -7148,6 +7553,7 @@
         <w:br/>
         <w:t xml:space="preserve">                        </w:t>
       </w:r>
+      <w:proofErr w:type="spellStart"/>
       <w:r>
         <w:rPr>
           <w:rFonts w:ascii="Consolas" w:eastAsia="Times New Roman" w:hAnsi="Consolas" w:cs="Courier New"/>
@@ -7170,7 +7576,20 @@
           <w:szCs w:val="20"/>
           <w:lang w:val="en-US" w:eastAsia="ru-RU"/>
         </w:rPr>
-        <w:t>.push(</w:t>
+        <w:t>.push</w:t>
+      </w:r>
+      <w:proofErr w:type="spellEnd"/>
+      <w:r>
+        <w:rPr>
+          <w:rFonts w:ascii="Consolas" w:eastAsia="Times New Roman" w:hAnsi="Consolas" w:cs="Courier New"/>
+          <w:b/>
+          <w:bCs/>
+          <w:color w:val="080808"/>
+          <w:sz w:val="20"/>
+          <w:szCs w:val="20"/>
+          <w:lang w:val="en-US" w:eastAsia="ru-RU"/>
+        </w:rPr>
+        <w:t>(</w:t>
       </w:r>
       <w:r>
         <w:rPr>
@@ -7248,6 +7667,7 @@
         <w:br/>
         <w:t xml:space="preserve">            ++</w:t>
       </w:r>
+      <w:proofErr w:type="spellStart"/>
       <w:r>
         <w:rPr>
           <w:rFonts w:ascii="Consolas" w:eastAsia="Times New Roman" w:hAnsi="Consolas" w:cs="Courier New"/>
@@ -7260,6 +7680,7 @@
         </w:rPr>
         <w:t>cnt</w:t>
       </w:r>
+      <w:proofErr w:type="spellEnd"/>
       <w:r>
         <w:rPr>
           <w:rFonts w:ascii="Consolas" w:eastAsia="Times New Roman" w:hAnsi="Consolas" w:cs="Courier New"/>
@@ -7323,6 +7744,7 @@
         <w:br/>
         <w:t xml:space="preserve">    </w:t>
       </w:r>
+      <w:proofErr w:type="spellStart"/>
       <w:r>
         <w:rPr>
           <w:rFonts w:ascii="Consolas" w:eastAsia="Times New Roman" w:hAnsi="Consolas" w:cs="Courier New"/>
@@ -7333,7 +7755,20 @@
           <w:szCs w:val="20"/>
           <w:lang w:val="en-US" w:eastAsia="ru-RU"/>
         </w:rPr>
-        <w:t xml:space="preserve">cout </w:t>
+        <w:t>cout</w:t>
+      </w:r>
+      <w:proofErr w:type="spellEnd"/>
+      <w:r>
+        <w:rPr>
+          <w:rFonts w:ascii="Consolas" w:eastAsia="Times New Roman" w:hAnsi="Consolas" w:cs="Courier New"/>
+          <w:b/>
+          <w:bCs/>
+          <w:color w:val="000000"/>
+          <w:sz w:val="20"/>
+          <w:szCs w:val="20"/>
+          <w:lang w:val="en-US" w:eastAsia="ru-RU"/>
+        </w:rPr>
+        <w:t xml:space="preserve"> </w:t>
       </w:r>
       <w:r>
         <w:rPr>
@@ -7371,6 +7806,7 @@
         </w:rPr>
         <w:t xml:space="preserve">&lt;&lt; </w:t>
       </w:r>
+      <w:proofErr w:type="spellStart"/>
       <w:r>
         <w:rPr>
           <w:rFonts w:ascii="Consolas" w:eastAsia="Times New Roman" w:hAnsi="Consolas" w:cs="Courier New"/>
@@ -7381,7 +7817,20 @@
           <w:szCs w:val="20"/>
           <w:lang w:val="en-US" w:eastAsia="ru-RU"/>
         </w:rPr>
-        <w:t xml:space="preserve">cnt </w:t>
+        <w:t>cnt</w:t>
+      </w:r>
+      <w:proofErr w:type="spellEnd"/>
+      <w:r>
+        <w:rPr>
+          <w:rFonts w:ascii="Consolas" w:eastAsia="Times New Roman" w:hAnsi="Consolas" w:cs="Courier New"/>
+          <w:b/>
+          <w:bCs/>
+          <w:color w:val="000000"/>
+          <w:sz w:val="20"/>
+          <w:szCs w:val="20"/>
+          <w:lang w:val="en-US" w:eastAsia="ru-RU"/>
+        </w:rPr>
+        <w:t xml:space="preserve"> </w:t>
       </w:r>
       <w:r>
         <w:rPr>
@@ -7492,6 +7941,7 @@
         </w:rPr>
         <w:t xml:space="preserve">int </w:t>
       </w:r>
+      <w:proofErr w:type="spellStart"/>
       <w:r>
         <w:rPr>
           <w:rFonts w:ascii="Consolas" w:eastAsia="Times New Roman" w:hAnsi="Consolas" w:cs="Courier New"/>
@@ -7502,7 +7952,20 @@
           <w:szCs w:val="20"/>
           <w:lang w:val="en-US" w:eastAsia="ru-RU"/>
         </w:rPr>
-        <w:t xml:space="preserve">i </w:t>
+        <w:t>i</w:t>
+      </w:r>
+      <w:proofErr w:type="spellEnd"/>
+      <w:r>
+        <w:rPr>
+          <w:rFonts w:ascii="Consolas" w:eastAsia="Times New Roman" w:hAnsi="Consolas" w:cs="Courier New"/>
+          <w:b/>
+          <w:bCs/>
+          <w:color w:val="000000"/>
+          <w:sz w:val="20"/>
+          <w:szCs w:val="20"/>
+          <w:lang w:val="en-US" w:eastAsia="ru-RU"/>
+        </w:rPr>
+        <w:t xml:space="preserve"> </w:t>
       </w:r>
       <w:r>
         <w:rPr>
@@ -7540,6 +8003,7 @@
         </w:rPr>
         <w:t xml:space="preserve">; </w:t>
       </w:r>
+      <w:proofErr w:type="spellStart"/>
       <w:r>
         <w:rPr>
           <w:rFonts w:ascii="Consolas" w:eastAsia="Times New Roman" w:hAnsi="Consolas" w:cs="Courier New"/>
@@ -7550,7 +8014,20 @@
           <w:szCs w:val="20"/>
           <w:lang w:val="en-US" w:eastAsia="ru-RU"/>
         </w:rPr>
-        <w:t xml:space="preserve">i </w:t>
+        <w:t>i</w:t>
+      </w:r>
+      <w:proofErr w:type="spellEnd"/>
+      <w:r>
+        <w:rPr>
+          <w:rFonts w:ascii="Consolas" w:eastAsia="Times New Roman" w:hAnsi="Consolas" w:cs="Courier New"/>
+          <w:b/>
+          <w:bCs/>
+          <w:color w:val="000000"/>
+          <w:sz w:val="20"/>
+          <w:szCs w:val="20"/>
+          <w:lang w:val="en-US" w:eastAsia="ru-RU"/>
+        </w:rPr>
+        <w:t xml:space="preserve"> </w:t>
       </w:r>
       <w:r>
         <w:rPr>
@@ -7564,6 +8041,7 @@
         </w:rPr>
         <w:t xml:space="preserve">&lt; </w:t>
       </w:r>
+      <w:proofErr w:type="spellStart"/>
       <w:r>
         <w:rPr>
           <w:rFonts w:ascii="Consolas" w:eastAsia="Times New Roman" w:hAnsi="Consolas" w:cs="Courier New"/>
@@ -7576,6 +8054,7 @@
         </w:rPr>
         <w:t>cnt</w:t>
       </w:r>
+      <w:proofErr w:type="spellEnd"/>
       <w:r>
         <w:rPr>
           <w:rFonts w:ascii="Consolas" w:eastAsia="Times New Roman" w:hAnsi="Consolas" w:cs="Courier New"/>
@@ -7588,6 +8067,7 @@
         </w:rPr>
         <w:t>; ++</w:t>
       </w:r>
+      <w:proofErr w:type="spellStart"/>
       <w:r>
         <w:rPr>
           <w:rFonts w:ascii="Consolas" w:eastAsia="Times New Roman" w:hAnsi="Consolas" w:cs="Courier New"/>
@@ -7600,6 +8080,7 @@
         </w:rPr>
         <w:t>i</w:t>
       </w:r>
+      <w:proofErr w:type="spellEnd"/>
       <w:r>
         <w:rPr>
           <w:rFonts w:ascii="Consolas" w:eastAsia="Times New Roman" w:hAnsi="Consolas" w:cs="Courier New"/>
@@ -7625,6 +8106,7 @@
         <w:br/>
         <w:t xml:space="preserve">        </w:t>
       </w:r>
+      <w:proofErr w:type="spellStart"/>
       <w:r>
         <w:rPr>
           <w:rFonts w:ascii="Consolas" w:eastAsia="Times New Roman" w:hAnsi="Consolas" w:cs="Courier New"/>
@@ -7635,7 +8117,20 @@
           <w:szCs w:val="20"/>
           <w:lang w:val="en-US" w:eastAsia="ru-RU"/>
         </w:rPr>
-        <w:t xml:space="preserve">cout </w:t>
+        <w:t>cout</w:t>
+      </w:r>
+      <w:proofErr w:type="spellEnd"/>
+      <w:r>
+        <w:rPr>
+          <w:rFonts w:ascii="Consolas" w:eastAsia="Times New Roman" w:hAnsi="Consolas" w:cs="Courier New"/>
+          <w:b/>
+          <w:bCs/>
+          <w:color w:val="000000"/>
+          <w:sz w:val="20"/>
+          <w:szCs w:val="20"/>
+          <w:lang w:val="en-US" w:eastAsia="ru-RU"/>
+        </w:rPr>
+        <w:t xml:space="preserve"> </w:t>
       </w:r>
       <w:r>
         <w:rPr>
@@ -7671,7 +8166,20 @@
           <w:szCs w:val="20"/>
           <w:lang w:val="en-US" w:eastAsia="ru-RU"/>
         </w:rPr>
-        <w:t>\n</w:t>
+        <w:t>\</w:t>
+      </w:r>
+      <w:proofErr w:type="spellStart"/>
+      <w:r>
+        <w:rPr>
+          <w:rFonts w:ascii="Consolas" w:eastAsia="Times New Roman" w:hAnsi="Consolas" w:cs="Courier New"/>
+          <w:b/>
+          <w:bCs/>
+          <w:color w:val="0037A6"/>
+          <w:sz w:val="20"/>
+          <w:szCs w:val="20"/>
+          <w:lang w:val="en-US" w:eastAsia="ru-RU"/>
+        </w:rPr>
+        <w:t>n</w:t>
       </w:r>
       <w:r>
         <w:rPr>
@@ -7683,7 +8191,20 @@
           <w:szCs w:val="20"/>
           <w:lang w:val="en-US" w:eastAsia="ru-RU"/>
         </w:rPr>
-        <w:t xml:space="preserve">Component " </w:t>
+        <w:t>Component</w:t>
+      </w:r>
+      <w:proofErr w:type="spellEnd"/>
+      <w:r>
+        <w:rPr>
+          <w:rFonts w:ascii="Consolas" w:eastAsia="Times New Roman" w:hAnsi="Consolas" w:cs="Courier New"/>
+          <w:b/>
+          <w:bCs/>
+          <w:color w:val="067D17"/>
+          <w:sz w:val="20"/>
+          <w:szCs w:val="20"/>
+          <w:lang w:val="en-US" w:eastAsia="ru-RU"/>
+        </w:rPr>
+        <w:t xml:space="preserve"> " </w:t>
       </w:r>
       <w:r>
         <w:rPr>
@@ -7697,6 +8218,7 @@
         </w:rPr>
         <w:t xml:space="preserve">&lt;&lt; </w:t>
       </w:r>
+      <w:proofErr w:type="spellStart"/>
       <w:r>
         <w:rPr>
           <w:rFonts w:ascii="Consolas" w:eastAsia="Times New Roman" w:hAnsi="Consolas" w:cs="Courier New"/>
@@ -7707,7 +8229,20 @@
           <w:szCs w:val="20"/>
           <w:lang w:val="en-US" w:eastAsia="ru-RU"/>
         </w:rPr>
-        <w:t xml:space="preserve">i </w:t>
+        <w:t>i</w:t>
+      </w:r>
+      <w:proofErr w:type="spellEnd"/>
+      <w:r>
+        <w:rPr>
+          <w:rFonts w:ascii="Consolas" w:eastAsia="Times New Roman" w:hAnsi="Consolas" w:cs="Courier New"/>
+          <w:b/>
+          <w:bCs/>
+          <w:color w:val="000000"/>
+          <w:sz w:val="20"/>
+          <w:szCs w:val="20"/>
+          <w:lang w:val="en-US" w:eastAsia="ru-RU"/>
+        </w:rPr>
+        <w:t xml:space="preserve"> </w:t>
       </w:r>
       <w:r>
         <w:rPr>
@@ -7866,6 +8401,7 @@
         </w:rPr>
         <w:t xml:space="preserve">: </w:t>
       </w:r>
+      <w:proofErr w:type="spellStart"/>
       <w:r>
         <w:rPr>
           <w:rFonts w:ascii="Consolas" w:eastAsia="Times New Roman" w:hAnsi="Consolas" w:cs="Courier New"/>
@@ -7878,6 +8414,7 @@
         </w:rPr>
         <w:t>spanning_edges</w:t>
       </w:r>
+      <w:proofErr w:type="spellEnd"/>
       <w:r>
         <w:rPr>
           <w:rFonts w:ascii="Consolas" w:eastAsia="Times New Roman" w:hAnsi="Consolas" w:cs="Courier New"/>
@@ -7890,6 +8427,7 @@
         </w:rPr>
         <w:t>[</w:t>
       </w:r>
+      <w:proofErr w:type="spellStart"/>
       <w:r>
         <w:rPr>
           <w:rFonts w:ascii="Consolas" w:eastAsia="Times New Roman" w:hAnsi="Consolas" w:cs="Courier New"/>
@@ -7902,6 +8440,7 @@
         </w:rPr>
         <w:t>i</w:t>
       </w:r>
+      <w:proofErr w:type="spellEnd"/>
       <w:r>
         <w:rPr>
           <w:rFonts w:ascii="Consolas" w:eastAsia="Times New Roman" w:hAnsi="Consolas" w:cs="Courier New"/>
@@ -7939,6 +8478,7 @@
         <w:br/>
         <w:t xml:space="preserve">            </w:t>
       </w:r>
+      <w:proofErr w:type="spellStart"/>
       <w:r>
         <w:rPr>
           <w:rFonts w:ascii="Consolas" w:eastAsia="Times New Roman" w:hAnsi="Consolas" w:cs="Courier New"/>
@@ -7949,7 +8489,20 @@
           <w:szCs w:val="20"/>
           <w:lang w:val="en-US" w:eastAsia="ru-RU"/>
         </w:rPr>
-        <w:t xml:space="preserve">cout </w:t>
+        <w:t>cout</w:t>
+      </w:r>
+      <w:proofErr w:type="spellEnd"/>
+      <w:r>
+        <w:rPr>
+          <w:rFonts w:ascii="Consolas" w:eastAsia="Times New Roman" w:hAnsi="Consolas" w:cs="Courier New"/>
+          <w:b/>
+          <w:bCs/>
+          <w:color w:val="000000"/>
+          <w:sz w:val="20"/>
+          <w:szCs w:val="20"/>
+          <w:lang w:val="en-US" w:eastAsia="ru-RU"/>
+        </w:rPr>
+        <w:t xml:space="preserve"> </w:t>
       </w:r>
       <w:r>
         <w:rPr>
@@ -7963,6 +8516,7 @@
         </w:rPr>
         <w:t xml:space="preserve">&lt;&lt; </w:t>
       </w:r>
+      <w:proofErr w:type="spellStart"/>
       <w:r>
         <w:rPr>
           <w:rFonts w:ascii="Consolas" w:eastAsia="Times New Roman" w:hAnsi="Consolas" w:cs="Courier New"/>
@@ -7997,7 +8551,20 @@
           <w:szCs w:val="20"/>
           <w:lang w:val="en-US" w:eastAsia="ru-RU"/>
         </w:rPr>
-        <w:t xml:space="preserve">first </w:t>
+        <w:t>first</w:t>
+      </w:r>
+      <w:proofErr w:type="spellEnd"/>
+      <w:r>
+        <w:rPr>
+          <w:rFonts w:ascii="Consolas" w:eastAsia="Times New Roman" w:hAnsi="Consolas" w:cs="Courier New"/>
+          <w:b/>
+          <w:bCs/>
+          <w:color w:val="660E7A"/>
+          <w:sz w:val="20"/>
+          <w:szCs w:val="20"/>
+          <w:lang w:val="en-US" w:eastAsia="ru-RU"/>
+        </w:rPr>
+        <w:t xml:space="preserve"> </w:t>
       </w:r>
       <w:r>
         <w:rPr>
@@ -8059,6 +8626,7 @@
         </w:rPr>
         <w:t xml:space="preserve">&lt;&lt; </w:t>
       </w:r>
+      <w:proofErr w:type="spellStart"/>
       <w:r>
         <w:rPr>
           <w:rFonts w:ascii="Consolas" w:eastAsia="Times New Roman" w:hAnsi="Consolas" w:cs="Courier New"/>
@@ -8093,7 +8661,20 @@
           <w:szCs w:val="20"/>
           <w:lang w:val="en-US" w:eastAsia="ru-RU"/>
         </w:rPr>
-        <w:t xml:space="preserve">second </w:t>
+        <w:t>second</w:t>
+      </w:r>
+      <w:proofErr w:type="spellEnd"/>
+      <w:r>
+        <w:rPr>
+          <w:rFonts w:ascii="Consolas" w:eastAsia="Times New Roman" w:hAnsi="Consolas" w:cs="Courier New"/>
+          <w:b/>
+          <w:bCs/>
+          <w:color w:val="660E7A"/>
+          <w:sz w:val="20"/>
+          <w:szCs w:val="20"/>
+          <w:lang w:val="en-US" w:eastAsia="ru-RU"/>
+        </w:rPr>
+        <w:t xml:space="preserve"> </w:t>
       </w:r>
       <w:r>
         <w:rPr>
@@ -9945,6 +10526,7 @@
   <w:style w:type="character" w:default="1" w:styleId="a0">
     <w:name w:val="Default Paragraph Font"/>
     <w:uiPriority w:val="1"/>
+    <w:semiHidden/>
     <w:unhideWhenUsed/>
   </w:style>
   <w:style w:type="table" w:default="1" w:styleId="a1">

--- a/3312lebedev&sharapov-cwork.docx
+++ b/3312lebedev&sharapov-cwork.docx
@@ -455,7 +455,7 @@
             </w:rPr>
             <w:fldChar w:fldCharType="separate"/>
           </w:r>
-          <w:hyperlink w:anchor="_Toc184658442" w:history="1">
+          <w:hyperlink w:anchor="_Toc184912440" w:history="1">
             <w:r>
               <w:rPr>
                 <w:rStyle w:val="a8"/>
@@ -482,7 +482,7 @@
                 <w:noProof/>
                 <w:webHidden/>
               </w:rPr>
-              <w:instrText xml:space="preserve"> PAGEREF _Toc184658442 \h </w:instrText>
+              <w:instrText xml:space="preserve"> PAGEREF _Toc184912440 \h </w:instrText>
             </w:r>
             <w:r>
               <w:rPr>
@@ -523,7 +523,7 @@
               <w:lang w:eastAsia="ru-RU"/>
             </w:rPr>
           </w:pPr>
-          <w:hyperlink w:anchor="_Toc184658443" w:history="1">
+          <w:hyperlink w:anchor="_Toc184912441" w:history="1">
             <w:r>
               <w:rPr>
                 <w:rStyle w:val="a8"/>
@@ -550,7 +550,7 @@
                 <w:noProof/>
                 <w:webHidden/>
               </w:rPr>
-              <w:instrText xml:space="preserve"> PAGEREF _Toc184658443 \h </w:instrText>
+              <w:instrText xml:space="preserve"> PAGEREF _Toc184912441 \h </w:instrText>
             </w:r>
             <w:r>
               <w:rPr>
@@ -591,7 +591,7 @@
               <w:lang w:eastAsia="ru-RU"/>
             </w:rPr>
           </w:pPr>
-          <w:hyperlink w:anchor="_Toc184658444" w:history="1">
+          <w:hyperlink w:anchor="_Toc184912442" w:history="1">
             <w:r>
               <w:rPr>
                 <w:rStyle w:val="a8"/>
@@ -618,7 +618,7 @@
                 <w:noProof/>
                 <w:webHidden/>
               </w:rPr>
-              <w:instrText xml:space="preserve"> PAGEREF _Toc184658444 \h </w:instrText>
+              <w:instrText xml:space="preserve"> PAGEREF _Toc184912442 \h </w:instrText>
             </w:r>
             <w:r>
               <w:rPr>
@@ -638,7 +638,7 @@
                 <w:noProof/>
                 <w:webHidden/>
               </w:rPr>
-              <w:t>3</w:t>
+              <w:t>4</w:t>
             </w:r>
             <w:r>
               <w:rPr>
@@ -659,7 +659,7 @@
               <w:lang w:eastAsia="ru-RU"/>
             </w:rPr>
           </w:pPr>
-          <w:hyperlink w:anchor="_Toc184658445" w:history="1">
+          <w:hyperlink w:anchor="_Toc184912443" w:history="1">
             <w:r>
               <w:rPr>
                 <w:rStyle w:val="a8"/>
@@ -686,7 +686,7 @@
                 <w:noProof/>
                 <w:webHidden/>
               </w:rPr>
-              <w:instrText xml:space="preserve"> PAGEREF _Toc184658445 \h </w:instrText>
+              <w:instrText xml:space="preserve"> PAGEREF _Toc184912443 \h </w:instrText>
             </w:r>
             <w:r>
               <w:rPr>
@@ -706,7 +706,7 @@
                 <w:noProof/>
                 <w:webHidden/>
               </w:rPr>
-              <w:t>3</w:t>
+              <w:t>4</w:t>
             </w:r>
             <w:r>
               <w:rPr>
@@ -727,7 +727,7 @@
               <w:lang w:eastAsia="ru-RU"/>
             </w:rPr>
           </w:pPr>
-          <w:hyperlink w:anchor="_Toc184658446" w:history="1">
+          <w:hyperlink w:anchor="_Toc184912444" w:history="1">
             <w:r>
               <w:rPr>
                 <w:rStyle w:val="a8"/>
@@ -754,7 +754,7 @@
                 <w:noProof/>
                 <w:webHidden/>
               </w:rPr>
-              <w:instrText xml:space="preserve"> PAGEREF _Toc184658446 \h </w:instrText>
+              <w:instrText xml:space="preserve"> PAGEREF _Toc184912444 \h </w:instrText>
             </w:r>
             <w:r>
               <w:rPr>
@@ -795,7 +795,7 @@
               <w:lang w:eastAsia="ru-RU"/>
             </w:rPr>
           </w:pPr>
-          <w:hyperlink w:anchor="_Toc184658447" w:history="1">
+          <w:hyperlink w:anchor="_Toc184912445" w:history="1">
             <w:r>
               <w:rPr>
                 <w:rStyle w:val="a8"/>
@@ -822,7 +822,7 @@
                 <w:noProof/>
                 <w:webHidden/>
               </w:rPr>
-              <w:instrText xml:space="preserve"> PAGEREF _Toc184658447 \h </w:instrText>
+              <w:instrText xml:space="preserve"> PAGEREF _Toc184912445 \h </w:instrText>
             </w:r>
             <w:r>
               <w:rPr>
@@ -863,7 +863,7 @@
               <w:lang w:eastAsia="ru-RU"/>
             </w:rPr>
           </w:pPr>
-          <w:hyperlink w:anchor="_Toc184658448" w:history="1">
+          <w:hyperlink w:anchor="_Toc184912446" w:history="1">
             <w:r>
               <w:rPr>
                 <w:rStyle w:val="a8"/>
@@ -890,7 +890,7 @@
                 <w:noProof/>
                 <w:webHidden/>
               </w:rPr>
-              <w:instrText xml:space="preserve"> PAGEREF _Toc184658448 \h </w:instrText>
+              <w:instrText xml:space="preserve"> PAGEREF _Toc184912446 \h </w:instrText>
             </w:r>
             <w:r>
               <w:rPr>
@@ -931,7 +931,7 @@
               <w:lang w:eastAsia="ru-RU"/>
             </w:rPr>
           </w:pPr>
-          <w:hyperlink w:anchor="_Toc184658449" w:history="1">
+          <w:hyperlink w:anchor="_Toc184912447" w:history="1">
             <w:r>
               <w:rPr>
                 <w:rStyle w:val="a8"/>
@@ -958,7 +958,7 @@
                 <w:noProof/>
                 <w:webHidden/>
               </w:rPr>
-              <w:instrText xml:space="preserve"> PAGEREF _Toc184658449 \h </w:instrText>
+              <w:instrText xml:space="preserve"> PAGEREF _Toc184912447 \h </w:instrText>
             </w:r>
             <w:r>
               <w:rPr>
@@ -1029,7 +1029,7 @@
       <w:pPr>
         <w:pStyle w:val="1"/>
       </w:pPr>
-      <w:bookmarkStart w:id="0" w:name="_Toc184658442"/>
+      <w:bookmarkStart w:id="0" w:name="_Toc184912440"/>
       <w:r>
         <w:lastRenderedPageBreak/>
         <w:t>Текст индивидуального</w:t>
@@ -1254,7 +1254,7 @@
       <w:pPr>
         <w:pStyle w:val="1"/>
       </w:pPr>
-      <w:bookmarkStart w:id="1" w:name="_Toc184658443"/>
+      <w:bookmarkStart w:id="1" w:name="_Toc184912441"/>
       <w:r>
         <w:rPr>
           <w:szCs w:val="28"/>
@@ -1265,7 +1265,1764 @@
     </w:p>
     <w:p>
       <w:r>
-        <w:t xml:space="preserve">Найти подграф </w:t>
+        <w:t xml:space="preserve">Пусть задан неориентированный граф </w:t>
+      </w:r>
+      <m:oMath>
+        <m:r>
+          <w:rPr>
+            <w:rFonts w:ascii="Cambria Math" w:hAnsi="Cambria Math"/>
+          </w:rPr>
+          <m:t>G=</m:t>
+        </m:r>
+        <m:d>
+          <m:dPr>
+            <m:ctrlPr>
+              <w:rPr>
+                <w:rFonts w:ascii="Cambria Math" w:hAnsi="Cambria Math"/>
+                <w:i/>
+              </w:rPr>
+            </m:ctrlPr>
+          </m:dPr>
+          <m:e>
+            <m:r>
+              <w:rPr>
+                <w:rFonts w:ascii="Cambria Math" w:hAnsi="Cambria Math"/>
+              </w:rPr>
+              <m:t>V,E</m:t>
+            </m:r>
+          </m:e>
+        </m:d>
+      </m:oMath>
+      <w:r>
+        <w:t xml:space="preserve">, где </w:t>
+      </w:r>
+      <m:oMath>
+        <m:r>
+          <w:rPr>
+            <w:rFonts w:ascii="Cambria Math" w:hAnsi="Cambria Math"/>
+          </w:rPr>
+          <m:t>V</m:t>
+        </m:r>
+      </m:oMath>
+      <w:r>
+        <w:t xml:space="preserve"> </w:t>
+      </w:r>
+      <m:oMath>
+        <m:r>
+          <w:rPr>
+            <w:rFonts w:ascii="Cambria Math" w:hAnsi="Cambria Math"/>
+          </w:rPr>
+          <m:t>-</m:t>
+        </m:r>
+      </m:oMath>
+      <w:r>
+        <w:t xml:space="preserve"> множество</w:t>
+      </w:r>
+      <w:r>
+        <w:t xml:space="preserve"> </w:t>
+      </w:r>
+      <w:r>
+        <w:t xml:space="preserve">вершин, а </w:t>
+      </w:r>
+      <m:oMath>
+        <m:r>
+          <w:rPr>
+            <w:rFonts w:ascii="Cambria Math" w:hAnsi="Cambria Math"/>
+          </w:rPr>
+          <m:t>E</m:t>
+        </m:r>
+      </m:oMath>
+      <w:r>
+        <w:t xml:space="preserve"> </w:t>
+      </w:r>
+      <m:oMath>
+        <m:r>
+          <w:rPr>
+            <w:rFonts w:ascii="Cambria Math" w:hAnsi="Cambria Math"/>
+          </w:rPr>
+          <m:t>-</m:t>
+        </m:r>
+      </m:oMath>
+      <w:r>
+        <w:rPr>
+          <w:rFonts w:eastAsiaTheme="minorEastAsia"/>
+        </w:rPr>
+        <w:t xml:space="preserve"> </w:t>
+      </w:r>
+      <w:r>
+        <w:t xml:space="preserve">множество рёбер. Граф </w:t>
+      </w:r>
+      <m:oMath>
+        <m:r>
+          <w:rPr>
+            <w:rFonts w:ascii="Cambria Math" w:hAnsi="Cambria Math"/>
+          </w:rPr>
+          <m:t>G</m:t>
+        </m:r>
+      </m:oMath>
+      <w:r>
+        <w:t xml:space="preserve"> называется </w:t>
+      </w:r>
+      <w:r>
+        <w:rPr>
+          <w:i/>
+          <w:iCs/>
+        </w:rPr>
+        <w:t>двудольным</w:t>
+      </w:r>
+      <w:r>
+        <w:t xml:space="preserve">, если существует разбиение множества вершин </w:t>
+      </w:r>
+      <m:oMath>
+        <m:r>
+          <w:rPr>
+            <w:rFonts w:ascii="Cambria Math" w:hAnsi="Cambria Math"/>
+          </w:rPr>
+          <m:t>V</m:t>
+        </m:r>
+      </m:oMath>
+      <w:r>
+        <w:t xml:space="preserve"> на два непересекающихся подмножества </w:t>
+      </w:r>
+      <m:oMath>
+        <m:sSub>
+          <m:sSubPr>
+            <m:ctrlPr>
+              <w:rPr>
+                <w:rFonts w:ascii="Cambria Math" w:hAnsi="Cambria Math"/>
+                <w:i/>
+              </w:rPr>
+            </m:ctrlPr>
+          </m:sSubPr>
+          <m:e>
+            <m:r>
+              <w:rPr>
+                <w:rFonts w:ascii="Cambria Math" w:hAnsi="Cambria Math"/>
+              </w:rPr>
+              <m:t>V</m:t>
+            </m:r>
+          </m:e>
+          <m:sub>
+            <m:r>
+              <w:rPr>
+                <w:rFonts w:ascii="Cambria Math" w:hAnsi="Cambria Math"/>
+              </w:rPr>
+              <m:t>1</m:t>
+            </m:r>
+          </m:sub>
+        </m:sSub>
+      </m:oMath>
+      <w:r>
+        <w:t xml:space="preserve"> и </w:t>
+      </w:r>
+      <m:oMath>
+        <m:sSub>
+          <m:sSubPr>
+            <m:ctrlPr>
+              <w:rPr>
+                <w:rFonts w:ascii="Cambria Math" w:hAnsi="Cambria Math"/>
+                <w:i/>
+              </w:rPr>
+            </m:ctrlPr>
+          </m:sSubPr>
+          <m:e>
+            <m:r>
+              <w:rPr>
+                <w:rFonts w:ascii="Cambria Math" w:hAnsi="Cambria Math"/>
+              </w:rPr>
+              <m:t>V</m:t>
+            </m:r>
+          </m:e>
+          <m:sub>
+            <m:r>
+              <w:rPr>
+                <w:rFonts w:ascii="Cambria Math" w:hAnsi="Cambria Math"/>
+              </w:rPr>
+              <m:t>2</m:t>
+            </m:r>
+          </m:sub>
+        </m:sSub>
+      </m:oMath>
+      <w:r>
+        <w:t xml:space="preserve"> такие, что </w:t>
+      </w:r>
+      <m:oMath>
+        <m:r>
+          <w:rPr>
+            <w:rFonts w:ascii="Cambria Math" w:hAnsi="Cambria Math"/>
+          </w:rPr>
+          <m:t>V=</m:t>
+        </m:r>
+        <m:sSub>
+          <m:sSubPr>
+            <m:ctrlPr>
+              <w:rPr>
+                <w:rFonts w:ascii="Cambria Math" w:hAnsi="Cambria Math"/>
+                <w:i/>
+              </w:rPr>
+            </m:ctrlPr>
+          </m:sSubPr>
+          <m:e>
+            <m:r>
+              <w:rPr>
+                <w:rFonts w:ascii="Cambria Math" w:hAnsi="Cambria Math"/>
+              </w:rPr>
+              <m:t>V</m:t>
+            </m:r>
+          </m:e>
+          <m:sub>
+            <m:r>
+              <w:rPr>
+                <w:rFonts w:ascii="Cambria Math" w:hAnsi="Cambria Math"/>
+              </w:rPr>
+              <m:t>1</m:t>
+            </m:r>
+          </m:sub>
+        </m:sSub>
+        <m:r>
+          <m:rPr>
+            <m:sty m:val="p"/>
+          </m:rPr>
+          <w:rPr>
+            <w:rFonts w:ascii="Cambria Math" w:hAnsi="Cambria Math"/>
+          </w:rPr>
+          <m:t>∪</m:t>
+        </m:r>
+        <m:sSub>
+          <m:sSubPr>
+            <m:ctrlPr>
+              <w:rPr>
+                <w:rFonts w:ascii="Cambria Math" w:hAnsi="Cambria Math"/>
+                <w:i/>
+              </w:rPr>
+            </m:ctrlPr>
+          </m:sSubPr>
+          <m:e>
+            <m:r>
+              <w:rPr>
+                <w:rFonts w:ascii="Cambria Math" w:hAnsi="Cambria Math"/>
+              </w:rPr>
+              <m:t>V</m:t>
+            </m:r>
+            <m:ctrlPr>
+              <w:rPr>
+                <w:rFonts w:ascii="Cambria Math" w:hAnsi="Cambria Math"/>
+              </w:rPr>
+            </m:ctrlPr>
+          </m:e>
+          <m:sub>
+            <m:r>
+              <w:rPr>
+                <w:rFonts w:ascii="Cambria Math" w:hAnsi="Cambria Math"/>
+              </w:rPr>
+              <m:t>2</m:t>
+            </m:r>
+          </m:sub>
+        </m:sSub>
+        <m:r>
+          <w:rPr>
+            <w:rFonts w:ascii="Cambria Math" w:hAnsi="Cambria Math"/>
+          </w:rPr>
+          <m:t>,</m:t>
+        </m:r>
+        <m:sSub>
+          <m:sSubPr>
+            <m:ctrlPr>
+              <w:rPr>
+                <w:rFonts w:ascii="Cambria Math" w:hAnsi="Cambria Math"/>
+                <w:i/>
+              </w:rPr>
+            </m:ctrlPr>
+          </m:sSubPr>
+          <m:e>
+            <m:r>
+              <w:rPr>
+                <w:rFonts w:ascii="Cambria Math" w:hAnsi="Cambria Math"/>
+              </w:rPr>
+              <m:t>V</m:t>
+            </m:r>
+          </m:e>
+          <m:sub>
+            <m:r>
+              <w:rPr>
+                <w:rFonts w:ascii="Cambria Math" w:hAnsi="Cambria Math"/>
+              </w:rPr>
+              <m:t>1</m:t>
+            </m:r>
+          </m:sub>
+        </m:sSub>
+        <m:r>
+          <m:rPr>
+            <m:sty m:val="p"/>
+          </m:rPr>
+          <w:rPr>
+            <w:rFonts w:ascii="Cambria Math" w:hAnsi="Cambria Math"/>
+          </w:rPr>
+          <m:t>∩</m:t>
+        </m:r>
+        <m:sSub>
+          <m:sSubPr>
+            <m:ctrlPr>
+              <w:rPr>
+                <w:rFonts w:ascii="Cambria Math" w:hAnsi="Cambria Math"/>
+                <w:i/>
+              </w:rPr>
+            </m:ctrlPr>
+          </m:sSubPr>
+          <m:e>
+            <m:r>
+              <w:rPr>
+                <w:rFonts w:ascii="Cambria Math" w:hAnsi="Cambria Math"/>
+              </w:rPr>
+              <m:t>V</m:t>
+            </m:r>
+            <m:ctrlPr>
+              <w:rPr>
+                <w:rFonts w:ascii="Cambria Math" w:hAnsi="Cambria Math"/>
+              </w:rPr>
+            </m:ctrlPr>
+          </m:e>
+          <m:sub>
+            <m:r>
+              <w:rPr>
+                <w:rFonts w:ascii="Cambria Math" w:hAnsi="Cambria Math"/>
+              </w:rPr>
+              <m:t>2</m:t>
+            </m:r>
+          </m:sub>
+        </m:sSub>
+        <m:r>
+          <w:rPr>
+            <w:rFonts w:ascii="Cambria Math" w:hAnsi="Cambria Math"/>
+          </w:rPr>
+          <m:t>=∅</m:t>
+        </m:r>
+      </m:oMath>
+      <w:r>
+        <w:t xml:space="preserve">, и для всех рёбер </w:t>
+      </w:r>
+      <m:oMath>
+        <m:d>
+          <m:dPr>
+            <m:ctrlPr>
+              <w:rPr>
+                <w:rFonts w:ascii="Cambria Math" w:hAnsi="Cambria Math"/>
+                <w:i/>
+              </w:rPr>
+            </m:ctrlPr>
+          </m:dPr>
+          <m:e>
+            <m:r>
+              <w:rPr>
+                <w:rFonts w:ascii="Cambria Math" w:hAnsi="Cambria Math"/>
+              </w:rPr>
+              <m:t>u,v</m:t>
+            </m:r>
+          </m:e>
+        </m:d>
+        <m:r>
+          <m:rPr>
+            <m:sty m:val="p"/>
+          </m:rPr>
+          <w:rPr>
+            <w:rFonts w:ascii="Cambria Math" w:hAnsi="Cambria Math"/>
+          </w:rPr>
+          <m:t>∈</m:t>
+        </m:r>
+        <m:r>
+          <w:rPr>
+            <w:rFonts w:ascii="Cambria Math" w:hAnsi="Cambria Math"/>
+          </w:rPr>
+          <m:t>E</m:t>
+        </m:r>
+      </m:oMath>
+      <w:r>
+        <w:t xml:space="preserve"> выполнено: </w:t>
+      </w:r>
+      <m:oMath>
+        <m:r>
+          <w:rPr>
+            <w:rFonts w:ascii="Cambria Math" w:hAnsi="Cambria Math"/>
+          </w:rPr>
+          <m:t>u</m:t>
+        </m:r>
+        <m:r>
+          <m:rPr>
+            <m:sty m:val="p"/>
+          </m:rPr>
+          <w:rPr>
+            <w:rFonts w:ascii="Cambria Math" w:hAnsi="Cambria Math"/>
+          </w:rPr>
+          <m:t>∈</m:t>
+        </m:r>
+        <m:sSub>
+          <m:sSubPr>
+            <m:ctrlPr>
+              <w:rPr>
+                <w:rFonts w:ascii="Cambria Math" w:hAnsi="Cambria Math"/>
+                <w:i/>
+              </w:rPr>
+            </m:ctrlPr>
+          </m:sSubPr>
+          <m:e>
+            <m:r>
+              <w:rPr>
+                <w:rFonts w:ascii="Cambria Math" w:hAnsi="Cambria Math"/>
+              </w:rPr>
+              <m:t>V</m:t>
+            </m:r>
+            <m:ctrlPr>
+              <w:rPr>
+                <w:rFonts w:ascii="Cambria Math" w:hAnsi="Cambria Math"/>
+              </w:rPr>
+            </m:ctrlPr>
+          </m:e>
+          <m:sub>
+            <m:r>
+              <w:rPr>
+                <w:rFonts w:ascii="Cambria Math" w:hAnsi="Cambria Math"/>
+              </w:rPr>
+              <m:t>1</m:t>
+            </m:r>
+          </m:sub>
+        </m:sSub>
+        <m:r>
+          <w:rPr>
+            <w:rFonts w:ascii="Cambria Math" w:hAnsi="Cambria Math"/>
+          </w:rPr>
+          <m:t>⟹v</m:t>
+        </m:r>
+        <m:r>
+          <m:rPr>
+            <m:sty m:val="p"/>
+          </m:rPr>
+          <w:rPr>
+            <w:rFonts w:ascii="Cambria Math" w:hAnsi="Cambria Math"/>
+          </w:rPr>
+          <m:t>∈</m:t>
+        </m:r>
+        <m:sSub>
+          <m:sSubPr>
+            <m:ctrlPr>
+              <w:rPr>
+                <w:rFonts w:ascii="Cambria Math" w:hAnsi="Cambria Math"/>
+                <w:i/>
+              </w:rPr>
+            </m:ctrlPr>
+          </m:sSubPr>
+          <m:e>
+            <m:r>
+              <w:rPr>
+                <w:rFonts w:ascii="Cambria Math" w:hAnsi="Cambria Math"/>
+              </w:rPr>
+              <m:t>V</m:t>
+            </m:r>
+            <m:ctrlPr>
+              <w:rPr>
+                <w:rFonts w:ascii="Cambria Math" w:hAnsi="Cambria Math"/>
+              </w:rPr>
+            </m:ctrlPr>
+          </m:e>
+          <m:sub>
+            <m:r>
+              <w:rPr>
+                <w:rFonts w:ascii="Cambria Math" w:hAnsi="Cambria Math"/>
+              </w:rPr>
+              <m:t>2</m:t>
+            </m:r>
+          </m:sub>
+        </m:sSub>
+        <m:r>
+          <w:rPr>
+            <w:rFonts w:ascii="Cambria Math" w:hAnsi="Cambria Math"/>
+          </w:rPr>
+          <m:t>,v</m:t>
+        </m:r>
+        <m:r>
+          <m:rPr>
+            <m:sty m:val="p"/>
+          </m:rPr>
+          <w:rPr>
+            <w:rFonts w:ascii="Cambria Math" w:hAnsi="Cambria Math"/>
+          </w:rPr>
+          <m:t>∈</m:t>
+        </m:r>
+        <m:sSub>
+          <m:sSubPr>
+            <m:ctrlPr>
+              <w:rPr>
+                <w:rFonts w:ascii="Cambria Math" w:hAnsi="Cambria Math"/>
+                <w:i/>
+              </w:rPr>
+            </m:ctrlPr>
+          </m:sSubPr>
+          <m:e>
+            <m:r>
+              <w:rPr>
+                <w:rFonts w:ascii="Cambria Math" w:hAnsi="Cambria Math"/>
+              </w:rPr>
+              <m:t>V</m:t>
+            </m:r>
+            <m:ctrlPr>
+              <w:rPr>
+                <w:rFonts w:ascii="Cambria Math" w:hAnsi="Cambria Math"/>
+              </w:rPr>
+            </m:ctrlPr>
+          </m:e>
+          <m:sub>
+            <m:r>
+              <w:rPr>
+                <w:rFonts w:ascii="Cambria Math" w:hAnsi="Cambria Math"/>
+              </w:rPr>
+              <m:t>1</m:t>
+            </m:r>
+          </m:sub>
+        </m:sSub>
+        <m:r>
+          <m:rPr>
+            <m:sty m:val="p"/>
+          </m:rPr>
+          <w:rPr>
+            <w:rFonts w:ascii="Cambria Math" w:hAnsi="Cambria Math"/>
+          </w:rPr>
+          <m:t>⟹∈</m:t>
+        </m:r>
+        <m:sSub>
+          <m:sSubPr>
+            <m:ctrlPr>
+              <w:rPr>
+                <w:rFonts w:ascii="Cambria Math" w:hAnsi="Cambria Math"/>
+                <w:i/>
+              </w:rPr>
+            </m:ctrlPr>
+          </m:sSubPr>
+          <m:e>
+            <m:r>
+              <w:rPr>
+                <w:rFonts w:ascii="Cambria Math" w:hAnsi="Cambria Math"/>
+              </w:rPr>
+              <m:t>V</m:t>
+            </m:r>
+            <m:ctrlPr>
+              <w:rPr>
+                <w:rFonts w:ascii="Cambria Math" w:hAnsi="Cambria Math"/>
+              </w:rPr>
+            </m:ctrlPr>
+          </m:e>
+          <m:sub>
+            <m:r>
+              <w:rPr>
+                <w:rFonts w:ascii="Cambria Math" w:hAnsi="Cambria Math"/>
+              </w:rPr>
+              <m:t>2</m:t>
+            </m:r>
+          </m:sub>
+        </m:sSub>
+        <m:r>
+          <w:rPr>
+            <w:rFonts w:ascii="Cambria Math" w:hAnsi="Cambria Math"/>
+          </w:rPr>
+          <m:t>.</m:t>
+        </m:r>
+      </m:oMath>
+    </w:p>
+    <w:p>
+      <w:r>
+        <w:t xml:space="preserve">Иными словами, никакое ребро не соединяет две вершины внутри одного и того же подмножества </w:t>
+      </w:r>
+      <m:oMath>
+        <m:sSub>
+          <m:sSubPr>
+            <m:ctrlPr>
+              <w:rPr>
+                <w:rFonts w:ascii="Cambria Math" w:hAnsi="Cambria Math"/>
+                <w:i/>
+              </w:rPr>
+            </m:ctrlPr>
+          </m:sSubPr>
+          <m:e>
+            <m:r>
+              <w:rPr>
+                <w:rFonts w:ascii="Cambria Math" w:hAnsi="Cambria Math"/>
+              </w:rPr>
+              <m:t>V</m:t>
+            </m:r>
+          </m:e>
+          <m:sub>
+            <m:r>
+              <w:rPr>
+                <w:rFonts w:ascii="Cambria Math" w:hAnsi="Cambria Math"/>
+              </w:rPr>
+              <m:t>1</m:t>
+            </m:r>
+          </m:sub>
+        </m:sSub>
+      </m:oMath>
+      <w:r>
+        <w:t xml:space="preserve"> или </w:t>
+      </w:r>
+      <m:oMath>
+        <m:sSub>
+          <m:sSubPr>
+            <m:ctrlPr>
+              <w:rPr>
+                <w:rFonts w:ascii="Cambria Math" w:hAnsi="Cambria Math"/>
+                <w:i/>
+              </w:rPr>
+            </m:ctrlPr>
+          </m:sSubPr>
+          <m:e>
+            <m:r>
+              <w:rPr>
+                <w:rFonts w:ascii="Cambria Math" w:hAnsi="Cambria Math"/>
+              </w:rPr>
+              <m:t>V</m:t>
+            </m:r>
+          </m:e>
+          <m:sub>
+            <m:r>
+              <w:rPr>
+                <w:rFonts w:ascii="Cambria Math" w:hAnsi="Cambria Math"/>
+              </w:rPr>
+              <m:t>2</m:t>
+            </m:r>
+          </m:sub>
+        </m:sSub>
+      </m:oMath>
+      <w:r>
+        <w:t>.</w:t>
+      </w:r>
+    </w:p>
+    <w:p>
+      <w:r>
+        <w:t xml:space="preserve">Пусть граф </w:t>
+      </w:r>
+      <m:oMath>
+        <m:r>
+          <w:rPr>
+            <w:rFonts w:ascii="Cambria Math" w:hAnsi="Cambria Math"/>
+          </w:rPr>
+          <m:t>G</m:t>
+        </m:r>
+      </m:oMath>
+      <w:r>
+        <w:t xml:space="preserve"> состоит из </w:t>
+      </w:r>
+      <m:oMath>
+        <m:r>
+          <w:rPr>
+            <w:rFonts w:ascii="Cambria Math" w:hAnsi="Cambria Math"/>
+          </w:rPr>
+          <m:t>k</m:t>
+        </m:r>
+      </m:oMath>
+      <w:r>
+        <w:t xml:space="preserve"> компонент связности </w:t>
+      </w:r>
+      <m:oMath>
+        <m:sSub>
+          <m:sSubPr>
+            <m:ctrlPr>
+              <w:rPr>
+                <w:rFonts w:ascii="Cambria Math" w:hAnsi="Cambria Math"/>
+                <w:i/>
+              </w:rPr>
+            </m:ctrlPr>
+          </m:sSubPr>
+          <m:e>
+            <m:r>
+              <w:rPr>
+                <w:rFonts w:ascii="Cambria Math" w:hAnsi="Cambria Math"/>
+              </w:rPr>
+              <m:t>G</m:t>
+            </m:r>
+          </m:e>
+          <m:sub>
+            <m:r>
+              <w:rPr>
+                <w:rFonts w:ascii="Cambria Math" w:hAnsi="Cambria Math"/>
+              </w:rPr>
+              <m:t>1</m:t>
+            </m:r>
+          </m:sub>
+        </m:sSub>
+        <m:r>
+          <w:rPr>
+            <w:rFonts w:ascii="Cambria Math" w:hAnsi="Cambria Math"/>
+          </w:rPr>
+          <m:t>,</m:t>
+        </m:r>
+        <m:sSub>
+          <m:sSubPr>
+            <m:ctrlPr>
+              <w:rPr>
+                <w:rFonts w:ascii="Cambria Math" w:hAnsi="Cambria Math"/>
+                <w:i/>
+              </w:rPr>
+            </m:ctrlPr>
+          </m:sSubPr>
+          <m:e>
+            <m:r>
+              <w:rPr>
+                <w:rFonts w:ascii="Cambria Math" w:hAnsi="Cambria Math"/>
+              </w:rPr>
+              <m:t>G</m:t>
+            </m:r>
+          </m:e>
+          <m:sub>
+            <m:r>
+              <w:rPr>
+                <w:rFonts w:ascii="Cambria Math" w:hAnsi="Cambria Math"/>
+              </w:rPr>
+              <m:t>2</m:t>
+            </m:r>
+          </m:sub>
+        </m:sSub>
+        <m:r>
+          <w:rPr>
+            <w:rFonts w:ascii="Cambria Math" w:hAnsi="Cambria Math"/>
+          </w:rPr>
+          <m:t>,</m:t>
+        </m:r>
+        <m:r>
+          <m:rPr>
+            <m:sty m:val="p"/>
+          </m:rPr>
+          <w:rPr>
+            <w:rFonts w:ascii="Cambria Math" w:hAnsi="Cambria Math"/>
+          </w:rPr>
+          <m:t>…</m:t>
+        </m:r>
+        <m:r>
+          <w:rPr>
+            <w:rFonts w:ascii="Cambria Math" w:hAnsi="Cambria Math"/>
+          </w:rPr>
+          <m:t>,</m:t>
+        </m:r>
+        <m:sSub>
+          <m:sSubPr>
+            <m:ctrlPr>
+              <w:rPr>
+                <w:rFonts w:ascii="Cambria Math" w:hAnsi="Cambria Math"/>
+                <w:i/>
+              </w:rPr>
+            </m:ctrlPr>
+          </m:sSubPr>
+          <m:e>
+            <m:r>
+              <w:rPr>
+                <w:rFonts w:ascii="Cambria Math" w:hAnsi="Cambria Math"/>
+              </w:rPr>
+              <m:t>G</m:t>
+            </m:r>
+          </m:e>
+          <m:sub>
+            <m:r>
+              <w:rPr>
+                <w:rFonts w:ascii="Cambria Math" w:hAnsi="Cambria Math"/>
+              </w:rPr>
+              <m:t>k</m:t>
+            </m:r>
+          </m:sub>
+        </m:sSub>
+      </m:oMath>
+      <w:r>
+        <w:t xml:space="preserve">. Каждая компонента </w:t>
+      </w:r>
+      <m:oMath>
+        <m:sSub>
+          <m:sSubPr>
+            <m:ctrlPr>
+              <w:rPr>
+                <w:rFonts w:ascii="Cambria Math" w:hAnsi="Cambria Math"/>
+                <w:i/>
+              </w:rPr>
+            </m:ctrlPr>
+          </m:sSubPr>
+          <m:e>
+            <m:r>
+              <w:rPr>
+                <w:rFonts w:ascii="Cambria Math" w:hAnsi="Cambria Math"/>
+              </w:rPr>
+              <m:t>G</m:t>
+            </m:r>
+          </m:e>
+          <m:sub>
+            <m:r>
+              <w:rPr>
+                <w:rFonts w:ascii="Cambria Math" w:hAnsi="Cambria Math"/>
+              </w:rPr>
+              <m:t>i</m:t>
+            </m:r>
+          </m:sub>
+        </m:sSub>
+        <m:r>
+          <w:rPr>
+            <w:rFonts w:ascii="Cambria Math" w:hAnsi="Cambria Math"/>
+          </w:rPr>
+          <m:t>=</m:t>
+        </m:r>
+        <m:d>
+          <m:dPr>
+            <m:ctrlPr>
+              <w:rPr>
+                <w:rFonts w:ascii="Cambria Math" w:hAnsi="Cambria Math"/>
+                <w:i/>
+              </w:rPr>
+            </m:ctrlPr>
+          </m:dPr>
+          <m:e>
+            <m:sSub>
+              <m:sSubPr>
+                <m:ctrlPr>
+                  <w:rPr>
+                    <w:rFonts w:ascii="Cambria Math" w:hAnsi="Cambria Math"/>
+                    <w:i/>
+                  </w:rPr>
+                </m:ctrlPr>
+              </m:sSubPr>
+              <m:e>
+                <m:r>
+                  <w:rPr>
+                    <w:rFonts w:ascii="Cambria Math" w:hAnsi="Cambria Math"/>
+                  </w:rPr>
+                  <m:t>V</m:t>
+                </m:r>
+              </m:e>
+              <m:sub>
+                <m:r>
+                  <w:rPr>
+                    <w:rFonts w:ascii="Cambria Math" w:hAnsi="Cambria Math"/>
+                  </w:rPr>
+                  <m:t>i</m:t>
+                </m:r>
+              </m:sub>
+            </m:sSub>
+            <m:r>
+              <w:rPr>
+                <w:rFonts w:ascii="Cambria Math" w:hAnsi="Cambria Math"/>
+              </w:rPr>
+              <m:t>,</m:t>
+            </m:r>
+            <m:sSub>
+              <m:sSubPr>
+                <m:ctrlPr>
+                  <w:rPr>
+                    <w:rFonts w:ascii="Cambria Math" w:hAnsi="Cambria Math"/>
+                    <w:i/>
+                  </w:rPr>
+                </m:ctrlPr>
+              </m:sSubPr>
+              <m:e>
+                <m:r>
+                  <w:rPr>
+                    <w:rFonts w:ascii="Cambria Math" w:hAnsi="Cambria Math"/>
+                  </w:rPr>
+                  <m:t>E</m:t>
+                </m:r>
+              </m:e>
+              <m:sub>
+                <m:r>
+                  <w:rPr>
+                    <w:rFonts w:ascii="Cambria Math" w:hAnsi="Cambria Math"/>
+                  </w:rPr>
+                  <m:t>i</m:t>
+                </m:r>
+              </m:sub>
+            </m:sSub>
+          </m:e>
+        </m:d>
+      </m:oMath>
+      <w:r>
+        <w:t xml:space="preserve"> является подграфом </w:t>
+      </w:r>
+      <m:oMath>
+        <m:r>
+          <w:rPr>
+            <w:rFonts w:ascii="Cambria Math" w:hAnsi="Cambria Math"/>
+          </w:rPr>
+          <m:t>G</m:t>
+        </m:r>
+      </m:oMath>
+      <w:r>
+        <w:t xml:space="preserve"> со своим множеством вершин </w:t>
+      </w:r>
+      <m:oMath>
+        <m:sSub>
+          <m:sSubPr>
+            <m:ctrlPr>
+              <w:rPr>
+                <w:rFonts w:ascii="Cambria Math" w:hAnsi="Cambria Math"/>
+                <w:i/>
+              </w:rPr>
+            </m:ctrlPr>
+          </m:sSubPr>
+          <m:e>
+            <m:r>
+              <w:rPr>
+                <w:rFonts w:ascii="Cambria Math" w:hAnsi="Cambria Math"/>
+              </w:rPr>
+              <m:t>V</m:t>
+            </m:r>
+          </m:e>
+          <m:sub>
+            <m:r>
+              <w:rPr>
+                <w:rFonts w:ascii="Cambria Math" w:hAnsi="Cambria Math"/>
+              </w:rPr>
+              <m:t>i</m:t>
+            </m:r>
+          </m:sub>
+        </m:sSub>
+      </m:oMath>
+      <w:r>
+        <w:t xml:space="preserve"> и рёбер </w:t>
+      </w:r>
+      <m:oMath>
+        <m:sSub>
+          <m:sSubPr>
+            <m:ctrlPr>
+              <w:rPr>
+                <w:rFonts w:ascii="Cambria Math" w:hAnsi="Cambria Math"/>
+                <w:i/>
+              </w:rPr>
+            </m:ctrlPr>
+          </m:sSubPr>
+          <m:e>
+            <m:r>
+              <w:rPr>
+                <w:rFonts w:ascii="Cambria Math" w:hAnsi="Cambria Math"/>
+              </w:rPr>
+              <m:t>E</m:t>
+            </m:r>
+          </m:e>
+          <m:sub>
+            <m:r>
+              <w:rPr>
+                <w:rFonts w:ascii="Cambria Math" w:hAnsi="Cambria Math"/>
+              </w:rPr>
+              <m:t>i</m:t>
+            </m:r>
+          </m:sub>
+        </m:sSub>
+      </m:oMath>
+      <w:r>
+        <w:t xml:space="preserve">. Если для некоторой компоненты </w:t>
+      </w:r>
+      <m:oMath>
+        <m:sSub>
+          <m:sSubPr>
+            <m:ctrlPr>
+              <w:rPr>
+                <w:rFonts w:ascii="Cambria Math" w:hAnsi="Cambria Math"/>
+                <w:i/>
+              </w:rPr>
+            </m:ctrlPr>
+          </m:sSubPr>
+          <m:e>
+            <m:r>
+              <w:rPr>
+                <w:rFonts w:ascii="Cambria Math" w:hAnsi="Cambria Math"/>
+              </w:rPr>
+              <m:t>G</m:t>
+            </m:r>
+          </m:e>
+          <m:sub>
+            <m:r>
+              <w:rPr>
+                <w:rFonts w:ascii="Cambria Math" w:hAnsi="Cambria Math"/>
+              </w:rPr>
+              <m:t>i</m:t>
+            </m:r>
+          </m:sub>
+        </m:sSub>
+      </m:oMath>
+      <w:r>
+        <w:t xml:space="preserve"> существует разбиение </w:t>
+      </w:r>
+      <m:oMath>
+        <m:sSub>
+          <m:sSubPr>
+            <m:ctrlPr>
+              <w:rPr>
+                <w:rFonts w:ascii="Cambria Math" w:hAnsi="Cambria Math"/>
+                <w:i/>
+              </w:rPr>
+            </m:ctrlPr>
+          </m:sSubPr>
+          <m:e>
+            <m:r>
+              <w:rPr>
+                <w:rFonts w:ascii="Cambria Math" w:hAnsi="Cambria Math"/>
+              </w:rPr>
+              <m:t>V</m:t>
+            </m:r>
+          </m:e>
+          <m:sub>
+            <m:r>
+              <w:rPr>
+                <w:rFonts w:ascii="Cambria Math" w:hAnsi="Cambria Math"/>
+              </w:rPr>
+              <m:t>i</m:t>
+            </m:r>
+          </m:sub>
+        </m:sSub>
+        <m:r>
+          <w:rPr>
+            <w:rFonts w:ascii="Cambria Math" w:hAnsi="Cambria Math"/>
+          </w:rPr>
+          <m:t>=</m:t>
+        </m:r>
+        <m:sSub>
+          <m:sSubPr>
+            <m:ctrlPr>
+              <w:rPr>
+                <w:rFonts w:ascii="Cambria Math" w:hAnsi="Cambria Math"/>
+                <w:i/>
+              </w:rPr>
+            </m:ctrlPr>
+          </m:sSubPr>
+          <m:e>
+            <m:r>
+              <w:rPr>
+                <w:rFonts w:ascii="Cambria Math" w:hAnsi="Cambria Math"/>
+              </w:rPr>
+              <m:t>V</m:t>
+            </m:r>
+          </m:e>
+          <m:sub>
+            <m:r>
+              <w:rPr>
+                <w:rFonts w:ascii="Cambria Math" w:hAnsi="Cambria Math"/>
+              </w:rPr>
+              <m:t>i,1</m:t>
+            </m:r>
+          </m:sub>
+        </m:sSub>
+        <m:r>
+          <m:rPr>
+            <m:sty m:val="p"/>
+          </m:rPr>
+          <w:rPr>
+            <w:rFonts w:ascii="Cambria Math" w:hAnsi="Cambria Math"/>
+          </w:rPr>
+          <m:t>∪</m:t>
+        </m:r>
+        <m:sSub>
+          <m:sSubPr>
+            <m:ctrlPr>
+              <w:rPr>
+                <w:rFonts w:ascii="Cambria Math" w:hAnsi="Cambria Math"/>
+                <w:i/>
+              </w:rPr>
+            </m:ctrlPr>
+          </m:sSubPr>
+          <m:e>
+            <m:r>
+              <w:rPr>
+                <w:rFonts w:ascii="Cambria Math" w:hAnsi="Cambria Math"/>
+              </w:rPr>
+              <m:t>V</m:t>
+            </m:r>
+            <m:ctrlPr>
+              <w:rPr>
+                <w:rFonts w:ascii="Cambria Math" w:hAnsi="Cambria Math"/>
+              </w:rPr>
+            </m:ctrlPr>
+          </m:e>
+          <m:sub>
+            <m:r>
+              <w:rPr>
+                <w:rFonts w:ascii="Cambria Math" w:hAnsi="Cambria Math"/>
+              </w:rPr>
+              <m:t>i,2</m:t>
+            </m:r>
+          </m:sub>
+        </m:sSub>
+      </m:oMath>
+      <w:r>
+        <w:t xml:space="preserve"> с описанным выше свойством, то </w:t>
+      </w:r>
+      <m:oMath>
+        <m:sSub>
+          <m:sSubPr>
+            <m:ctrlPr>
+              <w:rPr>
+                <w:rFonts w:ascii="Cambria Math" w:hAnsi="Cambria Math"/>
+                <w:i/>
+              </w:rPr>
+            </m:ctrlPr>
+          </m:sSubPr>
+          <m:e>
+            <m:r>
+              <w:rPr>
+                <w:rFonts w:ascii="Cambria Math" w:hAnsi="Cambria Math"/>
+              </w:rPr>
+              <m:t>G</m:t>
+            </m:r>
+          </m:e>
+          <m:sub>
+            <m:r>
+              <w:rPr>
+                <w:rFonts w:ascii="Cambria Math" w:hAnsi="Cambria Math"/>
+              </w:rPr>
+              <m:t>i</m:t>
+            </m:r>
+          </m:sub>
+        </m:sSub>
+      </m:oMath>
+      <w:r>
+        <w:t xml:space="preserve"> называется </w:t>
+      </w:r>
+      <w:r>
+        <w:rPr>
+          <w:i/>
+          <w:iCs/>
+        </w:rPr>
+        <w:t>двудольной компонентой</w:t>
+      </w:r>
+      <w:r>
+        <w:t xml:space="preserve"> графа </w:t>
+      </w:r>
+      <m:oMath>
+        <m:r>
+          <w:rPr>
+            <w:rFonts w:ascii="Cambria Math" w:hAnsi="Cambria Math"/>
+          </w:rPr>
+          <m:t>G</m:t>
+        </m:r>
+      </m:oMath>
+      <w:r>
+        <w:t>.</w:t>
+      </w:r>
+    </w:p>
+    <w:p>
+      <w:r>
+        <w:t xml:space="preserve">Чтобы выделить двудольные компоненты графа </w:t>
+      </w:r>
+      <m:oMath>
+        <m:r>
+          <w:rPr>
+            <w:rFonts w:ascii="Cambria Math" w:hAnsi="Cambria Math"/>
+          </w:rPr>
+          <m:t>G</m:t>
+        </m:r>
+      </m:oMath>
+      <w:r>
+        <w:t xml:space="preserve">, мы можем отыскать внутри каждой компоненты остовное дерево. Рассмотрим дерево </w:t>
+      </w:r>
+      <m:oMath>
+        <m:r>
+          <w:rPr>
+            <w:rFonts w:ascii="Cambria Math" w:hAnsi="Cambria Math"/>
+          </w:rPr>
+          <m:t>T=</m:t>
+        </m:r>
+        <m:d>
+          <m:dPr>
+            <m:ctrlPr>
+              <w:rPr>
+                <w:rFonts w:ascii="Cambria Math" w:hAnsi="Cambria Math"/>
+                <w:i/>
+              </w:rPr>
+            </m:ctrlPr>
+          </m:dPr>
+          <m:e>
+            <m:sSub>
+              <m:sSubPr>
+                <m:ctrlPr>
+                  <w:rPr>
+                    <w:rFonts w:ascii="Cambria Math" w:hAnsi="Cambria Math"/>
+                    <w:i/>
+                  </w:rPr>
+                </m:ctrlPr>
+              </m:sSubPr>
+              <m:e>
+                <m:r>
+                  <w:rPr>
+                    <w:rFonts w:ascii="Cambria Math" w:hAnsi="Cambria Math"/>
+                  </w:rPr>
+                  <m:t>V</m:t>
+                </m:r>
+              </m:e>
+              <m:sub>
+                <m:r>
+                  <w:rPr>
+                    <w:rFonts w:ascii="Cambria Math" w:hAnsi="Cambria Math"/>
+                  </w:rPr>
+                  <m:t>T</m:t>
+                </m:r>
+              </m:sub>
+            </m:sSub>
+            <m:r>
+              <w:rPr>
+                <w:rFonts w:ascii="Cambria Math" w:hAnsi="Cambria Math"/>
+              </w:rPr>
+              <m:t>,</m:t>
+            </m:r>
+            <m:sSub>
+              <m:sSubPr>
+                <m:ctrlPr>
+                  <w:rPr>
+                    <w:rFonts w:ascii="Cambria Math" w:hAnsi="Cambria Math"/>
+                    <w:i/>
+                  </w:rPr>
+                </m:ctrlPr>
+              </m:sSubPr>
+              <m:e>
+                <m:r>
+                  <w:rPr>
+                    <w:rFonts w:ascii="Cambria Math" w:hAnsi="Cambria Math"/>
+                  </w:rPr>
+                  <m:t>E</m:t>
+                </m:r>
+              </m:e>
+              <m:sub>
+                <m:r>
+                  <w:rPr>
+                    <w:rFonts w:ascii="Cambria Math" w:hAnsi="Cambria Math"/>
+                  </w:rPr>
+                  <m:t>T</m:t>
+                </m:r>
+              </m:sub>
+            </m:sSub>
+          </m:e>
+        </m:d>
+      </m:oMath>
+      <w:r>
+        <w:t xml:space="preserve"> и выберем в нём произвольную вершину </w:t>
+      </w:r>
+      <m:oMath>
+        <m:sSub>
+          <m:sSubPr>
+            <m:ctrlPr>
+              <w:rPr>
+                <w:rFonts w:ascii="Cambria Math" w:hAnsi="Cambria Math"/>
+                <w:i/>
+              </w:rPr>
+            </m:ctrlPr>
+          </m:sSubPr>
+          <m:e>
+            <m:r>
+              <w:rPr>
+                <w:rFonts w:ascii="Cambria Math" w:hAnsi="Cambria Math"/>
+              </w:rPr>
+              <m:t>v</m:t>
+            </m:r>
+          </m:e>
+          <m:sub>
+            <m:r>
+              <w:rPr>
+                <w:rFonts w:ascii="Cambria Math" w:hAnsi="Cambria Math"/>
+              </w:rPr>
+              <m:t>0</m:t>
+            </m:r>
+          </m:sub>
+        </m:sSub>
+        <m:r>
+          <m:rPr>
+            <m:sty m:val="p"/>
+          </m:rPr>
+          <w:rPr>
+            <w:rFonts w:ascii="Cambria Math" w:hAnsi="Cambria Math"/>
+          </w:rPr>
+          <m:t>∈</m:t>
+        </m:r>
+        <m:sSub>
+          <m:sSubPr>
+            <m:ctrlPr>
+              <w:rPr>
+                <w:rFonts w:ascii="Cambria Math" w:hAnsi="Cambria Math"/>
+                <w:i/>
+              </w:rPr>
+            </m:ctrlPr>
+          </m:sSubPr>
+          <m:e>
+            <m:r>
+              <w:rPr>
+                <w:rFonts w:ascii="Cambria Math" w:hAnsi="Cambria Math"/>
+              </w:rPr>
+              <m:t>V</m:t>
+            </m:r>
+            <m:ctrlPr>
+              <w:rPr>
+                <w:rFonts w:ascii="Cambria Math" w:hAnsi="Cambria Math"/>
+              </w:rPr>
+            </m:ctrlPr>
+          </m:e>
+          <m:sub>
+            <m:r>
+              <w:rPr>
+                <w:rFonts w:ascii="Cambria Math" w:hAnsi="Cambria Math"/>
+              </w:rPr>
+              <m:t>T</m:t>
+            </m:r>
+          </m:sub>
+        </m:sSub>
+      </m:oMath>
+      <w:r>
+        <w:t xml:space="preserve"> в качестве корня. Пусть </w:t>
+      </w:r>
+      <m:oMath>
+        <m:sSub>
+          <m:sSubPr>
+            <m:ctrlPr>
+              <w:rPr>
+                <w:rFonts w:ascii="Cambria Math" w:hAnsi="Cambria Math"/>
+                <w:i/>
+              </w:rPr>
+            </m:ctrlPr>
+          </m:sSubPr>
+          <m:e>
+            <m:r>
+              <w:rPr>
+                <w:rFonts w:ascii="Cambria Math" w:hAnsi="Cambria Math"/>
+              </w:rPr>
+              <m:t>v</m:t>
+            </m:r>
+          </m:e>
+          <m:sub>
+            <m:r>
+              <w:rPr>
+                <w:rFonts w:ascii="Cambria Math" w:hAnsi="Cambria Math"/>
+              </w:rPr>
+              <m:t>0</m:t>
+            </m:r>
+          </m:sub>
+        </m:sSub>
+        <m:r>
+          <m:rPr>
+            <m:sty m:val="p"/>
+          </m:rPr>
+          <w:rPr>
+            <w:rFonts w:ascii="Cambria Math" w:hAnsi="Cambria Math"/>
+          </w:rPr>
+          <m:t>∈</m:t>
+        </m:r>
+        <m:sSub>
+          <m:sSubPr>
+            <m:ctrlPr>
+              <w:rPr>
+                <w:rFonts w:ascii="Cambria Math" w:hAnsi="Cambria Math"/>
+                <w:i/>
+              </w:rPr>
+            </m:ctrlPr>
+          </m:sSubPr>
+          <m:e>
+            <m:r>
+              <w:rPr>
+                <w:rFonts w:ascii="Cambria Math" w:hAnsi="Cambria Math"/>
+              </w:rPr>
+              <m:t>V</m:t>
+            </m:r>
+            <m:ctrlPr>
+              <w:rPr>
+                <w:rFonts w:ascii="Cambria Math" w:hAnsi="Cambria Math"/>
+              </w:rPr>
+            </m:ctrlPr>
+          </m:e>
+          <m:sub>
+            <m:r>
+              <w:rPr>
+                <w:rFonts w:ascii="Cambria Math" w:hAnsi="Cambria Math"/>
+              </w:rPr>
+              <m:t>1</m:t>
+            </m:r>
+          </m:sub>
+        </m:sSub>
+      </m:oMath>
+      <w:r>
+        <w:t xml:space="preserve">. Все вершины </w:t>
+      </w:r>
+      <m:oMath>
+        <m:r>
+          <w:rPr>
+            <w:rFonts w:ascii="Cambria Math" w:hAnsi="Cambria Math"/>
+          </w:rPr>
+          <m:t>v</m:t>
+        </m:r>
+      </m:oMath>
+      <w:r>
+        <w:t xml:space="preserve">, такие что </w:t>
+      </w:r>
+      <m:oMath>
+        <m:r>
+          <w:rPr>
+            <w:rFonts w:ascii="Cambria Math" w:hAnsi="Cambria Math"/>
+          </w:rPr>
+          <m:t>d</m:t>
+        </m:r>
+        <m:d>
+          <m:dPr>
+            <m:ctrlPr>
+              <w:rPr>
+                <w:rFonts w:ascii="Cambria Math" w:hAnsi="Cambria Math"/>
+                <w:i/>
+              </w:rPr>
+            </m:ctrlPr>
+          </m:dPr>
+          <m:e>
+            <m:sSub>
+              <m:sSubPr>
+                <m:ctrlPr>
+                  <w:rPr>
+                    <w:rFonts w:ascii="Cambria Math" w:hAnsi="Cambria Math"/>
+                    <w:i/>
+                  </w:rPr>
+                </m:ctrlPr>
+              </m:sSubPr>
+              <m:e>
+                <m:r>
+                  <w:rPr>
+                    <w:rFonts w:ascii="Cambria Math" w:hAnsi="Cambria Math"/>
+                  </w:rPr>
+                  <m:t>v</m:t>
+                </m:r>
+              </m:e>
+              <m:sub>
+                <m:r>
+                  <w:rPr>
+                    <w:rFonts w:ascii="Cambria Math" w:hAnsi="Cambria Math"/>
+                  </w:rPr>
+                  <m:t>0</m:t>
+                </m:r>
+              </m:sub>
+            </m:sSub>
+            <m:r>
+              <w:rPr>
+                <w:rFonts w:ascii="Cambria Math" w:hAnsi="Cambria Math"/>
+              </w:rPr>
+              <m:t>,v</m:t>
+            </m:r>
+          </m:e>
+        </m:d>
+      </m:oMath>
+      <w:r>
+        <w:t xml:space="preserve"> </w:t>
+      </w:r>
+      <m:oMath>
+        <m:r>
+          <w:rPr>
+            <w:rFonts w:ascii="Cambria Math" w:hAnsi="Cambria Math"/>
+          </w:rPr>
+          <m:t>-</m:t>
+        </m:r>
+      </m:oMath>
+      <w:r>
+        <w:t xml:space="preserve"> чётное, также лежат в </w:t>
+      </w:r>
+      <m:oMath>
+        <m:sSub>
+          <m:sSubPr>
+            <m:ctrlPr>
+              <w:rPr>
+                <w:rFonts w:ascii="Cambria Math" w:hAnsi="Cambria Math"/>
+                <w:i/>
+              </w:rPr>
+            </m:ctrlPr>
+          </m:sSubPr>
+          <m:e>
+            <m:r>
+              <w:rPr>
+                <w:rFonts w:ascii="Cambria Math" w:hAnsi="Cambria Math"/>
+              </w:rPr>
+              <m:t>V</m:t>
+            </m:r>
+          </m:e>
+          <m:sub>
+            <m:r>
+              <w:rPr>
+                <w:rFonts w:ascii="Cambria Math" w:hAnsi="Cambria Math"/>
+              </w:rPr>
+              <m:t>1</m:t>
+            </m:r>
+          </m:sub>
+        </m:sSub>
+      </m:oMath>
+      <w:r>
+        <w:t>. Оставшиеся вершины (</w:t>
+      </w:r>
+      <m:oMath>
+        <m:r>
+          <w:rPr>
+            <w:rFonts w:ascii="Cambria Math" w:hAnsi="Cambria Math"/>
+          </w:rPr>
+          <m:t>d</m:t>
+        </m:r>
+        <m:d>
+          <m:dPr>
+            <m:ctrlPr>
+              <w:rPr>
+                <w:rFonts w:ascii="Cambria Math" w:hAnsi="Cambria Math"/>
+                <w:i/>
+              </w:rPr>
+            </m:ctrlPr>
+          </m:dPr>
+          <m:e>
+            <m:sSub>
+              <m:sSubPr>
+                <m:ctrlPr>
+                  <w:rPr>
+                    <w:rFonts w:ascii="Cambria Math" w:hAnsi="Cambria Math"/>
+                    <w:i/>
+                  </w:rPr>
+                </m:ctrlPr>
+              </m:sSubPr>
+              <m:e>
+                <m:r>
+                  <w:rPr>
+                    <w:rFonts w:ascii="Cambria Math" w:hAnsi="Cambria Math"/>
+                  </w:rPr>
+                  <m:t>v</m:t>
+                </m:r>
+              </m:e>
+              <m:sub>
+                <m:r>
+                  <w:rPr>
+                    <w:rFonts w:ascii="Cambria Math" w:hAnsi="Cambria Math"/>
+                  </w:rPr>
+                  <m:t>0</m:t>
+                </m:r>
+              </m:sub>
+            </m:sSub>
+            <m:r>
+              <w:rPr>
+                <w:rFonts w:ascii="Cambria Math" w:hAnsi="Cambria Math"/>
+              </w:rPr>
+              <m:t>,v</m:t>
+            </m:r>
+          </m:e>
+        </m:d>
+      </m:oMath>
+      <w:r>
+        <w:t xml:space="preserve"> </w:t>
+      </w:r>
+      <m:oMath>
+        <m:r>
+          <w:rPr>
+            <w:rFonts w:ascii="Cambria Math" w:hAnsi="Cambria Math"/>
+          </w:rPr>
+          <m:t>-</m:t>
+        </m:r>
+      </m:oMath>
+      <w:r>
+        <w:t xml:space="preserve"> нечётное) лежат в </w:t>
+      </w:r>
+      <m:oMath>
+        <m:sSub>
+          <m:sSubPr>
+            <m:ctrlPr>
+              <w:rPr>
+                <w:rFonts w:ascii="Cambria Math" w:hAnsi="Cambria Math"/>
+                <w:i/>
+              </w:rPr>
+            </m:ctrlPr>
+          </m:sSubPr>
+          <m:e>
+            <m:r>
+              <w:rPr>
+                <w:rFonts w:ascii="Cambria Math" w:hAnsi="Cambria Math"/>
+              </w:rPr>
+              <m:t>V</m:t>
+            </m:r>
+          </m:e>
+          <m:sub>
+            <m:r>
+              <w:rPr>
+                <w:rFonts w:ascii="Cambria Math" w:hAnsi="Cambria Math"/>
+              </w:rPr>
+              <m:t>2</m:t>
+            </m:r>
+          </m:sub>
+        </m:sSub>
+      </m:oMath>
+      <w:r>
+        <w:t xml:space="preserve">. Так как переход по ребру меняет чётность расстояния до корня, никакое ребро не соединяет вершины внутри одного и того же множества </w:t>
+      </w:r>
+      <m:oMath>
+        <m:sSub>
+          <m:sSubPr>
+            <m:ctrlPr>
+              <w:rPr>
+                <w:rFonts w:ascii="Cambria Math" w:hAnsi="Cambria Math"/>
+                <w:i/>
+              </w:rPr>
+            </m:ctrlPr>
+          </m:sSubPr>
+          <m:e>
+            <m:r>
+              <w:rPr>
+                <w:rFonts w:ascii="Cambria Math" w:hAnsi="Cambria Math"/>
+              </w:rPr>
+              <m:t>V</m:t>
+            </m:r>
+          </m:e>
+          <m:sub>
+            <m:r>
+              <w:rPr>
+                <w:rFonts w:ascii="Cambria Math" w:hAnsi="Cambria Math"/>
+              </w:rPr>
+              <m:t>1</m:t>
+            </m:r>
+          </m:sub>
+        </m:sSub>
+      </m:oMath>
+      <w:r>
+        <w:t xml:space="preserve"> или </w:t>
+      </w:r>
+      <m:oMath>
+        <m:sSub>
+          <m:sSubPr>
+            <m:ctrlPr>
+              <w:rPr>
+                <w:rFonts w:ascii="Cambria Math" w:hAnsi="Cambria Math"/>
+                <w:i/>
+              </w:rPr>
+            </m:ctrlPr>
+          </m:sSubPr>
+          <m:e>
+            <m:r>
+              <w:rPr>
+                <w:rFonts w:ascii="Cambria Math" w:hAnsi="Cambria Math"/>
+              </w:rPr>
+              <m:t>V</m:t>
+            </m:r>
+          </m:e>
+          <m:sub>
+            <m:r>
+              <w:rPr>
+                <w:rFonts w:ascii="Cambria Math" w:hAnsi="Cambria Math"/>
+              </w:rPr>
+              <m:t>2</m:t>
+            </m:r>
+          </m:sub>
+        </m:sSub>
+      </m:oMath>
+      <w:r>
+        <w:t xml:space="preserve">. Таким образом, </w:t>
+      </w:r>
+      <m:oMath>
+        <m:d>
+          <m:dPr>
+            <m:ctrlPr>
+              <w:rPr>
+                <w:rFonts w:ascii="Cambria Math" w:hAnsi="Cambria Math"/>
+                <w:i/>
+              </w:rPr>
+            </m:ctrlPr>
+          </m:dPr>
+          <m:e>
+            <m:sSub>
+              <m:sSubPr>
+                <m:ctrlPr>
+                  <w:rPr>
+                    <w:rFonts w:ascii="Cambria Math" w:hAnsi="Cambria Math"/>
+                    <w:i/>
+                  </w:rPr>
+                </m:ctrlPr>
+              </m:sSubPr>
+              <m:e>
+                <m:r>
+                  <w:rPr>
+                    <w:rFonts w:ascii="Cambria Math" w:hAnsi="Cambria Math"/>
+                  </w:rPr>
+                  <m:t>V</m:t>
+                </m:r>
+              </m:e>
+              <m:sub>
+                <m:r>
+                  <w:rPr>
+                    <w:rFonts w:ascii="Cambria Math" w:hAnsi="Cambria Math"/>
+                  </w:rPr>
+                  <m:t>1</m:t>
+                </m:r>
+              </m:sub>
+            </m:sSub>
+            <m:r>
+              <w:rPr>
+                <w:rFonts w:ascii="Cambria Math" w:hAnsi="Cambria Math"/>
+              </w:rPr>
+              <m:t>,</m:t>
+            </m:r>
+            <m:sSub>
+              <m:sSubPr>
+                <m:ctrlPr>
+                  <w:rPr>
+                    <w:rFonts w:ascii="Cambria Math" w:hAnsi="Cambria Math"/>
+                    <w:i/>
+                  </w:rPr>
+                </m:ctrlPr>
+              </m:sSubPr>
+              <m:e>
+                <m:r>
+                  <w:rPr>
+                    <w:rFonts w:ascii="Cambria Math" w:hAnsi="Cambria Math"/>
+                  </w:rPr>
+                  <m:t>V</m:t>
+                </m:r>
+              </m:e>
+              <m:sub>
+                <m:r>
+                  <w:rPr>
+                    <w:rFonts w:ascii="Cambria Math" w:hAnsi="Cambria Math"/>
+                  </w:rPr>
+                  <m:t>2</m:t>
+                </m:r>
+              </m:sub>
+            </m:sSub>
+          </m:e>
+        </m:d>
+      </m:oMath>
+      <w:r>
+        <w:t xml:space="preserve"> </w:t>
+      </w:r>
+      <m:oMath>
+        <m:r>
+          <w:rPr>
+            <w:rFonts w:ascii="Cambria Math" w:hAnsi="Cambria Math"/>
+          </w:rPr>
+          <m:t>-</m:t>
+        </m:r>
+      </m:oMath>
+      <w:r>
+        <w:t xml:space="preserve"> это двудольное разбиение </w:t>
+      </w:r>
+      <m:oMath>
+        <m:sSub>
+          <m:sSubPr>
+            <m:ctrlPr>
+              <w:rPr>
+                <w:rFonts w:ascii="Cambria Math" w:hAnsi="Cambria Math"/>
+                <w:i/>
+              </w:rPr>
+            </m:ctrlPr>
+          </m:sSubPr>
+          <m:e>
+            <m:r>
+              <w:rPr>
+                <w:rFonts w:ascii="Cambria Math" w:hAnsi="Cambria Math"/>
+              </w:rPr>
+              <m:t>V</m:t>
+            </m:r>
+          </m:e>
+          <m:sub>
+            <m:r>
+              <w:rPr>
+                <w:rFonts w:ascii="Cambria Math" w:hAnsi="Cambria Math"/>
+              </w:rPr>
+              <m:t>T</m:t>
+            </m:r>
+          </m:sub>
+        </m:sSub>
+      </m:oMath>
+      <w:r>
+        <w:t>. Поскольку такое разбиение существует для любого дерева, то дерево является двудольным графом.</w:t>
+      </w:r>
+    </w:p>
+    <w:p>
+      <w:r>
+        <w:lastRenderedPageBreak/>
+        <w:t xml:space="preserve">Объединяя найденные остовные деревья для всех связных компонент, мы формируем подграф </w:t>
       </w:r>
       <m:oMath>
         <m:sSup>
@@ -1346,168 +3103,7 @@
         </m:d>
       </m:oMath>
       <w:r>
-        <w:t xml:space="preserve">, такой что: </w:t>
-      </w:r>
-      <m:oMath>
-        <m:sSup>
-          <m:sSupPr>
-            <m:ctrlPr>
-              <w:rPr>
-                <w:rFonts w:ascii="Cambria Math" w:hAnsi="Cambria Math"/>
-                <w:i/>
-              </w:rPr>
-            </m:ctrlPr>
-          </m:sSupPr>
-          <m:e>
-            <m:r>
-              <w:rPr>
-                <w:rFonts w:ascii="Cambria Math" w:hAnsi="Cambria Math"/>
-              </w:rPr>
-              <m:t>E</m:t>
-            </m:r>
-          </m:e>
-          <m:sup>
-            <m:r>
-              <w:rPr>
-                <w:rFonts w:ascii="Cambria Math" w:hAnsi="Cambria Math"/>
-              </w:rPr>
-              <m:t>'</m:t>
-            </m:r>
-          </m:sup>
-        </m:sSup>
-        <m:r>
-          <w:rPr>
-            <w:rFonts w:ascii="Cambria Math" w:hAnsi="Cambria Math"/>
-          </w:rPr>
-          <m:t>=</m:t>
-        </m:r>
-        <m:nary>
-          <m:naryPr>
-            <m:chr m:val="⋃"/>
-            <m:ctrlPr>
-              <w:rPr>
-                <w:rFonts w:ascii="Cambria Math" w:hAnsi="Cambria Math"/>
-              </w:rPr>
-            </m:ctrlPr>
-          </m:naryPr>
-          <m:sub>
-            <m:r>
-              <w:rPr>
-                <w:rFonts w:ascii="Cambria Math" w:hAnsi="Cambria Math"/>
-              </w:rPr>
-              <m:t>i=1</m:t>
-            </m:r>
-            <m:ctrlPr>
-              <w:rPr>
-                <w:rFonts w:ascii="Cambria Math" w:hAnsi="Cambria Math"/>
-                <w:i/>
-              </w:rPr>
-            </m:ctrlPr>
-          </m:sub>
-          <m:sup>
-            <m:r>
-              <w:rPr>
-                <w:rFonts w:ascii="Cambria Math" w:hAnsi="Cambria Math"/>
-              </w:rPr>
-              <m:t>k</m:t>
-            </m:r>
-            <m:ctrlPr>
-              <w:rPr>
-                <w:rFonts w:ascii="Cambria Math" w:hAnsi="Cambria Math"/>
-                <w:i/>
-              </w:rPr>
-            </m:ctrlPr>
-          </m:sup>
-          <m:e>
-            <m:sSubSup>
-              <m:sSubSupPr>
-                <m:ctrlPr>
-                  <w:rPr>
-                    <w:rFonts w:ascii="Cambria Math" w:hAnsi="Cambria Math"/>
-                    <w:i/>
-                  </w:rPr>
-                </m:ctrlPr>
-              </m:sSubSupPr>
-              <m:e>
-                <m:r>
-                  <w:rPr>
-                    <w:rFonts w:ascii="Cambria Math" w:hAnsi="Cambria Math"/>
-                  </w:rPr>
-                  <m:t>E</m:t>
-                </m:r>
-              </m:e>
-              <m:sub>
-                <m:r>
-                  <w:rPr>
-                    <w:rFonts w:ascii="Cambria Math" w:hAnsi="Cambria Math"/>
-                  </w:rPr>
-                  <m:t>i</m:t>
-                </m:r>
-              </m:sub>
-              <m:sup>
-                <m:r>
-                  <w:rPr>
-                    <w:rFonts w:ascii="Cambria Math" w:hAnsi="Cambria Math"/>
-                  </w:rPr>
-                  <m:t>'</m:t>
-                </m:r>
-              </m:sup>
-            </m:sSubSup>
-            <m:ctrlPr>
-              <w:rPr>
-                <w:rFonts w:ascii="Cambria Math" w:hAnsi="Cambria Math"/>
-                <w:i/>
-              </w:rPr>
-            </m:ctrlPr>
-          </m:e>
-        </m:nary>
-      </m:oMath>
-      <w:r>
-        <w:t xml:space="preserve">, где </w:t>
-      </w:r>
-      <m:oMath>
-        <m:r>
-          <w:rPr>
-            <w:rFonts w:ascii="Cambria Math" w:hAnsi="Cambria Math"/>
-          </w:rPr>
-          <m:t>V</m:t>
-        </m:r>
-      </m:oMath>
-      <w:r>
-        <w:t xml:space="preserve"> - количество вершин графа </w:t>
-      </w:r>
-      <m:oMath>
-        <m:r>
-          <w:rPr>
-            <w:rFonts w:ascii="Cambria Math" w:hAnsi="Cambria Math"/>
-          </w:rPr>
-          <m:t>G</m:t>
-        </m:r>
-      </m:oMath>
-      <w:r>
-        <w:t xml:space="preserve">, </w:t>
-      </w:r>
-      <m:oMath>
-        <m:r>
-          <w:rPr>
-            <w:rFonts w:ascii="Cambria Math" w:hAnsi="Cambria Math"/>
-          </w:rPr>
-          <m:t>k</m:t>
-        </m:r>
-      </m:oMath>
-      <w:r>
-        <w:t xml:space="preserve"> - количество компонент связности графа </w:t>
-      </w:r>
-      <m:oMath>
-        <m:r>
-          <w:rPr>
-            <w:rFonts w:ascii="Cambria Math" w:hAnsi="Cambria Math"/>
-          </w:rPr>
-          <m:t>G</m:t>
-        </m:r>
-      </m:oMath>
-      <w:r>
-        <w:t xml:space="preserve">, </w:t>
+        <w:t xml:space="preserve">, где каждое множество рёбер </w:t>
       </w:r>
       <m:oMath>
         <m:sSubSup>
@@ -1551,28 +3147,42 @@
           <w:rPr>
             <w:rFonts w:ascii="Cambria Math" w:hAnsi="Cambria Math"/>
           </w:rPr>
-          <m:t>∈</m:t>
+          <m:t>⊆</m:t>
         </m:r>
-        <m:r>
-          <w:rPr>
-            <w:rFonts w:ascii="Cambria Math" w:hAnsi="Cambria Math"/>
-          </w:rPr>
-          <m:t>E</m:t>
-        </m:r>
+        <m:sSub>
+          <m:sSubPr>
+            <m:ctrlPr>
+              <w:rPr>
+                <w:rFonts w:ascii="Cambria Math" w:hAnsi="Cambria Math"/>
+                <w:i/>
+              </w:rPr>
+            </m:ctrlPr>
+          </m:sSubPr>
+          <m:e>
+            <m:r>
+              <w:rPr>
+                <w:rFonts w:ascii="Cambria Math" w:hAnsi="Cambria Math"/>
+              </w:rPr>
+              <m:t>E</m:t>
+            </m:r>
+            <m:ctrlPr>
+              <w:rPr>
+                <w:rFonts w:ascii="Cambria Math" w:hAnsi="Cambria Math"/>
+              </w:rPr>
+            </m:ctrlPr>
+          </m:e>
+          <m:sub>
+            <m:r>
+              <w:rPr>
+                <w:rFonts w:ascii="Cambria Math" w:hAnsi="Cambria Math"/>
+              </w:rPr>
+              <m:t>i</m:t>
+            </m:r>
+          </m:sub>
+        </m:sSub>
       </m:oMath>
       <w:r>
-        <w:t xml:space="preserve"> — множество рёбер, образующих двудольный граф </w:t>
-      </w:r>
-      <m:oMath>
-        <m:r>
-          <w:rPr>
-            <w:rFonts w:ascii="Cambria Math" w:hAnsi="Cambria Math"/>
-          </w:rPr>
-          <m:t>i</m:t>
-        </m:r>
-      </m:oMath>
-      <w:r>
-        <w:t xml:space="preserve">-й компоненты </w:t>
+        <w:t xml:space="preserve"> образует двудольную компоненту исходного графа </w:t>
       </w:r>
       <m:oMath>
         <m:r>
@@ -1590,7 +3200,7 @@
       <w:pPr>
         <w:pStyle w:val="1"/>
       </w:pPr>
-      <w:bookmarkStart w:id="2" w:name="_Toc184658444"/>
+      <w:bookmarkStart w:id="2" w:name="_Toc184912442"/>
       <w:r>
         <w:rPr>
           <w:szCs w:val="28"/>
@@ -1735,7 +3345,7 @@
           <w:szCs w:val="28"/>
         </w:rPr>
       </w:pPr>
-      <w:bookmarkStart w:id="3" w:name="_Toc184658445"/>
+      <w:bookmarkStart w:id="3" w:name="_Toc184912443"/>
       <w:r>
         <w:rPr>
           <w:szCs w:val="28"/>
@@ -1746,11 +3356,7 @@
     </w:p>
     <w:p>
       <w:r>
-        <w:t xml:space="preserve">Исходный граф задаётся через список рёбер. После обработки программа оставляет только те рёбра, которые образуют остовные деревья в </w:t>
-      </w:r>
-      <w:r>
-        <w:lastRenderedPageBreak/>
-        <w:t>каждой компоненте связности. Таким образом, итоговый граф состоит из тех же компонент связности, что и исходный, но каждая из них становится деревом, а значит, автоматически является двудольной.</w:t>
+        <w:t>Исходный граф задаётся через список рёбер. После обработки программа оставляет только те рёбра, которые образуют остовные деревья в каждой компоненте связности. Таким образом, итоговый граф состоит из тех же компонент связности, что и исходный, но каждая из них становится деревом, а значит, автоматически является двудольной.</w:t>
       </w:r>
       <w:r>
         <w:t xml:space="preserve"> Выделение деревьев, на наш взгляд, является наиболее наглядной формой для представления двудольных компонент.</w:t>
@@ -1814,6 +3420,7 @@
     </w:p>
     <w:p>
       <w:r>
+        <w:lastRenderedPageBreak/>
         <w:t xml:space="preserve">Затем для нахождения всех компонент связности графа выполняется обход в ширину (BFS) для каждой ещё не посещённой вершины. BFS проходит по всем вершинам и рёбрам текущей компоненты, добавляя рёбра, которые входят в остовное дерево. Каждая вершина посещается один раз, а каждое ребро обрабатывается ровно дважды (по одному разу для каждой инцидентной вершины). Таким образом, сложность обхода всех компонент связности составляет </w:t>
       </w:r>
       <m:oMath>
@@ -1850,7 +3457,6 @@
       <w:r>
         <w:t xml:space="preserve">После завершения обхода компоненты связности подсчитываются, а остовные рёбра для каждой из них сохраняются в массиве </w:t>
       </w:r>
-      <w:proofErr w:type="spellStart"/>
       <w:r>
         <w:rPr>
           <w:i/>
@@ -1858,7 +3464,6 @@
         </w:rPr>
         <w:t>spanning_edges</w:t>
       </w:r>
-      <w:proofErr w:type="spellEnd"/>
       <w:r>
         <w:t xml:space="preserve">. На последнем этапе программа выводит количество компонент связности и рёбра остовного дерева для каждой компоненты. Печать данных занимает </w:t>
       </w:r>
@@ -1955,12 +3560,11 @@
           <w:szCs w:val="28"/>
         </w:rPr>
       </w:pPr>
-      <w:bookmarkStart w:id="4" w:name="_Toc184658446"/>
+      <w:bookmarkStart w:id="4" w:name="_Toc184912444"/>
       <w:r>
         <w:rPr>
           <w:szCs w:val="28"/>
         </w:rPr>
-        <w:lastRenderedPageBreak/>
         <w:t>Набор тестов и результаты проверки алгоритма на ЭВМ</w:t>
       </w:r>
       <w:bookmarkEnd w:id="4"/>
@@ -2435,6 +4039,7 @@
         <w:jc w:val="center"/>
       </w:pPr>
       <w:r>
+        <w:lastRenderedPageBreak/>
         <w:t>Таблица 1 – Пример №1</w:t>
       </w:r>
     </w:p>
@@ -2510,16 +4115,6 @@
         <w:t>Рисунок 1 – Визуализация примера №1</w:t>
       </w:r>
     </w:p>
-    <w:p>
-      <w:pPr>
-        <w:spacing w:after="160" w:line="259" w:lineRule="auto"/>
-        <w:ind w:firstLine="0"/>
-        <w:jc w:val="left"/>
-      </w:pPr>
-      <w:r>
-        <w:br w:type="page"/>
-      </w:r>
-    </w:p>
     <w:tbl>
       <w:tblPr>
         <w:tblStyle w:val="af1"/>
@@ -2558,7 +4153,6 @@
                 <w:sz w:val="24"/>
                 <w:szCs w:val="20"/>
               </w:rPr>
-              <w:lastRenderedPageBreak/>
               <w:t>Ввод</w:t>
             </w:r>
           </w:p>
@@ -2928,21 +4522,12 @@
                 <w:szCs w:val="20"/>
               </w:rPr>
             </w:pPr>
-            <w:proofErr w:type="spellStart"/>
-            <w:r>
-              <w:rPr>
-                <w:sz w:val="24"/>
-                <w:szCs w:val="20"/>
-              </w:rPr>
-              <w:t>Component</w:t>
-            </w:r>
-            <w:proofErr w:type="spellEnd"/>
-            <w:r>
-              <w:rPr>
-                <w:sz w:val="24"/>
-                <w:szCs w:val="20"/>
-              </w:rPr>
-              <w:t xml:space="preserve"> 2:</w:t>
+            <w:r>
+              <w:rPr>
+                <w:sz w:val="24"/>
+                <w:szCs w:val="20"/>
+              </w:rPr>
+              <w:t>Component 2:</w:t>
             </w:r>
           </w:p>
           <w:p>
@@ -2998,21 +4583,12 @@
                 <w:szCs w:val="20"/>
               </w:rPr>
             </w:pPr>
-            <w:proofErr w:type="spellStart"/>
-            <w:r>
-              <w:rPr>
-                <w:sz w:val="24"/>
-                <w:szCs w:val="20"/>
-              </w:rPr>
-              <w:t>Component</w:t>
-            </w:r>
-            <w:proofErr w:type="spellEnd"/>
-            <w:r>
-              <w:rPr>
-                <w:sz w:val="24"/>
-                <w:szCs w:val="20"/>
-              </w:rPr>
-              <w:t xml:space="preserve"> 3:</w:t>
+            <w:r>
+              <w:rPr>
+                <w:sz w:val="24"/>
+                <w:szCs w:val="20"/>
+              </w:rPr>
+              <w:t>Component 3:</w:t>
             </w:r>
           </w:p>
           <w:p>
@@ -3098,6 +4674,7 @@
         <w:rPr>
           <w:noProof/>
         </w:rPr>
+        <w:lastRenderedPageBreak/>
         <w:drawing>
           <wp:inline distT="0" distB="0" distL="0" distR="0" wp14:anchorId="74DA33CF" wp14:editId="3774B635">
             <wp:extent cx="5572800" cy="3679200"/>
@@ -3150,16 +4727,6 @@
         <w:t>Рисунок 2 – Визуализация примера №2</w:t>
       </w:r>
     </w:p>
-    <w:p>
-      <w:pPr>
-        <w:spacing w:after="160" w:line="259" w:lineRule="auto"/>
-        <w:ind w:firstLine="0"/>
-        <w:jc w:val="left"/>
-      </w:pPr>
-      <w:r>
-        <w:br w:type="page"/>
-      </w:r>
-    </w:p>
     <w:tbl>
       <w:tblPr>
         <w:tblStyle w:val="af1"/>
@@ -3312,7 +4879,6 @@
                 <w:szCs w:val="20"/>
                 <w:lang w:val="en-US"/>
               </w:rPr>
-              <w:lastRenderedPageBreak/>
               <w:t>3 6</w:t>
             </w:r>
           </w:p>
@@ -3769,6 +5335,7 @@
                 <w:szCs w:val="20"/>
                 <w:lang w:val="en-US"/>
               </w:rPr>
+              <w:lastRenderedPageBreak/>
               <w:t>11 13</w:t>
             </w:r>
           </w:p>
@@ -4087,7 +5654,6 @@
                 <w:sz w:val="24"/>
                 <w:szCs w:val="20"/>
               </w:rPr>
-              <w:lastRenderedPageBreak/>
               <w:t>1-5</w:t>
             </w:r>
           </w:p>
@@ -4195,21 +5761,12 @@
                 <w:szCs w:val="20"/>
               </w:rPr>
             </w:pPr>
-            <w:proofErr w:type="spellStart"/>
-            <w:r>
-              <w:rPr>
-                <w:sz w:val="24"/>
-                <w:szCs w:val="20"/>
-              </w:rPr>
-              <w:t>Component</w:t>
-            </w:r>
-            <w:proofErr w:type="spellEnd"/>
-            <w:r>
-              <w:rPr>
-                <w:sz w:val="24"/>
-                <w:szCs w:val="20"/>
-              </w:rPr>
-              <w:t xml:space="preserve"> 2:</w:t>
+            <w:r>
+              <w:rPr>
+                <w:sz w:val="24"/>
+                <w:szCs w:val="20"/>
+              </w:rPr>
+              <w:t>Component 2:</w:t>
             </w:r>
           </w:p>
           <w:p>
@@ -4340,7 +5897,6 @@
         <w:jc w:val="center"/>
       </w:pPr>
       <w:r>
-        <w:lastRenderedPageBreak/>
         <w:t>Таблица 3 – Пример №3</w:t>
       </w:r>
     </w:p>
@@ -4358,7 +5914,6 @@
         <w:rPr>
           <w:noProof/>
         </w:rPr>
-        <w:lastRenderedPageBreak/>
         <w:drawing>
           <wp:inline distT="0" distB="0" distL="0" distR="0" wp14:anchorId="04E44D82" wp14:editId="0229E378">
             <wp:extent cx="5940425" cy="2975610"/>
@@ -4415,7 +5970,7 @@
       <w:pPr>
         <w:pStyle w:val="1"/>
       </w:pPr>
-      <w:bookmarkStart w:id="5" w:name="_Toc184658447"/>
+      <w:bookmarkStart w:id="5" w:name="_Toc184912445"/>
       <w:r>
         <w:t>Выводы</w:t>
       </w:r>
@@ -4428,6 +5983,7 @@
     </w:p>
     <w:p>
       <w:r>
+        <w:lastRenderedPageBreak/>
         <w:t>Основные результаты:</w:t>
       </w:r>
     </w:p>
@@ -4467,8 +6023,26 @@
           <w:rPr>
             <w:rFonts w:ascii="Cambria Math" w:hAnsi="Cambria Math"/>
           </w:rPr>
-          <m:t>O(n + m)</m:t>
+          <m:t>O</m:t>
         </m:r>
+        <m:d>
+          <m:dPr>
+            <m:ctrlPr>
+              <w:rPr>
+                <w:rFonts w:ascii="Cambria Math" w:hAnsi="Cambria Math"/>
+                <w:i/>
+              </w:rPr>
+            </m:ctrlPr>
+          </m:dPr>
+          <m:e>
+            <m:r>
+              <w:rPr>
+                <w:rFonts w:ascii="Cambria Math" w:hAnsi="Cambria Math"/>
+              </w:rPr>
+              <m:t>n+m</m:t>
+            </m:r>
+          </m:e>
+        </m:d>
       </m:oMath>
       <w:r>
         <w:t>, что подтверждается теоретическими расчётами и результатами тестирования. Данная сложность является оптимальной для подобных задач.</w:t>
@@ -4509,7 +6083,6 @@
         <w:ind w:left="0" w:firstLine="709"/>
       </w:pPr>
       <w:r>
-        <w:lastRenderedPageBreak/>
         <w:t>Алгоритм успешно протестирован на различных типах графов: с одной компонентой связности, с несколькими компонентами, а также на плотных графах. Во всех случаях результаты работы программы корректны, что подтверждает её функциональность и надёжность.</w:t>
       </w:r>
     </w:p>
@@ -4523,7 +6096,7 @@
         <w:pStyle w:val="1"/>
         <w:ind w:right="-1"/>
       </w:pPr>
-      <w:bookmarkStart w:id="6" w:name="_Toc184658448"/>
+      <w:bookmarkStart w:id="6" w:name="_Toc184912446"/>
       <w:r>
         <w:t>Список использованн</w:t>
       </w:r>
@@ -4634,7 +6207,7 @@
           <w:lang w:val="en-US"/>
         </w:rPr>
       </w:pPr>
-      <w:bookmarkStart w:id="7" w:name="_Toc184658449"/>
+      <w:bookmarkStart w:id="7" w:name="_Toc184912447"/>
       <w:r>
         <w:lastRenderedPageBreak/>
         <w:t>Приложение</w:t>
@@ -5046,7 +6619,6 @@
         <w:br/>
         <w:t xml:space="preserve">    </w:t>
       </w:r>
-      <w:proofErr w:type="spellStart"/>
       <w:r>
         <w:rPr>
           <w:rFonts w:ascii="Consolas" w:eastAsia="Times New Roman" w:hAnsi="Consolas" w:cs="Courier New"/>
@@ -5057,20 +6629,7 @@
           <w:szCs w:val="20"/>
           <w:lang w:val="en-US" w:eastAsia="ru-RU"/>
         </w:rPr>
-        <w:t>cin</w:t>
-      </w:r>
-      <w:proofErr w:type="spellEnd"/>
-      <w:r>
-        <w:rPr>
-          <w:rFonts w:ascii="Consolas" w:eastAsia="Times New Roman" w:hAnsi="Consolas" w:cs="Courier New"/>
-          <w:b/>
-          <w:bCs/>
-          <w:color w:val="000000"/>
-          <w:sz w:val="20"/>
-          <w:szCs w:val="20"/>
-          <w:lang w:val="en-US" w:eastAsia="ru-RU"/>
-        </w:rPr>
-        <w:t xml:space="preserve"> </w:t>
+        <w:t xml:space="preserve">cin </w:t>
       </w:r>
       <w:r>
         <w:rPr>
@@ -5314,7 +6873,6 @@
         </w:rPr>
         <w:t xml:space="preserve">int </w:t>
       </w:r>
-      <w:proofErr w:type="spellStart"/>
       <w:r>
         <w:rPr>
           <w:rFonts w:ascii="Consolas" w:eastAsia="Times New Roman" w:hAnsi="Consolas" w:cs="Courier New"/>
@@ -5325,133 +6883,104 @@
           <w:szCs w:val="20"/>
           <w:lang w:val="en-US" w:eastAsia="ru-RU"/>
         </w:rPr>
+        <w:t xml:space="preserve">i </w:t>
+      </w:r>
+      <w:r>
+        <w:rPr>
+          <w:rFonts w:ascii="Consolas" w:eastAsia="Times New Roman" w:hAnsi="Consolas" w:cs="Courier New"/>
+          <w:b/>
+          <w:bCs/>
+          <w:color w:val="080808"/>
+          <w:sz w:val="20"/>
+          <w:szCs w:val="20"/>
+          <w:lang w:val="en-US" w:eastAsia="ru-RU"/>
+        </w:rPr>
+        <w:t xml:space="preserve">= </w:t>
+      </w:r>
+      <w:r>
+        <w:rPr>
+          <w:rFonts w:ascii="Consolas" w:eastAsia="Times New Roman" w:hAnsi="Consolas" w:cs="Courier New"/>
+          <w:b/>
+          <w:bCs/>
+          <w:color w:val="1750EB"/>
+          <w:sz w:val="20"/>
+          <w:szCs w:val="20"/>
+          <w:lang w:val="en-US" w:eastAsia="ru-RU"/>
+        </w:rPr>
+        <w:t>0</w:t>
+      </w:r>
+      <w:r>
+        <w:rPr>
+          <w:rFonts w:ascii="Consolas" w:eastAsia="Times New Roman" w:hAnsi="Consolas" w:cs="Courier New"/>
+          <w:b/>
+          <w:bCs/>
+          <w:color w:val="080808"/>
+          <w:sz w:val="20"/>
+          <w:szCs w:val="20"/>
+          <w:lang w:val="en-US" w:eastAsia="ru-RU"/>
+        </w:rPr>
+        <w:t xml:space="preserve">; </w:t>
+      </w:r>
+      <w:r>
+        <w:rPr>
+          <w:rFonts w:ascii="Consolas" w:eastAsia="Times New Roman" w:hAnsi="Consolas" w:cs="Courier New"/>
+          <w:b/>
+          <w:bCs/>
+          <w:color w:val="000000"/>
+          <w:sz w:val="20"/>
+          <w:szCs w:val="20"/>
+          <w:lang w:val="en-US" w:eastAsia="ru-RU"/>
+        </w:rPr>
+        <w:t xml:space="preserve">i </w:t>
+      </w:r>
+      <w:r>
+        <w:rPr>
+          <w:rFonts w:ascii="Consolas" w:eastAsia="Times New Roman" w:hAnsi="Consolas" w:cs="Courier New"/>
+          <w:b/>
+          <w:bCs/>
+          <w:color w:val="080808"/>
+          <w:sz w:val="20"/>
+          <w:szCs w:val="20"/>
+          <w:lang w:val="en-US" w:eastAsia="ru-RU"/>
+        </w:rPr>
+        <w:t xml:space="preserve">&lt; </w:t>
+      </w:r>
+      <w:r>
+        <w:rPr>
+          <w:rFonts w:ascii="Consolas" w:eastAsia="Times New Roman" w:hAnsi="Consolas" w:cs="Courier New"/>
+          <w:b/>
+          <w:bCs/>
+          <w:color w:val="000000"/>
+          <w:sz w:val="20"/>
+          <w:szCs w:val="20"/>
+          <w:lang w:val="en-US" w:eastAsia="ru-RU"/>
+        </w:rPr>
+        <w:t>m</w:t>
+      </w:r>
+      <w:r>
+        <w:rPr>
+          <w:rFonts w:ascii="Consolas" w:eastAsia="Times New Roman" w:hAnsi="Consolas" w:cs="Courier New"/>
+          <w:b/>
+          <w:bCs/>
+          <w:color w:val="080808"/>
+          <w:sz w:val="20"/>
+          <w:szCs w:val="20"/>
+          <w:lang w:val="en-US" w:eastAsia="ru-RU"/>
+        </w:rPr>
+        <w:t>; ++</w:t>
+      </w:r>
+      <w:r>
+        <w:rPr>
+          <w:rFonts w:ascii="Consolas" w:eastAsia="Times New Roman" w:hAnsi="Consolas" w:cs="Courier New"/>
+          <w:b/>
+          <w:bCs/>
+          <w:color w:val="000000"/>
+          <w:sz w:val="20"/>
+          <w:szCs w:val="20"/>
+          <w:lang w:val="en-US" w:eastAsia="ru-RU"/>
+        </w:rPr>
         <w:t>i</w:t>
       </w:r>
-      <w:proofErr w:type="spellEnd"/>
-      <w:r>
-        <w:rPr>
-          <w:rFonts w:ascii="Consolas" w:eastAsia="Times New Roman" w:hAnsi="Consolas" w:cs="Courier New"/>
-          <w:b/>
-          <w:bCs/>
-          <w:color w:val="000000"/>
-          <w:sz w:val="20"/>
-          <w:szCs w:val="20"/>
-          <w:lang w:val="en-US" w:eastAsia="ru-RU"/>
-        </w:rPr>
-        <w:t xml:space="preserve"> </w:t>
-      </w:r>
-      <w:r>
-        <w:rPr>
-          <w:rFonts w:ascii="Consolas" w:eastAsia="Times New Roman" w:hAnsi="Consolas" w:cs="Courier New"/>
-          <w:b/>
-          <w:bCs/>
-          <w:color w:val="080808"/>
-          <w:sz w:val="20"/>
-          <w:szCs w:val="20"/>
-          <w:lang w:val="en-US" w:eastAsia="ru-RU"/>
-        </w:rPr>
-        <w:t xml:space="preserve">= </w:t>
-      </w:r>
-      <w:r>
-        <w:rPr>
-          <w:rFonts w:ascii="Consolas" w:eastAsia="Times New Roman" w:hAnsi="Consolas" w:cs="Courier New"/>
-          <w:b/>
-          <w:bCs/>
-          <w:color w:val="1750EB"/>
-          <w:sz w:val="20"/>
-          <w:szCs w:val="20"/>
-          <w:lang w:val="en-US" w:eastAsia="ru-RU"/>
-        </w:rPr>
-        <w:t>0</w:t>
-      </w:r>
-      <w:r>
-        <w:rPr>
-          <w:rFonts w:ascii="Consolas" w:eastAsia="Times New Roman" w:hAnsi="Consolas" w:cs="Courier New"/>
-          <w:b/>
-          <w:bCs/>
-          <w:color w:val="080808"/>
-          <w:sz w:val="20"/>
-          <w:szCs w:val="20"/>
-          <w:lang w:val="en-US" w:eastAsia="ru-RU"/>
-        </w:rPr>
-        <w:t xml:space="preserve">; </w:t>
-      </w:r>
-      <w:proofErr w:type="spellStart"/>
-      <w:r>
-        <w:rPr>
-          <w:rFonts w:ascii="Consolas" w:eastAsia="Times New Roman" w:hAnsi="Consolas" w:cs="Courier New"/>
-          <w:b/>
-          <w:bCs/>
-          <w:color w:val="000000"/>
-          <w:sz w:val="20"/>
-          <w:szCs w:val="20"/>
-          <w:lang w:val="en-US" w:eastAsia="ru-RU"/>
-        </w:rPr>
-        <w:t>i</w:t>
-      </w:r>
-      <w:proofErr w:type="spellEnd"/>
-      <w:r>
-        <w:rPr>
-          <w:rFonts w:ascii="Consolas" w:eastAsia="Times New Roman" w:hAnsi="Consolas" w:cs="Courier New"/>
-          <w:b/>
-          <w:bCs/>
-          <w:color w:val="000000"/>
-          <w:sz w:val="20"/>
-          <w:szCs w:val="20"/>
-          <w:lang w:val="en-US" w:eastAsia="ru-RU"/>
-        </w:rPr>
-        <w:t xml:space="preserve"> </w:t>
-      </w:r>
-      <w:r>
-        <w:rPr>
-          <w:rFonts w:ascii="Consolas" w:eastAsia="Times New Roman" w:hAnsi="Consolas" w:cs="Courier New"/>
-          <w:b/>
-          <w:bCs/>
-          <w:color w:val="080808"/>
-          <w:sz w:val="20"/>
-          <w:szCs w:val="20"/>
-          <w:lang w:val="en-US" w:eastAsia="ru-RU"/>
-        </w:rPr>
-        <w:t xml:space="preserve">&lt; </w:t>
-      </w:r>
-      <w:r>
-        <w:rPr>
-          <w:rFonts w:ascii="Consolas" w:eastAsia="Times New Roman" w:hAnsi="Consolas" w:cs="Courier New"/>
-          <w:b/>
-          <w:bCs/>
-          <w:color w:val="000000"/>
-          <w:sz w:val="20"/>
-          <w:szCs w:val="20"/>
-          <w:lang w:val="en-US" w:eastAsia="ru-RU"/>
-        </w:rPr>
-        <w:t>m</w:t>
-      </w:r>
-      <w:r>
-        <w:rPr>
-          <w:rFonts w:ascii="Consolas" w:eastAsia="Times New Roman" w:hAnsi="Consolas" w:cs="Courier New"/>
-          <w:b/>
-          <w:bCs/>
-          <w:color w:val="080808"/>
-          <w:sz w:val="20"/>
-          <w:szCs w:val="20"/>
-          <w:lang w:val="en-US" w:eastAsia="ru-RU"/>
-        </w:rPr>
-        <w:t>; ++</w:t>
-      </w:r>
-      <w:proofErr w:type="spellStart"/>
-      <w:r>
-        <w:rPr>
-          <w:rFonts w:ascii="Consolas" w:eastAsia="Times New Roman" w:hAnsi="Consolas" w:cs="Courier New"/>
-          <w:b/>
-          <w:bCs/>
-          <w:color w:val="000000"/>
-          <w:sz w:val="20"/>
-          <w:szCs w:val="20"/>
-          <w:lang w:val="en-US" w:eastAsia="ru-RU"/>
-        </w:rPr>
-        <w:t>i</w:t>
-      </w:r>
-      <w:proofErr w:type="spellEnd"/>
       <w:r>
         <w:rPr>
           <w:rFonts w:ascii="Consolas" w:eastAsia="Times New Roman" w:hAnsi="Consolas" w:cs="Courier New"/>
@@ -5477,7 +7006,6 @@
         <w:br/>
         <w:t xml:space="preserve">        </w:t>
       </w:r>
-      <w:proofErr w:type="spellStart"/>
       <w:r>
         <w:rPr>
           <w:rFonts w:ascii="Consolas" w:eastAsia="Times New Roman" w:hAnsi="Consolas" w:cs="Courier New"/>
@@ -5488,20 +7016,7 @@
           <w:szCs w:val="20"/>
           <w:lang w:val="en-US" w:eastAsia="ru-RU"/>
         </w:rPr>
-        <w:t>cin</w:t>
-      </w:r>
-      <w:proofErr w:type="spellEnd"/>
-      <w:r>
-        <w:rPr>
-          <w:rFonts w:ascii="Consolas" w:eastAsia="Times New Roman" w:hAnsi="Consolas" w:cs="Courier New"/>
-          <w:b/>
-          <w:bCs/>
-          <w:color w:val="000000"/>
-          <w:sz w:val="20"/>
-          <w:szCs w:val="20"/>
-          <w:lang w:val="en-US" w:eastAsia="ru-RU"/>
-        </w:rPr>
-        <w:t xml:space="preserve"> </w:t>
+        <w:t xml:space="preserve">cin </w:t>
       </w:r>
       <w:r>
         <w:rPr>
@@ -5708,33 +7223,7 @@
           <w:szCs w:val="20"/>
           <w:lang w:val="en-US" w:eastAsia="ru-RU"/>
         </w:rPr>
-        <w:t>.</w:t>
-      </w:r>
-      <w:proofErr w:type="spellStart"/>
-      <w:r>
-        <w:rPr>
-          <w:rFonts w:ascii="Consolas" w:eastAsia="Times New Roman" w:hAnsi="Consolas" w:cs="Courier New"/>
-          <w:b/>
-          <w:bCs/>
-          <w:color w:val="080808"/>
-          <w:sz w:val="20"/>
-          <w:szCs w:val="20"/>
-          <w:lang w:val="en-US" w:eastAsia="ru-RU"/>
-        </w:rPr>
-        <w:t>push_back</w:t>
-      </w:r>
-      <w:proofErr w:type="spellEnd"/>
-      <w:r>
-        <w:rPr>
-          <w:rFonts w:ascii="Consolas" w:eastAsia="Times New Roman" w:hAnsi="Consolas" w:cs="Courier New"/>
-          <w:b/>
-          <w:bCs/>
-          <w:color w:val="080808"/>
-          <w:sz w:val="20"/>
-          <w:szCs w:val="20"/>
-          <w:lang w:val="en-US" w:eastAsia="ru-RU"/>
-        </w:rPr>
-        <w:t>(</w:t>
+        <w:t>.push_back(</w:t>
       </w:r>
       <w:r>
         <w:rPr>
@@ -5831,33 +7320,7 @@
           <w:szCs w:val="20"/>
           <w:lang w:val="en-US" w:eastAsia="ru-RU"/>
         </w:rPr>
-        <w:t>.</w:t>
-      </w:r>
-      <w:proofErr w:type="spellStart"/>
-      <w:r>
-        <w:rPr>
-          <w:rFonts w:ascii="Consolas" w:eastAsia="Times New Roman" w:hAnsi="Consolas" w:cs="Courier New"/>
-          <w:b/>
-          <w:bCs/>
-          <w:color w:val="080808"/>
-          <w:sz w:val="20"/>
-          <w:szCs w:val="20"/>
-          <w:lang w:val="en-US" w:eastAsia="ru-RU"/>
-        </w:rPr>
-        <w:t>push_back</w:t>
-      </w:r>
-      <w:proofErr w:type="spellEnd"/>
-      <w:r>
-        <w:rPr>
-          <w:rFonts w:ascii="Consolas" w:eastAsia="Times New Roman" w:hAnsi="Consolas" w:cs="Courier New"/>
-          <w:b/>
-          <w:bCs/>
-          <w:color w:val="080808"/>
-          <w:sz w:val="20"/>
-          <w:szCs w:val="20"/>
-          <w:lang w:val="en-US" w:eastAsia="ru-RU"/>
-        </w:rPr>
-        <w:t>(</w:t>
+        <w:t>.push_back(</w:t>
       </w:r>
       <w:r>
         <w:rPr>
@@ -6054,7 +7517,6 @@
         </w:rPr>
         <w:t xml:space="preserve">int </w:t>
       </w:r>
-      <w:proofErr w:type="spellStart"/>
       <w:r>
         <w:rPr>
           <w:rFonts w:ascii="Consolas" w:eastAsia="Times New Roman" w:hAnsi="Consolas" w:cs="Courier New"/>
@@ -6065,20 +7527,7 @@
           <w:szCs w:val="20"/>
           <w:lang w:val="en-US" w:eastAsia="ru-RU"/>
         </w:rPr>
-        <w:t>cnt</w:t>
-      </w:r>
-      <w:proofErr w:type="spellEnd"/>
-      <w:r>
-        <w:rPr>
-          <w:rFonts w:ascii="Consolas" w:eastAsia="Times New Roman" w:hAnsi="Consolas" w:cs="Courier New"/>
-          <w:b/>
-          <w:bCs/>
-          <w:color w:val="000000"/>
-          <w:sz w:val="20"/>
-          <w:szCs w:val="20"/>
-          <w:lang w:val="en-US" w:eastAsia="ru-RU"/>
-        </w:rPr>
-        <w:t xml:space="preserve"> </w:t>
+        <w:t xml:space="preserve">cnt </w:t>
       </w:r>
       <w:r>
         <w:rPr>
@@ -6249,7 +7698,6 @@
         </w:rPr>
         <w:t xml:space="preserve">&gt;&gt;&gt; </w:t>
       </w:r>
-      <w:proofErr w:type="spellStart"/>
       <w:r>
         <w:rPr>
           <w:rFonts w:ascii="Consolas" w:eastAsia="Times New Roman" w:hAnsi="Consolas" w:cs="Courier New"/>
@@ -6262,7 +7710,6 @@
         </w:rPr>
         <w:t>spanning_edges</w:t>
       </w:r>
-      <w:proofErr w:type="spellEnd"/>
       <w:r>
         <w:rPr>
           <w:rFonts w:ascii="Consolas" w:eastAsia="Times New Roman" w:hAnsi="Consolas" w:cs="Courier New"/>
@@ -6409,7 +7856,6 @@
         </w:rPr>
         <w:t xml:space="preserve">int </w:t>
       </w:r>
-      <w:proofErr w:type="spellStart"/>
       <w:r>
         <w:rPr>
           <w:rFonts w:ascii="Consolas" w:eastAsia="Times New Roman" w:hAnsi="Consolas" w:cs="Courier New"/>
@@ -6420,133 +7866,104 @@
           <w:szCs w:val="20"/>
           <w:lang w:val="en-US" w:eastAsia="ru-RU"/>
         </w:rPr>
+        <w:t xml:space="preserve">i </w:t>
+      </w:r>
+      <w:r>
+        <w:rPr>
+          <w:rFonts w:ascii="Consolas" w:eastAsia="Times New Roman" w:hAnsi="Consolas" w:cs="Courier New"/>
+          <w:b/>
+          <w:bCs/>
+          <w:color w:val="080808"/>
+          <w:sz w:val="20"/>
+          <w:szCs w:val="20"/>
+          <w:lang w:val="en-US" w:eastAsia="ru-RU"/>
+        </w:rPr>
+        <w:t xml:space="preserve">= </w:t>
+      </w:r>
+      <w:r>
+        <w:rPr>
+          <w:rFonts w:ascii="Consolas" w:eastAsia="Times New Roman" w:hAnsi="Consolas" w:cs="Courier New"/>
+          <w:b/>
+          <w:bCs/>
+          <w:color w:val="1750EB"/>
+          <w:sz w:val="20"/>
+          <w:szCs w:val="20"/>
+          <w:lang w:val="en-US" w:eastAsia="ru-RU"/>
+        </w:rPr>
+        <w:t>0</w:t>
+      </w:r>
+      <w:r>
+        <w:rPr>
+          <w:rFonts w:ascii="Consolas" w:eastAsia="Times New Roman" w:hAnsi="Consolas" w:cs="Courier New"/>
+          <w:b/>
+          <w:bCs/>
+          <w:color w:val="080808"/>
+          <w:sz w:val="20"/>
+          <w:szCs w:val="20"/>
+          <w:lang w:val="en-US" w:eastAsia="ru-RU"/>
+        </w:rPr>
+        <w:t xml:space="preserve">; </w:t>
+      </w:r>
+      <w:r>
+        <w:rPr>
+          <w:rFonts w:ascii="Consolas" w:eastAsia="Times New Roman" w:hAnsi="Consolas" w:cs="Courier New"/>
+          <w:b/>
+          <w:bCs/>
+          <w:color w:val="000000"/>
+          <w:sz w:val="20"/>
+          <w:szCs w:val="20"/>
+          <w:lang w:val="en-US" w:eastAsia="ru-RU"/>
+        </w:rPr>
+        <w:t xml:space="preserve">i </w:t>
+      </w:r>
+      <w:r>
+        <w:rPr>
+          <w:rFonts w:ascii="Consolas" w:eastAsia="Times New Roman" w:hAnsi="Consolas" w:cs="Courier New"/>
+          <w:b/>
+          <w:bCs/>
+          <w:color w:val="080808"/>
+          <w:sz w:val="20"/>
+          <w:szCs w:val="20"/>
+          <w:lang w:val="en-US" w:eastAsia="ru-RU"/>
+        </w:rPr>
+        <w:t xml:space="preserve">&lt; </w:t>
+      </w:r>
+      <w:r>
+        <w:rPr>
+          <w:rFonts w:ascii="Consolas" w:eastAsia="Times New Roman" w:hAnsi="Consolas" w:cs="Courier New"/>
+          <w:b/>
+          <w:bCs/>
+          <w:color w:val="000000"/>
+          <w:sz w:val="20"/>
+          <w:szCs w:val="20"/>
+          <w:lang w:val="en-US" w:eastAsia="ru-RU"/>
+        </w:rPr>
+        <w:t>n</w:t>
+      </w:r>
+      <w:r>
+        <w:rPr>
+          <w:rFonts w:ascii="Consolas" w:eastAsia="Times New Roman" w:hAnsi="Consolas" w:cs="Courier New"/>
+          <w:b/>
+          <w:bCs/>
+          <w:color w:val="080808"/>
+          <w:sz w:val="20"/>
+          <w:szCs w:val="20"/>
+          <w:lang w:val="en-US" w:eastAsia="ru-RU"/>
+        </w:rPr>
+        <w:t>; ++</w:t>
+      </w:r>
+      <w:r>
+        <w:rPr>
+          <w:rFonts w:ascii="Consolas" w:eastAsia="Times New Roman" w:hAnsi="Consolas" w:cs="Courier New"/>
+          <w:b/>
+          <w:bCs/>
+          <w:color w:val="000000"/>
+          <w:sz w:val="20"/>
+          <w:szCs w:val="20"/>
+          <w:lang w:val="en-US" w:eastAsia="ru-RU"/>
+        </w:rPr>
         <w:t>i</w:t>
       </w:r>
-      <w:proofErr w:type="spellEnd"/>
-      <w:r>
-        <w:rPr>
-          <w:rFonts w:ascii="Consolas" w:eastAsia="Times New Roman" w:hAnsi="Consolas" w:cs="Courier New"/>
-          <w:b/>
-          <w:bCs/>
-          <w:color w:val="000000"/>
-          <w:sz w:val="20"/>
-          <w:szCs w:val="20"/>
-          <w:lang w:val="en-US" w:eastAsia="ru-RU"/>
-        </w:rPr>
-        <w:t xml:space="preserve"> </w:t>
-      </w:r>
-      <w:r>
-        <w:rPr>
-          <w:rFonts w:ascii="Consolas" w:eastAsia="Times New Roman" w:hAnsi="Consolas" w:cs="Courier New"/>
-          <w:b/>
-          <w:bCs/>
-          <w:color w:val="080808"/>
-          <w:sz w:val="20"/>
-          <w:szCs w:val="20"/>
-          <w:lang w:val="en-US" w:eastAsia="ru-RU"/>
-        </w:rPr>
-        <w:t xml:space="preserve">= </w:t>
-      </w:r>
-      <w:r>
-        <w:rPr>
-          <w:rFonts w:ascii="Consolas" w:eastAsia="Times New Roman" w:hAnsi="Consolas" w:cs="Courier New"/>
-          <w:b/>
-          <w:bCs/>
-          <w:color w:val="1750EB"/>
-          <w:sz w:val="20"/>
-          <w:szCs w:val="20"/>
-          <w:lang w:val="en-US" w:eastAsia="ru-RU"/>
-        </w:rPr>
-        <w:t>0</w:t>
-      </w:r>
-      <w:r>
-        <w:rPr>
-          <w:rFonts w:ascii="Consolas" w:eastAsia="Times New Roman" w:hAnsi="Consolas" w:cs="Courier New"/>
-          <w:b/>
-          <w:bCs/>
-          <w:color w:val="080808"/>
-          <w:sz w:val="20"/>
-          <w:szCs w:val="20"/>
-          <w:lang w:val="en-US" w:eastAsia="ru-RU"/>
-        </w:rPr>
-        <w:t xml:space="preserve">; </w:t>
-      </w:r>
-      <w:proofErr w:type="spellStart"/>
-      <w:r>
-        <w:rPr>
-          <w:rFonts w:ascii="Consolas" w:eastAsia="Times New Roman" w:hAnsi="Consolas" w:cs="Courier New"/>
-          <w:b/>
-          <w:bCs/>
-          <w:color w:val="000000"/>
-          <w:sz w:val="20"/>
-          <w:szCs w:val="20"/>
-          <w:lang w:val="en-US" w:eastAsia="ru-RU"/>
-        </w:rPr>
-        <w:t>i</w:t>
-      </w:r>
-      <w:proofErr w:type="spellEnd"/>
-      <w:r>
-        <w:rPr>
-          <w:rFonts w:ascii="Consolas" w:eastAsia="Times New Roman" w:hAnsi="Consolas" w:cs="Courier New"/>
-          <w:b/>
-          <w:bCs/>
-          <w:color w:val="000000"/>
-          <w:sz w:val="20"/>
-          <w:szCs w:val="20"/>
-          <w:lang w:val="en-US" w:eastAsia="ru-RU"/>
-        </w:rPr>
-        <w:t xml:space="preserve"> </w:t>
-      </w:r>
-      <w:r>
-        <w:rPr>
-          <w:rFonts w:ascii="Consolas" w:eastAsia="Times New Roman" w:hAnsi="Consolas" w:cs="Courier New"/>
-          <w:b/>
-          <w:bCs/>
-          <w:color w:val="080808"/>
-          <w:sz w:val="20"/>
-          <w:szCs w:val="20"/>
-          <w:lang w:val="en-US" w:eastAsia="ru-RU"/>
-        </w:rPr>
-        <w:t xml:space="preserve">&lt; </w:t>
-      </w:r>
-      <w:r>
-        <w:rPr>
-          <w:rFonts w:ascii="Consolas" w:eastAsia="Times New Roman" w:hAnsi="Consolas" w:cs="Courier New"/>
-          <w:b/>
-          <w:bCs/>
-          <w:color w:val="000000"/>
-          <w:sz w:val="20"/>
-          <w:szCs w:val="20"/>
-          <w:lang w:val="en-US" w:eastAsia="ru-RU"/>
-        </w:rPr>
-        <w:t>n</w:t>
-      </w:r>
-      <w:r>
-        <w:rPr>
-          <w:rFonts w:ascii="Consolas" w:eastAsia="Times New Roman" w:hAnsi="Consolas" w:cs="Courier New"/>
-          <w:b/>
-          <w:bCs/>
-          <w:color w:val="080808"/>
-          <w:sz w:val="20"/>
-          <w:szCs w:val="20"/>
-          <w:lang w:val="en-US" w:eastAsia="ru-RU"/>
-        </w:rPr>
-        <w:t>; ++</w:t>
-      </w:r>
-      <w:proofErr w:type="spellStart"/>
-      <w:r>
-        <w:rPr>
-          <w:rFonts w:ascii="Consolas" w:eastAsia="Times New Roman" w:hAnsi="Consolas" w:cs="Courier New"/>
-          <w:b/>
-          <w:bCs/>
-          <w:color w:val="000000"/>
-          <w:sz w:val="20"/>
-          <w:szCs w:val="20"/>
-          <w:lang w:val="en-US" w:eastAsia="ru-RU"/>
-        </w:rPr>
-        <w:t>i</w:t>
-      </w:r>
-      <w:proofErr w:type="spellEnd"/>
       <w:r>
         <w:rPr>
           <w:rFonts w:ascii="Consolas" w:eastAsia="Times New Roman" w:hAnsi="Consolas" w:cs="Courier New"/>
@@ -6620,7 +8037,6 @@
         </w:rPr>
         <w:t>[</w:t>
       </w:r>
-      <w:proofErr w:type="spellStart"/>
       <w:r>
         <w:rPr>
           <w:rFonts w:ascii="Consolas" w:eastAsia="Times New Roman" w:hAnsi="Consolas" w:cs="Courier New"/>
@@ -6633,7 +8049,6 @@
         </w:rPr>
         <w:t>i</w:t>
       </w:r>
-      <w:proofErr w:type="spellEnd"/>
       <w:r>
         <w:rPr>
           <w:rFonts w:ascii="Consolas" w:eastAsia="Times New Roman" w:hAnsi="Consolas" w:cs="Courier New"/>
@@ -6671,7 +8086,6 @@
         <w:br/>
         <w:t xml:space="preserve">            </w:t>
       </w:r>
-      <w:proofErr w:type="spellStart"/>
       <w:r>
         <w:rPr>
           <w:rFonts w:ascii="Consolas" w:eastAsia="Times New Roman" w:hAnsi="Consolas" w:cs="Courier New"/>
@@ -6694,20 +8108,7 @@
           <w:szCs w:val="20"/>
           <w:lang w:val="en-US" w:eastAsia="ru-RU"/>
         </w:rPr>
-        <w:t>.emplace_back</w:t>
-      </w:r>
-      <w:proofErr w:type="spellEnd"/>
-      <w:r>
-        <w:rPr>
-          <w:rFonts w:ascii="Consolas" w:eastAsia="Times New Roman" w:hAnsi="Consolas" w:cs="Courier New"/>
-          <w:b/>
-          <w:bCs/>
-          <w:color w:val="080808"/>
-          <w:sz w:val="20"/>
-          <w:szCs w:val="20"/>
-          <w:lang w:val="en-US" w:eastAsia="ru-RU"/>
-        </w:rPr>
-        <w:t>();</w:t>
+        <w:t>.emplace_back();</w:t>
       </w:r>
       <w:r>
         <w:rPr>
@@ -6746,7 +8147,6 @@
         </w:rPr>
         <w:t>[</w:t>
       </w:r>
-      <w:proofErr w:type="spellStart"/>
       <w:r>
         <w:rPr>
           <w:rFonts w:ascii="Consolas" w:eastAsia="Times New Roman" w:hAnsi="Consolas" w:cs="Courier New"/>
@@ -6759,7 +8159,6 @@
         </w:rPr>
         <w:t>i</w:t>
       </w:r>
-      <w:proofErr w:type="spellEnd"/>
       <w:r>
         <w:rPr>
           <w:rFonts w:ascii="Consolas" w:eastAsia="Times New Roman" w:hAnsi="Consolas" w:cs="Courier New"/>
@@ -6809,7 +8208,6 @@
         <w:br/>
         <w:t xml:space="preserve">            </w:t>
       </w:r>
-      <w:proofErr w:type="spellStart"/>
       <w:r>
         <w:rPr>
           <w:rFonts w:ascii="Consolas" w:eastAsia="Times New Roman" w:hAnsi="Consolas" w:cs="Courier New"/>
@@ -6832,22 +8230,8 @@
           <w:szCs w:val="20"/>
           <w:lang w:val="en-US" w:eastAsia="ru-RU"/>
         </w:rPr>
-        <w:t>.push</w:t>
-      </w:r>
-      <w:proofErr w:type="spellEnd"/>
-      <w:r>
-        <w:rPr>
-          <w:rFonts w:ascii="Consolas" w:eastAsia="Times New Roman" w:hAnsi="Consolas" w:cs="Courier New"/>
-          <w:b/>
-          <w:bCs/>
-          <w:color w:val="080808"/>
-          <w:sz w:val="20"/>
-          <w:szCs w:val="20"/>
-          <w:lang w:val="en-US" w:eastAsia="ru-RU"/>
-        </w:rPr>
-        <w:t>(</w:t>
-      </w:r>
-      <w:proofErr w:type="spellStart"/>
+        <w:t>.push(</w:t>
+      </w:r>
       <w:r>
         <w:rPr>
           <w:rFonts w:ascii="Consolas" w:eastAsia="Times New Roman" w:hAnsi="Consolas" w:cs="Courier New"/>
@@ -6860,7 +8244,6 @@
         </w:rPr>
         <w:t>i</w:t>
       </w:r>
-      <w:proofErr w:type="spellEnd"/>
       <w:r>
         <w:rPr>
           <w:rFonts w:ascii="Consolas" w:eastAsia="Times New Roman" w:hAnsi="Consolas" w:cs="Courier New"/>
@@ -6910,7 +8293,6 @@
         </w:rPr>
         <w:t>(!</w:t>
       </w:r>
-      <w:proofErr w:type="spellStart"/>
       <w:r>
         <w:rPr>
           <w:rFonts w:ascii="Consolas" w:eastAsia="Times New Roman" w:hAnsi="Consolas" w:cs="Courier New"/>
@@ -6933,20 +8315,7 @@
           <w:szCs w:val="20"/>
           <w:lang w:val="en-US" w:eastAsia="ru-RU"/>
         </w:rPr>
-        <w:t>.empty</w:t>
-      </w:r>
-      <w:proofErr w:type="spellEnd"/>
-      <w:r>
-        <w:rPr>
-          <w:rFonts w:ascii="Consolas" w:eastAsia="Times New Roman" w:hAnsi="Consolas" w:cs="Courier New"/>
-          <w:b/>
-          <w:bCs/>
-          <w:color w:val="080808"/>
-          <w:sz w:val="20"/>
-          <w:szCs w:val="20"/>
-          <w:lang w:val="en-US" w:eastAsia="ru-RU"/>
-        </w:rPr>
-        <w:t>()) {</w:t>
+        <w:t>.empty()) {</w:t>
       </w:r>
       <w:r>
         <w:rPr>
@@ -6985,7 +8354,6 @@
         </w:rPr>
         <w:t xml:space="preserve">= </w:t>
       </w:r>
-      <w:proofErr w:type="spellStart"/>
       <w:r>
         <w:rPr>
           <w:rFonts w:ascii="Consolas" w:eastAsia="Times New Roman" w:hAnsi="Consolas" w:cs="Courier New"/>
@@ -7008,20 +8376,7 @@
           <w:szCs w:val="20"/>
           <w:lang w:val="en-US" w:eastAsia="ru-RU"/>
         </w:rPr>
-        <w:t>.front</w:t>
-      </w:r>
-      <w:proofErr w:type="spellEnd"/>
-      <w:r>
-        <w:rPr>
-          <w:rFonts w:ascii="Consolas" w:eastAsia="Times New Roman" w:hAnsi="Consolas" w:cs="Courier New"/>
-          <w:b/>
-          <w:bCs/>
-          <w:color w:val="080808"/>
-          <w:sz w:val="20"/>
-          <w:szCs w:val="20"/>
-          <w:lang w:val="en-US" w:eastAsia="ru-RU"/>
-        </w:rPr>
-        <w:t>();</w:t>
+        <w:t>.front();</w:t>
       </w:r>
       <w:r>
         <w:rPr>
@@ -7036,7 +8391,6 @@
         <w:br/>
         <w:t xml:space="preserve">                </w:t>
       </w:r>
-      <w:proofErr w:type="spellStart"/>
       <w:r>
         <w:rPr>
           <w:rFonts w:ascii="Consolas" w:eastAsia="Times New Roman" w:hAnsi="Consolas" w:cs="Courier New"/>
@@ -7059,20 +8413,7 @@
           <w:szCs w:val="20"/>
           <w:lang w:val="en-US" w:eastAsia="ru-RU"/>
         </w:rPr>
-        <w:t>.pop</w:t>
-      </w:r>
-      <w:proofErr w:type="spellEnd"/>
-      <w:r>
-        <w:rPr>
-          <w:rFonts w:ascii="Consolas" w:eastAsia="Times New Roman" w:hAnsi="Consolas" w:cs="Courier New"/>
-          <w:b/>
-          <w:bCs/>
-          <w:color w:val="080808"/>
-          <w:sz w:val="20"/>
-          <w:szCs w:val="20"/>
-          <w:lang w:val="en-US" w:eastAsia="ru-RU"/>
-        </w:rPr>
-        <w:t>();</w:t>
+        <w:t>.pop();</w:t>
       </w:r>
       <w:r>
         <w:rPr>
@@ -7402,7 +8743,6 @@
         <w:br/>
         <w:t xml:space="preserve">                        </w:t>
       </w:r>
-      <w:proofErr w:type="spellStart"/>
       <w:r>
         <w:rPr>
           <w:rFonts w:ascii="Consolas" w:eastAsia="Times New Roman" w:hAnsi="Consolas" w:cs="Courier New"/>
@@ -7415,7 +8755,6 @@
         </w:rPr>
         <w:t>spanning_edges</w:t>
       </w:r>
-      <w:proofErr w:type="spellEnd"/>
       <w:r>
         <w:rPr>
           <w:rFonts w:ascii="Consolas" w:eastAsia="Times New Roman" w:hAnsi="Consolas" w:cs="Courier New"/>
@@ -7428,7 +8767,6 @@
         </w:rPr>
         <w:t>[</w:t>
       </w:r>
-      <w:proofErr w:type="spellStart"/>
       <w:r>
         <w:rPr>
           <w:rFonts w:ascii="Consolas" w:eastAsia="Times New Roman" w:hAnsi="Consolas" w:cs="Courier New"/>
@@ -7441,7 +8779,6 @@
         </w:rPr>
         <w:t>cnt</w:t>
       </w:r>
-      <w:proofErr w:type="spellEnd"/>
       <w:r>
         <w:rPr>
           <w:rFonts w:ascii="Consolas" w:eastAsia="Times New Roman" w:hAnsi="Consolas" w:cs="Courier New"/>
@@ -7464,33 +8801,7 @@
           <w:szCs w:val="20"/>
           <w:lang w:val="en-US" w:eastAsia="ru-RU"/>
         </w:rPr>
-        <w:t>.</w:t>
-      </w:r>
-      <w:proofErr w:type="spellStart"/>
-      <w:r>
-        <w:rPr>
-          <w:rFonts w:ascii="Consolas" w:eastAsia="Times New Roman" w:hAnsi="Consolas" w:cs="Courier New"/>
-          <w:b/>
-          <w:bCs/>
-          <w:color w:val="080808"/>
-          <w:sz w:val="20"/>
-          <w:szCs w:val="20"/>
-          <w:lang w:val="en-US" w:eastAsia="ru-RU"/>
-        </w:rPr>
-        <w:t>emplace_back</w:t>
-      </w:r>
-      <w:proofErr w:type="spellEnd"/>
-      <w:r>
-        <w:rPr>
-          <w:rFonts w:ascii="Consolas" w:eastAsia="Times New Roman" w:hAnsi="Consolas" w:cs="Courier New"/>
-          <w:b/>
-          <w:bCs/>
-          <w:color w:val="080808"/>
-          <w:sz w:val="20"/>
-          <w:szCs w:val="20"/>
-          <w:lang w:val="en-US" w:eastAsia="ru-RU"/>
-        </w:rPr>
-        <w:t>(</w:t>
+        <w:t>.emplace_back(</w:t>
       </w:r>
       <w:r>
         <w:rPr>
@@ -7553,7 +8864,6 @@
         <w:br/>
         <w:t xml:space="preserve">                        </w:t>
       </w:r>
-      <w:proofErr w:type="spellStart"/>
       <w:r>
         <w:rPr>
           <w:rFonts w:ascii="Consolas" w:eastAsia="Times New Roman" w:hAnsi="Consolas" w:cs="Courier New"/>
@@ -7576,20 +8886,7 @@
           <w:szCs w:val="20"/>
           <w:lang w:val="en-US" w:eastAsia="ru-RU"/>
         </w:rPr>
-        <w:t>.push</w:t>
-      </w:r>
-      <w:proofErr w:type="spellEnd"/>
-      <w:r>
-        <w:rPr>
-          <w:rFonts w:ascii="Consolas" w:eastAsia="Times New Roman" w:hAnsi="Consolas" w:cs="Courier New"/>
-          <w:b/>
-          <w:bCs/>
-          <w:color w:val="080808"/>
-          <w:sz w:val="20"/>
-          <w:szCs w:val="20"/>
-          <w:lang w:val="en-US" w:eastAsia="ru-RU"/>
-        </w:rPr>
-        <w:t>(</w:t>
+        <w:t>.push(</w:t>
       </w:r>
       <w:r>
         <w:rPr>
@@ -7667,7 +8964,6 @@
         <w:br/>
         <w:t xml:space="preserve">            ++</w:t>
       </w:r>
-      <w:proofErr w:type="spellStart"/>
       <w:r>
         <w:rPr>
           <w:rFonts w:ascii="Consolas" w:eastAsia="Times New Roman" w:hAnsi="Consolas" w:cs="Courier New"/>
@@ -7680,7 +8976,6 @@
         </w:rPr>
         <w:t>cnt</w:t>
       </w:r>
-      <w:proofErr w:type="spellEnd"/>
       <w:r>
         <w:rPr>
           <w:rFonts w:ascii="Consolas" w:eastAsia="Times New Roman" w:hAnsi="Consolas" w:cs="Courier New"/>
@@ -7744,7 +9039,6 @@
         <w:br/>
         <w:t xml:space="preserve">    </w:t>
       </w:r>
-      <w:proofErr w:type="spellStart"/>
       <w:r>
         <w:rPr>
           <w:rFonts w:ascii="Consolas" w:eastAsia="Times New Roman" w:hAnsi="Consolas" w:cs="Courier New"/>
@@ -7755,9 +9049,44 @@
           <w:szCs w:val="20"/>
           <w:lang w:val="en-US" w:eastAsia="ru-RU"/>
         </w:rPr>
-        <w:t>cout</w:t>
-      </w:r>
-      <w:proofErr w:type="spellEnd"/>
+        <w:t xml:space="preserve">cout </w:t>
+      </w:r>
+      <w:r>
+        <w:rPr>
+          <w:rFonts w:ascii="Consolas" w:eastAsia="Times New Roman" w:hAnsi="Consolas" w:cs="Courier New"/>
+          <w:b/>
+          <w:bCs/>
+          <w:color w:val="008080"/>
+          <w:sz w:val="20"/>
+          <w:szCs w:val="20"/>
+          <w:lang w:val="en-US" w:eastAsia="ru-RU"/>
+        </w:rPr>
+        <w:t xml:space="preserve">&lt;&lt; </w:t>
+      </w:r>
+      <w:r>
+        <w:rPr>
+          <w:rFonts w:ascii="Consolas" w:eastAsia="Times New Roman" w:hAnsi="Consolas" w:cs="Courier New"/>
+          <w:b/>
+          <w:bCs/>
+          <w:color w:val="067D17"/>
+          <w:sz w:val="20"/>
+          <w:szCs w:val="20"/>
+          <w:lang w:val="en-US" w:eastAsia="ru-RU"/>
+        </w:rPr>
+        <w:t xml:space="preserve">"Count of connected components: " </w:t>
+      </w:r>
+      <w:r>
+        <w:rPr>
+          <w:rFonts w:ascii="Consolas" w:eastAsia="Times New Roman" w:hAnsi="Consolas" w:cs="Courier New"/>
+          <w:b/>
+          <w:bCs/>
+          <w:color w:val="008080"/>
+          <w:sz w:val="20"/>
+          <w:szCs w:val="20"/>
+          <w:lang w:val="en-US" w:eastAsia="ru-RU"/>
+        </w:rPr>
+        <w:t xml:space="preserve">&lt;&lt; </w:t>
+      </w:r>
       <w:r>
         <w:rPr>
           <w:rFonts w:ascii="Consolas" w:eastAsia="Times New Roman" w:hAnsi="Consolas" w:cs="Courier New"/>
@@ -7768,69 +9097,7 @@
           <w:szCs w:val="20"/>
           <w:lang w:val="en-US" w:eastAsia="ru-RU"/>
         </w:rPr>
-        <w:t xml:space="preserve"> </w:t>
-      </w:r>
-      <w:r>
-        <w:rPr>
-          <w:rFonts w:ascii="Consolas" w:eastAsia="Times New Roman" w:hAnsi="Consolas" w:cs="Courier New"/>
-          <w:b/>
-          <w:bCs/>
-          <w:color w:val="008080"/>
-          <w:sz w:val="20"/>
-          <w:szCs w:val="20"/>
-          <w:lang w:val="en-US" w:eastAsia="ru-RU"/>
-        </w:rPr>
-        <w:t xml:space="preserve">&lt;&lt; </w:t>
-      </w:r>
-      <w:r>
-        <w:rPr>
-          <w:rFonts w:ascii="Consolas" w:eastAsia="Times New Roman" w:hAnsi="Consolas" w:cs="Courier New"/>
-          <w:b/>
-          <w:bCs/>
-          <w:color w:val="067D17"/>
-          <w:sz w:val="20"/>
-          <w:szCs w:val="20"/>
-          <w:lang w:val="en-US" w:eastAsia="ru-RU"/>
-        </w:rPr>
-        <w:t xml:space="preserve">"Count of connected components: " </w:t>
-      </w:r>
-      <w:r>
-        <w:rPr>
-          <w:rFonts w:ascii="Consolas" w:eastAsia="Times New Roman" w:hAnsi="Consolas" w:cs="Courier New"/>
-          <w:b/>
-          <w:bCs/>
-          <w:color w:val="008080"/>
-          <w:sz w:val="20"/>
-          <w:szCs w:val="20"/>
-          <w:lang w:val="en-US" w:eastAsia="ru-RU"/>
-        </w:rPr>
-        <w:t xml:space="preserve">&lt;&lt; </w:t>
-      </w:r>
-      <w:proofErr w:type="spellStart"/>
-      <w:r>
-        <w:rPr>
-          <w:rFonts w:ascii="Consolas" w:eastAsia="Times New Roman" w:hAnsi="Consolas" w:cs="Courier New"/>
-          <w:b/>
-          <w:bCs/>
-          <w:color w:val="000000"/>
-          <w:sz w:val="20"/>
-          <w:szCs w:val="20"/>
-          <w:lang w:val="en-US" w:eastAsia="ru-RU"/>
-        </w:rPr>
-        <w:t>cnt</w:t>
-      </w:r>
-      <w:proofErr w:type="spellEnd"/>
-      <w:r>
-        <w:rPr>
-          <w:rFonts w:ascii="Consolas" w:eastAsia="Times New Roman" w:hAnsi="Consolas" w:cs="Courier New"/>
-          <w:b/>
-          <w:bCs/>
-          <w:color w:val="000000"/>
-          <w:sz w:val="20"/>
-          <w:szCs w:val="20"/>
-          <w:lang w:val="en-US" w:eastAsia="ru-RU"/>
-        </w:rPr>
-        <w:t xml:space="preserve"> </w:t>
+        <w:t xml:space="preserve">cnt </w:t>
       </w:r>
       <w:r>
         <w:rPr>
@@ -7941,7 +9208,6 @@
         </w:rPr>
         <w:t xml:space="preserve">int </w:t>
       </w:r>
-      <w:proofErr w:type="spellStart"/>
       <w:r>
         <w:rPr>
           <w:rFonts w:ascii="Consolas" w:eastAsia="Times New Roman" w:hAnsi="Consolas" w:cs="Courier New"/>
@@ -7952,135 +9218,104 @@
           <w:szCs w:val="20"/>
           <w:lang w:val="en-US" w:eastAsia="ru-RU"/>
         </w:rPr>
+        <w:t xml:space="preserve">i </w:t>
+      </w:r>
+      <w:r>
+        <w:rPr>
+          <w:rFonts w:ascii="Consolas" w:eastAsia="Times New Roman" w:hAnsi="Consolas" w:cs="Courier New"/>
+          <w:b/>
+          <w:bCs/>
+          <w:color w:val="080808"/>
+          <w:sz w:val="20"/>
+          <w:szCs w:val="20"/>
+          <w:lang w:val="en-US" w:eastAsia="ru-RU"/>
+        </w:rPr>
+        <w:t xml:space="preserve">= </w:t>
+      </w:r>
+      <w:r>
+        <w:rPr>
+          <w:rFonts w:ascii="Consolas" w:eastAsia="Times New Roman" w:hAnsi="Consolas" w:cs="Courier New"/>
+          <w:b/>
+          <w:bCs/>
+          <w:color w:val="1750EB"/>
+          <w:sz w:val="20"/>
+          <w:szCs w:val="20"/>
+          <w:lang w:val="en-US" w:eastAsia="ru-RU"/>
+        </w:rPr>
+        <w:t>0</w:t>
+      </w:r>
+      <w:r>
+        <w:rPr>
+          <w:rFonts w:ascii="Consolas" w:eastAsia="Times New Roman" w:hAnsi="Consolas" w:cs="Courier New"/>
+          <w:b/>
+          <w:bCs/>
+          <w:color w:val="080808"/>
+          <w:sz w:val="20"/>
+          <w:szCs w:val="20"/>
+          <w:lang w:val="en-US" w:eastAsia="ru-RU"/>
+        </w:rPr>
+        <w:t xml:space="preserve">; </w:t>
+      </w:r>
+      <w:r>
+        <w:rPr>
+          <w:rFonts w:ascii="Consolas" w:eastAsia="Times New Roman" w:hAnsi="Consolas" w:cs="Courier New"/>
+          <w:b/>
+          <w:bCs/>
+          <w:color w:val="000000"/>
+          <w:sz w:val="20"/>
+          <w:szCs w:val="20"/>
+          <w:lang w:val="en-US" w:eastAsia="ru-RU"/>
+        </w:rPr>
+        <w:t xml:space="preserve">i </w:t>
+      </w:r>
+      <w:r>
+        <w:rPr>
+          <w:rFonts w:ascii="Consolas" w:eastAsia="Times New Roman" w:hAnsi="Consolas" w:cs="Courier New"/>
+          <w:b/>
+          <w:bCs/>
+          <w:color w:val="080808"/>
+          <w:sz w:val="20"/>
+          <w:szCs w:val="20"/>
+          <w:lang w:val="en-US" w:eastAsia="ru-RU"/>
+        </w:rPr>
+        <w:t xml:space="preserve">&lt; </w:t>
+      </w:r>
+      <w:r>
+        <w:rPr>
+          <w:rFonts w:ascii="Consolas" w:eastAsia="Times New Roman" w:hAnsi="Consolas" w:cs="Courier New"/>
+          <w:b/>
+          <w:bCs/>
+          <w:color w:val="000000"/>
+          <w:sz w:val="20"/>
+          <w:szCs w:val="20"/>
+          <w:lang w:val="en-US" w:eastAsia="ru-RU"/>
+        </w:rPr>
+        <w:t>cnt</w:t>
+      </w:r>
+      <w:r>
+        <w:rPr>
+          <w:rFonts w:ascii="Consolas" w:eastAsia="Times New Roman" w:hAnsi="Consolas" w:cs="Courier New"/>
+          <w:b/>
+          <w:bCs/>
+          <w:color w:val="080808"/>
+          <w:sz w:val="20"/>
+          <w:szCs w:val="20"/>
+          <w:lang w:val="en-US" w:eastAsia="ru-RU"/>
+        </w:rPr>
+        <w:t>; ++</w:t>
+      </w:r>
+      <w:r>
+        <w:rPr>
+          <w:rFonts w:ascii="Consolas" w:eastAsia="Times New Roman" w:hAnsi="Consolas" w:cs="Courier New"/>
+          <w:b/>
+          <w:bCs/>
+          <w:color w:val="000000"/>
+          <w:sz w:val="20"/>
+          <w:szCs w:val="20"/>
+          <w:lang w:val="en-US" w:eastAsia="ru-RU"/>
+        </w:rPr>
         <w:t>i</w:t>
       </w:r>
-      <w:proofErr w:type="spellEnd"/>
-      <w:r>
-        <w:rPr>
-          <w:rFonts w:ascii="Consolas" w:eastAsia="Times New Roman" w:hAnsi="Consolas" w:cs="Courier New"/>
-          <w:b/>
-          <w:bCs/>
-          <w:color w:val="000000"/>
-          <w:sz w:val="20"/>
-          <w:szCs w:val="20"/>
-          <w:lang w:val="en-US" w:eastAsia="ru-RU"/>
-        </w:rPr>
-        <w:t xml:space="preserve"> </w:t>
-      </w:r>
-      <w:r>
-        <w:rPr>
-          <w:rFonts w:ascii="Consolas" w:eastAsia="Times New Roman" w:hAnsi="Consolas" w:cs="Courier New"/>
-          <w:b/>
-          <w:bCs/>
-          <w:color w:val="080808"/>
-          <w:sz w:val="20"/>
-          <w:szCs w:val="20"/>
-          <w:lang w:val="en-US" w:eastAsia="ru-RU"/>
-        </w:rPr>
-        <w:t xml:space="preserve">= </w:t>
-      </w:r>
-      <w:r>
-        <w:rPr>
-          <w:rFonts w:ascii="Consolas" w:eastAsia="Times New Roman" w:hAnsi="Consolas" w:cs="Courier New"/>
-          <w:b/>
-          <w:bCs/>
-          <w:color w:val="1750EB"/>
-          <w:sz w:val="20"/>
-          <w:szCs w:val="20"/>
-          <w:lang w:val="en-US" w:eastAsia="ru-RU"/>
-        </w:rPr>
-        <w:t>0</w:t>
-      </w:r>
-      <w:r>
-        <w:rPr>
-          <w:rFonts w:ascii="Consolas" w:eastAsia="Times New Roman" w:hAnsi="Consolas" w:cs="Courier New"/>
-          <w:b/>
-          <w:bCs/>
-          <w:color w:val="080808"/>
-          <w:sz w:val="20"/>
-          <w:szCs w:val="20"/>
-          <w:lang w:val="en-US" w:eastAsia="ru-RU"/>
-        </w:rPr>
-        <w:t xml:space="preserve">; </w:t>
-      </w:r>
-      <w:proofErr w:type="spellStart"/>
-      <w:r>
-        <w:rPr>
-          <w:rFonts w:ascii="Consolas" w:eastAsia="Times New Roman" w:hAnsi="Consolas" w:cs="Courier New"/>
-          <w:b/>
-          <w:bCs/>
-          <w:color w:val="000000"/>
-          <w:sz w:val="20"/>
-          <w:szCs w:val="20"/>
-          <w:lang w:val="en-US" w:eastAsia="ru-RU"/>
-        </w:rPr>
-        <w:t>i</w:t>
-      </w:r>
-      <w:proofErr w:type="spellEnd"/>
-      <w:r>
-        <w:rPr>
-          <w:rFonts w:ascii="Consolas" w:eastAsia="Times New Roman" w:hAnsi="Consolas" w:cs="Courier New"/>
-          <w:b/>
-          <w:bCs/>
-          <w:color w:val="000000"/>
-          <w:sz w:val="20"/>
-          <w:szCs w:val="20"/>
-          <w:lang w:val="en-US" w:eastAsia="ru-RU"/>
-        </w:rPr>
-        <w:t xml:space="preserve"> </w:t>
-      </w:r>
-      <w:r>
-        <w:rPr>
-          <w:rFonts w:ascii="Consolas" w:eastAsia="Times New Roman" w:hAnsi="Consolas" w:cs="Courier New"/>
-          <w:b/>
-          <w:bCs/>
-          <w:color w:val="080808"/>
-          <w:sz w:val="20"/>
-          <w:szCs w:val="20"/>
-          <w:lang w:val="en-US" w:eastAsia="ru-RU"/>
-        </w:rPr>
-        <w:t xml:space="preserve">&lt; </w:t>
-      </w:r>
-      <w:proofErr w:type="spellStart"/>
-      <w:r>
-        <w:rPr>
-          <w:rFonts w:ascii="Consolas" w:eastAsia="Times New Roman" w:hAnsi="Consolas" w:cs="Courier New"/>
-          <w:b/>
-          <w:bCs/>
-          <w:color w:val="000000"/>
-          <w:sz w:val="20"/>
-          <w:szCs w:val="20"/>
-          <w:lang w:val="en-US" w:eastAsia="ru-RU"/>
-        </w:rPr>
-        <w:t>cnt</w:t>
-      </w:r>
-      <w:proofErr w:type="spellEnd"/>
-      <w:r>
-        <w:rPr>
-          <w:rFonts w:ascii="Consolas" w:eastAsia="Times New Roman" w:hAnsi="Consolas" w:cs="Courier New"/>
-          <w:b/>
-          <w:bCs/>
-          <w:color w:val="080808"/>
-          <w:sz w:val="20"/>
-          <w:szCs w:val="20"/>
-          <w:lang w:val="en-US" w:eastAsia="ru-RU"/>
-        </w:rPr>
-        <w:t>; ++</w:t>
-      </w:r>
-      <w:proofErr w:type="spellStart"/>
-      <w:r>
-        <w:rPr>
-          <w:rFonts w:ascii="Consolas" w:eastAsia="Times New Roman" w:hAnsi="Consolas" w:cs="Courier New"/>
-          <w:b/>
-          <w:bCs/>
-          <w:color w:val="000000"/>
-          <w:sz w:val="20"/>
-          <w:szCs w:val="20"/>
-          <w:lang w:val="en-US" w:eastAsia="ru-RU"/>
-        </w:rPr>
-        <w:t>i</w:t>
-      </w:r>
-      <w:proofErr w:type="spellEnd"/>
       <w:r>
         <w:rPr>
           <w:rFonts w:ascii="Consolas" w:eastAsia="Times New Roman" w:hAnsi="Consolas" w:cs="Courier New"/>
@@ -8106,7 +9341,6 @@
         <w:br/>
         <w:t xml:space="preserve">        </w:t>
       </w:r>
-      <w:proofErr w:type="spellStart"/>
       <w:r>
         <w:rPr>
           <w:rFonts w:ascii="Consolas" w:eastAsia="Times New Roman" w:hAnsi="Consolas" w:cs="Courier New"/>
@@ -8117,9 +9351,68 @@
           <w:szCs w:val="20"/>
           <w:lang w:val="en-US" w:eastAsia="ru-RU"/>
         </w:rPr>
-        <w:t>cout</w:t>
-      </w:r>
-      <w:proofErr w:type="spellEnd"/>
+        <w:t xml:space="preserve">cout </w:t>
+      </w:r>
+      <w:r>
+        <w:rPr>
+          <w:rFonts w:ascii="Consolas" w:eastAsia="Times New Roman" w:hAnsi="Consolas" w:cs="Courier New"/>
+          <w:b/>
+          <w:bCs/>
+          <w:color w:val="008080"/>
+          <w:sz w:val="20"/>
+          <w:szCs w:val="20"/>
+          <w:lang w:val="en-US" w:eastAsia="ru-RU"/>
+        </w:rPr>
+        <w:t xml:space="preserve">&lt;&lt; </w:t>
+      </w:r>
+      <w:r>
+        <w:rPr>
+          <w:rFonts w:ascii="Consolas" w:eastAsia="Times New Roman" w:hAnsi="Consolas" w:cs="Courier New"/>
+          <w:b/>
+          <w:bCs/>
+          <w:color w:val="067D17"/>
+          <w:sz w:val="20"/>
+          <w:szCs w:val="20"/>
+          <w:lang w:val="en-US" w:eastAsia="ru-RU"/>
+        </w:rPr>
+        <w:t>"</w:t>
+      </w:r>
+      <w:r>
+        <w:rPr>
+          <w:rFonts w:ascii="Consolas" w:eastAsia="Times New Roman" w:hAnsi="Consolas" w:cs="Courier New"/>
+          <w:b/>
+          <w:bCs/>
+          <w:color w:val="0037A6"/>
+          <w:sz w:val="20"/>
+          <w:szCs w:val="20"/>
+          <w:lang w:val="en-US" w:eastAsia="ru-RU"/>
+        </w:rPr>
+        <w:t>\n</w:t>
+      </w:r>
+      <w:r>
+        <w:rPr>
+          <w:rFonts w:ascii="Consolas" w:eastAsia="Times New Roman" w:hAnsi="Consolas" w:cs="Courier New"/>
+          <w:b/>
+          <w:bCs/>
+          <w:color w:val="067D17"/>
+          <w:sz w:val="20"/>
+          <w:szCs w:val="20"/>
+          <w:lang w:val="en-US" w:eastAsia="ru-RU"/>
+        </w:rPr>
+        <w:t xml:space="preserve">Component " </w:t>
+      </w:r>
+      <w:r>
+        <w:rPr>
+          <w:rFonts w:ascii="Consolas" w:eastAsia="Times New Roman" w:hAnsi="Consolas" w:cs="Courier New"/>
+          <w:b/>
+          <w:bCs/>
+          <w:color w:val="008080"/>
+          <w:sz w:val="20"/>
+          <w:szCs w:val="20"/>
+          <w:lang w:val="en-US" w:eastAsia="ru-RU"/>
+        </w:rPr>
+        <w:t xml:space="preserve">&lt;&lt; </w:t>
+      </w:r>
       <w:r>
         <w:rPr>
           <w:rFonts w:ascii="Consolas" w:eastAsia="Times New Roman" w:hAnsi="Consolas" w:cs="Courier New"/>
@@ -8130,119 +9423,7 @@
           <w:szCs w:val="20"/>
           <w:lang w:val="en-US" w:eastAsia="ru-RU"/>
         </w:rPr>
-        <w:t xml:space="preserve"> </w:t>
-      </w:r>
-      <w:r>
-        <w:rPr>
-          <w:rFonts w:ascii="Consolas" w:eastAsia="Times New Roman" w:hAnsi="Consolas" w:cs="Courier New"/>
-          <w:b/>
-          <w:bCs/>
-          <w:color w:val="008080"/>
-          <w:sz w:val="20"/>
-          <w:szCs w:val="20"/>
-          <w:lang w:val="en-US" w:eastAsia="ru-RU"/>
-        </w:rPr>
-        <w:t xml:space="preserve">&lt;&lt; </w:t>
-      </w:r>
-      <w:r>
-        <w:rPr>
-          <w:rFonts w:ascii="Consolas" w:eastAsia="Times New Roman" w:hAnsi="Consolas" w:cs="Courier New"/>
-          <w:b/>
-          <w:bCs/>
-          <w:color w:val="067D17"/>
-          <w:sz w:val="20"/>
-          <w:szCs w:val="20"/>
-          <w:lang w:val="en-US" w:eastAsia="ru-RU"/>
-        </w:rPr>
-        <w:t>"</w:t>
-      </w:r>
-      <w:r>
-        <w:rPr>
-          <w:rFonts w:ascii="Consolas" w:eastAsia="Times New Roman" w:hAnsi="Consolas" w:cs="Courier New"/>
-          <w:b/>
-          <w:bCs/>
-          <w:color w:val="0037A6"/>
-          <w:sz w:val="20"/>
-          <w:szCs w:val="20"/>
-          <w:lang w:val="en-US" w:eastAsia="ru-RU"/>
-        </w:rPr>
-        <w:t>\</w:t>
-      </w:r>
-      <w:proofErr w:type="spellStart"/>
-      <w:r>
-        <w:rPr>
-          <w:rFonts w:ascii="Consolas" w:eastAsia="Times New Roman" w:hAnsi="Consolas" w:cs="Courier New"/>
-          <w:b/>
-          <w:bCs/>
-          <w:color w:val="0037A6"/>
-          <w:sz w:val="20"/>
-          <w:szCs w:val="20"/>
-          <w:lang w:val="en-US" w:eastAsia="ru-RU"/>
-        </w:rPr>
-        <w:t>n</w:t>
-      </w:r>
-      <w:r>
-        <w:rPr>
-          <w:rFonts w:ascii="Consolas" w:eastAsia="Times New Roman" w:hAnsi="Consolas" w:cs="Courier New"/>
-          <w:b/>
-          <w:bCs/>
-          <w:color w:val="067D17"/>
-          <w:sz w:val="20"/>
-          <w:szCs w:val="20"/>
-          <w:lang w:val="en-US" w:eastAsia="ru-RU"/>
-        </w:rPr>
-        <w:t>Component</w:t>
-      </w:r>
-      <w:proofErr w:type="spellEnd"/>
-      <w:r>
-        <w:rPr>
-          <w:rFonts w:ascii="Consolas" w:eastAsia="Times New Roman" w:hAnsi="Consolas" w:cs="Courier New"/>
-          <w:b/>
-          <w:bCs/>
-          <w:color w:val="067D17"/>
-          <w:sz w:val="20"/>
-          <w:szCs w:val="20"/>
-          <w:lang w:val="en-US" w:eastAsia="ru-RU"/>
-        </w:rPr>
-        <w:t xml:space="preserve"> " </w:t>
-      </w:r>
-      <w:r>
-        <w:rPr>
-          <w:rFonts w:ascii="Consolas" w:eastAsia="Times New Roman" w:hAnsi="Consolas" w:cs="Courier New"/>
-          <w:b/>
-          <w:bCs/>
-          <w:color w:val="008080"/>
-          <w:sz w:val="20"/>
-          <w:szCs w:val="20"/>
-          <w:lang w:val="en-US" w:eastAsia="ru-RU"/>
-        </w:rPr>
-        <w:t xml:space="preserve">&lt;&lt; </w:t>
-      </w:r>
-      <w:proofErr w:type="spellStart"/>
-      <w:r>
-        <w:rPr>
-          <w:rFonts w:ascii="Consolas" w:eastAsia="Times New Roman" w:hAnsi="Consolas" w:cs="Courier New"/>
-          <w:b/>
-          <w:bCs/>
-          <w:color w:val="000000"/>
-          <w:sz w:val="20"/>
-          <w:szCs w:val="20"/>
-          <w:lang w:val="en-US" w:eastAsia="ru-RU"/>
-        </w:rPr>
-        <w:t>i</w:t>
-      </w:r>
-      <w:proofErr w:type="spellEnd"/>
-      <w:r>
-        <w:rPr>
-          <w:rFonts w:ascii="Consolas" w:eastAsia="Times New Roman" w:hAnsi="Consolas" w:cs="Courier New"/>
-          <w:b/>
-          <w:bCs/>
-          <w:color w:val="000000"/>
-          <w:sz w:val="20"/>
-          <w:szCs w:val="20"/>
-          <w:lang w:val="en-US" w:eastAsia="ru-RU"/>
-        </w:rPr>
-        <w:t xml:space="preserve"> </w:t>
+        <w:t xml:space="preserve">i </w:t>
       </w:r>
       <w:r>
         <w:rPr>
@@ -8401,7 +9582,6 @@
         </w:rPr>
         <w:t xml:space="preserve">: </w:t>
       </w:r>
-      <w:proofErr w:type="spellStart"/>
       <w:r>
         <w:rPr>
           <w:rFonts w:ascii="Consolas" w:eastAsia="Times New Roman" w:hAnsi="Consolas" w:cs="Courier New"/>
@@ -8414,7 +9594,6 @@
         </w:rPr>
         <w:t>spanning_edges</w:t>
       </w:r>
-      <w:proofErr w:type="spellEnd"/>
       <w:r>
         <w:rPr>
           <w:rFonts w:ascii="Consolas" w:eastAsia="Times New Roman" w:hAnsi="Consolas" w:cs="Courier New"/>
@@ -8427,7 +9606,6 @@
         </w:rPr>
         <w:t>[</w:t>
       </w:r>
-      <w:proofErr w:type="spellStart"/>
       <w:r>
         <w:rPr>
           <w:rFonts w:ascii="Consolas" w:eastAsia="Times New Roman" w:hAnsi="Consolas" w:cs="Courier New"/>
@@ -8440,7 +9618,6 @@
         </w:rPr>
         <w:t>i</w:t>
       </w:r>
-      <w:proofErr w:type="spellEnd"/>
       <w:r>
         <w:rPr>
           <w:rFonts w:ascii="Consolas" w:eastAsia="Times New Roman" w:hAnsi="Consolas" w:cs="Courier New"/>
@@ -8478,7 +9655,6 @@
         <w:br/>
         <w:t xml:space="preserve">            </w:t>
       </w:r>
-      <w:proofErr w:type="spellStart"/>
       <w:r>
         <w:rPr>
           <w:rFonts w:ascii="Consolas" w:eastAsia="Times New Roman" w:hAnsi="Consolas" w:cs="Courier New"/>
@@ -8489,9 +9665,20 @@
           <w:szCs w:val="20"/>
           <w:lang w:val="en-US" w:eastAsia="ru-RU"/>
         </w:rPr>
-        <w:t>cout</w:t>
-      </w:r>
-      <w:proofErr w:type="spellEnd"/>
+        <w:t xml:space="preserve">cout </w:t>
+      </w:r>
+      <w:r>
+        <w:rPr>
+          <w:rFonts w:ascii="Consolas" w:eastAsia="Times New Roman" w:hAnsi="Consolas" w:cs="Courier New"/>
+          <w:b/>
+          <w:bCs/>
+          <w:color w:val="008080"/>
+          <w:sz w:val="20"/>
+          <w:szCs w:val="20"/>
+          <w:lang w:val="en-US" w:eastAsia="ru-RU"/>
+        </w:rPr>
+        <w:t xml:space="preserve">&lt;&lt; </w:t>
+      </w:r>
       <w:r>
         <w:rPr>
           <w:rFonts w:ascii="Consolas" w:eastAsia="Times New Roman" w:hAnsi="Consolas" w:cs="Courier New"/>
@@ -8502,7 +9689,55 @@
           <w:szCs w:val="20"/>
           <w:lang w:val="en-US" w:eastAsia="ru-RU"/>
         </w:rPr>
-        <w:t xml:space="preserve"> </w:t>
+        <w:t>x</w:t>
+      </w:r>
+      <w:r>
+        <w:rPr>
+          <w:rFonts w:ascii="Consolas" w:eastAsia="Times New Roman" w:hAnsi="Consolas" w:cs="Courier New"/>
+          <w:b/>
+          <w:bCs/>
+          <w:color w:val="080808"/>
+          <w:sz w:val="20"/>
+          <w:szCs w:val="20"/>
+          <w:lang w:val="en-US" w:eastAsia="ru-RU"/>
+        </w:rPr>
+        <w:t>.</w:t>
+      </w:r>
+      <w:r>
+        <w:rPr>
+          <w:rFonts w:ascii="Consolas" w:eastAsia="Times New Roman" w:hAnsi="Consolas" w:cs="Courier New"/>
+          <w:b/>
+          <w:bCs/>
+          <w:color w:val="660E7A"/>
+          <w:sz w:val="20"/>
+          <w:szCs w:val="20"/>
+          <w:lang w:val="en-US" w:eastAsia="ru-RU"/>
+        </w:rPr>
+        <w:t xml:space="preserve">first </w:t>
+      </w:r>
+      <w:r>
+        <w:rPr>
+          <w:rFonts w:ascii="Consolas" w:eastAsia="Times New Roman" w:hAnsi="Consolas" w:cs="Courier New"/>
+          <w:b/>
+          <w:bCs/>
+          <w:color w:val="080808"/>
+          <w:sz w:val="20"/>
+          <w:szCs w:val="20"/>
+          <w:lang w:val="en-US" w:eastAsia="ru-RU"/>
+        </w:rPr>
+        <w:t xml:space="preserve">+ </w:t>
+      </w:r>
+      <w:r>
+        <w:rPr>
+          <w:rFonts w:ascii="Consolas" w:eastAsia="Times New Roman" w:hAnsi="Consolas" w:cs="Courier New"/>
+          <w:b/>
+          <w:bCs/>
+          <w:color w:val="1750EB"/>
+          <w:sz w:val="20"/>
+          <w:szCs w:val="20"/>
+          <w:lang w:val="en-US" w:eastAsia="ru-RU"/>
+        </w:rPr>
+        <w:t xml:space="preserve">1 </w:t>
       </w:r>
       <w:r>
         <w:rPr>
@@ -8516,7 +9751,30 @@
         </w:rPr>
         <w:t xml:space="preserve">&lt;&lt; </w:t>
       </w:r>
-      <w:proofErr w:type="spellStart"/>
+      <w:r>
+        <w:rPr>
+          <w:rFonts w:ascii="Consolas" w:eastAsia="Times New Roman" w:hAnsi="Consolas" w:cs="Courier New"/>
+          <w:b/>
+          <w:bCs/>
+          <w:color w:val="067D17"/>
+          <w:sz w:val="20"/>
+          <w:szCs w:val="20"/>
+          <w:lang w:val="en-US" w:eastAsia="ru-RU"/>
+        </w:rPr>
+        <w:t xml:space="preserve">"-" </w:t>
+      </w:r>
+      <w:r>
+        <w:rPr>
+          <w:rFonts w:ascii="Consolas" w:eastAsia="Times New Roman" w:hAnsi="Consolas" w:cs="Courier New"/>
+          <w:b/>
+          <w:bCs/>
+          <w:color w:val="008080"/>
+          <w:sz w:val="20"/>
+          <w:szCs w:val="20"/>
+          <w:lang w:val="en-US" w:eastAsia="ru-RU"/>
+        </w:rPr>
+        <w:t xml:space="preserve">&lt;&lt; </w:t>
+      </w:r>
       <w:r>
         <w:rPr>
           <w:rFonts w:ascii="Consolas" w:eastAsia="Times New Roman" w:hAnsi="Consolas" w:cs="Courier New"/>
@@ -8551,130 +9809,7 @@
           <w:szCs w:val="20"/>
           <w:lang w:val="en-US" w:eastAsia="ru-RU"/>
         </w:rPr>
-        <w:t>first</w:t>
-      </w:r>
-      <w:proofErr w:type="spellEnd"/>
-      <w:r>
-        <w:rPr>
-          <w:rFonts w:ascii="Consolas" w:eastAsia="Times New Roman" w:hAnsi="Consolas" w:cs="Courier New"/>
-          <w:b/>
-          <w:bCs/>
-          <w:color w:val="660E7A"/>
-          <w:sz w:val="20"/>
-          <w:szCs w:val="20"/>
-          <w:lang w:val="en-US" w:eastAsia="ru-RU"/>
-        </w:rPr>
-        <w:t xml:space="preserve"> </w:t>
-      </w:r>
-      <w:r>
-        <w:rPr>
-          <w:rFonts w:ascii="Consolas" w:eastAsia="Times New Roman" w:hAnsi="Consolas" w:cs="Courier New"/>
-          <w:b/>
-          <w:bCs/>
-          <w:color w:val="080808"/>
-          <w:sz w:val="20"/>
-          <w:szCs w:val="20"/>
-          <w:lang w:val="en-US" w:eastAsia="ru-RU"/>
-        </w:rPr>
-        <w:t xml:space="preserve">+ </w:t>
-      </w:r>
-      <w:r>
-        <w:rPr>
-          <w:rFonts w:ascii="Consolas" w:eastAsia="Times New Roman" w:hAnsi="Consolas" w:cs="Courier New"/>
-          <w:b/>
-          <w:bCs/>
-          <w:color w:val="1750EB"/>
-          <w:sz w:val="20"/>
-          <w:szCs w:val="20"/>
-          <w:lang w:val="en-US" w:eastAsia="ru-RU"/>
-        </w:rPr>
-        <w:t xml:space="preserve">1 </w:t>
-      </w:r>
-      <w:r>
-        <w:rPr>
-          <w:rFonts w:ascii="Consolas" w:eastAsia="Times New Roman" w:hAnsi="Consolas" w:cs="Courier New"/>
-          <w:b/>
-          <w:bCs/>
-          <w:color w:val="008080"/>
-          <w:sz w:val="20"/>
-          <w:szCs w:val="20"/>
-          <w:lang w:val="en-US" w:eastAsia="ru-RU"/>
-        </w:rPr>
-        <w:t xml:space="preserve">&lt;&lt; </w:t>
-      </w:r>
-      <w:r>
-        <w:rPr>
-          <w:rFonts w:ascii="Consolas" w:eastAsia="Times New Roman" w:hAnsi="Consolas" w:cs="Courier New"/>
-          <w:b/>
-          <w:bCs/>
-          <w:color w:val="067D17"/>
-          <w:sz w:val="20"/>
-          <w:szCs w:val="20"/>
-          <w:lang w:val="en-US" w:eastAsia="ru-RU"/>
-        </w:rPr>
-        <w:t xml:space="preserve">"-" </w:t>
-      </w:r>
-      <w:r>
-        <w:rPr>
-          <w:rFonts w:ascii="Consolas" w:eastAsia="Times New Roman" w:hAnsi="Consolas" w:cs="Courier New"/>
-          <w:b/>
-          <w:bCs/>
-          <w:color w:val="008080"/>
-          <w:sz w:val="20"/>
-          <w:szCs w:val="20"/>
-          <w:lang w:val="en-US" w:eastAsia="ru-RU"/>
-        </w:rPr>
-        <w:t xml:space="preserve">&lt;&lt; </w:t>
-      </w:r>
-      <w:proofErr w:type="spellStart"/>
-      <w:r>
-        <w:rPr>
-          <w:rFonts w:ascii="Consolas" w:eastAsia="Times New Roman" w:hAnsi="Consolas" w:cs="Courier New"/>
-          <w:b/>
-          <w:bCs/>
-          <w:color w:val="000000"/>
-          <w:sz w:val="20"/>
-          <w:szCs w:val="20"/>
-          <w:lang w:val="en-US" w:eastAsia="ru-RU"/>
-        </w:rPr>
-        <w:t>x</w:t>
-      </w:r>
-      <w:r>
-        <w:rPr>
-          <w:rFonts w:ascii="Consolas" w:eastAsia="Times New Roman" w:hAnsi="Consolas" w:cs="Courier New"/>
-          <w:b/>
-          <w:bCs/>
-          <w:color w:val="080808"/>
-          <w:sz w:val="20"/>
-          <w:szCs w:val="20"/>
-          <w:lang w:val="en-US" w:eastAsia="ru-RU"/>
-        </w:rPr>
-        <w:t>.</w:t>
-      </w:r>
-      <w:r>
-        <w:rPr>
-          <w:rFonts w:ascii="Consolas" w:eastAsia="Times New Roman" w:hAnsi="Consolas" w:cs="Courier New"/>
-          <w:b/>
-          <w:bCs/>
-          <w:color w:val="660E7A"/>
-          <w:sz w:val="20"/>
-          <w:szCs w:val="20"/>
-          <w:lang w:val="en-US" w:eastAsia="ru-RU"/>
-        </w:rPr>
-        <w:t>second</w:t>
-      </w:r>
-      <w:proofErr w:type="spellEnd"/>
-      <w:r>
-        <w:rPr>
-          <w:rFonts w:ascii="Consolas" w:eastAsia="Times New Roman" w:hAnsi="Consolas" w:cs="Courier New"/>
-          <w:b/>
-          <w:bCs/>
-          <w:color w:val="660E7A"/>
-          <w:sz w:val="20"/>
-          <w:szCs w:val="20"/>
-          <w:lang w:val="en-US" w:eastAsia="ru-RU"/>
-        </w:rPr>
-        <w:t xml:space="preserve"> </w:t>
+        <w:t xml:space="preserve">second </w:t>
       </w:r>
       <w:r>
         <w:rPr>

--- a/3312lebedev&sharapov-cwork.docx
+++ b/3312lebedev&sharapov-cwork.docx
@@ -1013,6 +1013,7 @@
         <w:ind w:firstLine="0"/>
         <w:rPr>
           <w:b/>
+          <w:lang w:val="en-US"/>
         </w:rPr>
       </w:pPr>
       <w:r>
@@ -1233,6 +1234,7 @@
         </w:rPr>
         <w:t>ходные данные</w:t>
       </w:r>
+      <w:proofErr w:type="gramStart"/>
       <w:r>
         <w:rPr>
           <w:rFonts w:cs="Times New Roman"/>
@@ -1247,7 +1249,15 @@
           <w:rFonts w:cs="Times New Roman"/>
           <w:szCs w:val="28"/>
         </w:rPr>
-        <w:t xml:space="preserve"> Вывести все рёбра полученного графа.</w:t>
+        <w:t xml:space="preserve"> Вывести</w:t>
+      </w:r>
+      <w:proofErr w:type="gramEnd"/>
+      <w:r>
+        <w:rPr>
+          <w:rFonts w:cs="Times New Roman"/>
+          <w:szCs w:val="28"/>
+        </w:rPr>
+        <w:t xml:space="preserve"> все рёбра полученного графа.</w:t>
       </w:r>
     </w:p>
     <w:p>
@@ -1785,7 +1795,22 @@
           <w:rPr>
             <w:rFonts w:ascii="Cambria Math" w:hAnsi="Cambria Math"/>
           </w:rPr>
-          <m:t>⟹∈</m:t>
+          <m:t>⟹</m:t>
+        </m:r>
+        <m:r>
+          <w:rPr>
+            <w:rFonts w:ascii="Cambria Math" w:hAnsi="Cambria Math"/>
+          </w:rPr>
+          <m:t>u</m:t>
+        </m:r>
+        <m:r>
+          <m:rPr>
+            <m:sty m:val="p"/>
+          </m:rPr>
+          <w:rPr>
+            <w:rFonts w:ascii="Cambria Math" w:hAnsi="Cambria Math"/>
+          </w:rPr>
+          <m:t>∈</m:t>
         </m:r>
         <m:sSub>
           <m:sSubPr>
@@ -1824,9 +1849,13 @@
           </w:rPr>
           <m:t>.</m:t>
         </m:r>
+        <m:r>
+          <w:rPr>
+            <w:rFonts w:ascii="Cambria Math" w:hAnsi="Cambria Math"/>
+          </w:rPr>
+          <m:t xml:space="preserve"> </m:t>
+        </m:r>
       </m:oMath>
-    </w:p>
-    <w:p>
       <w:r>
         <w:t xml:space="preserve">Иными словами, никакое ребро не соединяет две вершины внутри одного и того же подмножества </w:t>
       </w:r>
@@ -2635,12 +2664,32 @@
         <w:t xml:space="preserve">. Все вершины </w:t>
       </w:r>
       <m:oMath>
-        <m:r>
-          <w:rPr>
-            <w:rFonts w:ascii="Cambria Math" w:hAnsi="Cambria Math"/>
-          </w:rPr>
-          <m:t>v</m:t>
-        </m:r>
+        <m:sSub>
+          <m:sSubPr>
+            <m:ctrlPr>
+              <w:rPr>
+                <w:rFonts w:ascii="Cambria Math" w:hAnsi="Cambria Math"/>
+                <w:i/>
+              </w:rPr>
+            </m:ctrlPr>
+          </m:sSubPr>
+          <m:e>
+            <m:r>
+              <w:rPr>
+                <w:rFonts w:ascii="Cambria Math" w:hAnsi="Cambria Math"/>
+              </w:rPr>
+              <m:t>v</m:t>
+            </m:r>
+          </m:e>
+          <m:sub>
+            <m:r>
+              <w:rPr>
+                <w:rFonts w:ascii="Cambria Math" w:hAnsi="Cambria Math"/>
+              </w:rPr>
+              <m:t>i</m:t>
+            </m:r>
+          </m:sub>
+        </m:sSub>
       </m:oMath>
       <w:r>
         <w:t xml:space="preserve">, такие что </w:t>
@@ -2692,8 +2741,34 @@
               <w:rPr>
                 <w:rFonts w:ascii="Cambria Math" w:hAnsi="Cambria Math"/>
               </w:rPr>
-              <m:t>,v</m:t>
+              <m:t>,</m:t>
             </m:r>
+            <m:sSub>
+              <m:sSubPr>
+                <m:ctrlPr>
+                  <w:rPr>
+                    <w:rFonts w:ascii="Cambria Math" w:hAnsi="Cambria Math"/>
+                    <w:i/>
+                  </w:rPr>
+                </m:ctrlPr>
+              </m:sSubPr>
+              <m:e>
+                <m:r>
+                  <w:rPr>
+                    <w:rFonts w:ascii="Cambria Math" w:hAnsi="Cambria Math"/>
+                  </w:rPr>
+                  <m:t>v</m:t>
+                </m:r>
+              </m:e>
+              <m:sub>
+                <m:r>
+                  <w:rPr>
+                    <w:rFonts w:ascii="Cambria Math" w:hAnsi="Cambria Math"/>
+                  </w:rPr>
+                  <m:t>i</m:t>
+                </m:r>
+              </m:sub>
+            </m:sSub>
           </m:e>
         </m:d>
       </m:oMath>
@@ -2789,8 +2864,34 @@
               <w:rPr>
                 <w:rFonts w:ascii="Cambria Math" w:hAnsi="Cambria Math"/>
               </w:rPr>
-              <m:t>,v</m:t>
+              <m:t>,</m:t>
             </m:r>
+            <m:sSub>
+              <m:sSubPr>
+                <m:ctrlPr>
+                  <w:rPr>
+                    <w:rFonts w:ascii="Cambria Math" w:hAnsi="Cambria Math"/>
+                    <w:i/>
+                  </w:rPr>
+                </m:ctrlPr>
+              </m:sSubPr>
+              <m:e>
+                <m:r>
+                  <w:rPr>
+                    <w:rFonts w:ascii="Cambria Math" w:hAnsi="Cambria Math"/>
+                  </w:rPr>
+                  <m:t>v</m:t>
+                </m:r>
+              </m:e>
+              <m:sub>
+                <m:r>
+                  <w:rPr>
+                    <w:rFonts w:ascii="Cambria Math" w:hAnsi="Cambria Math"/>
+                  </w:rPr>
+                  <m:t>i</m:t>
+                </m:r>
+              </m:sub>
+            </m:sSub>
           </m:e>
         </m:d>
       </m:oMath>
@@ -3016,7 +3117,13 @@
         </m:sSub>
       </m:oMath>
       <w:r>
-        <w:t>. Поскольку такое разбиение существует для любого дерева, то дерево является двудольным графом.</w:t>
+        <w:t xml:space="preserve">. </w:t>
+      </w:r>
+      <w:r>
+        <w:t>Значит любое</w:t>
+      </w:r>
+      <w:r>
+        <w:t xml:space="preserve"> дерево является двудольным графом.</w:t>
       </w:r>
     </w:p>
     <w:p>
@@ -3263,7 +3370,19 @@
         </m:d>
       </m:oMath>
       <w:r>
-        <w:t xml:space="preserve"> памяти. Каждый узел в списке хранит только своих соседей, что делает его компактным для разреженных графов. Альтернативные структуры, такие как матрица смежности, требуют </w:t>
+        <w:t xml:space="preserve"> памяти. Каждый узел в списке хранит только своих соседей, что делает его компактным для разреженных графов. </w:t>
+      </w:r>
+      <w:r>
+        <w:t>М</w:t>
+      </w:r>
+      <w:r>
+        <w:t>атрица смежности требу</w:t>
+      </w:r>
+      <w:r>
+        <w:t>е</w:t>
+      </w:r>
+      <w:r>
+        <w:t xml:space="preserve">т </w:t>
       </w:r>
       <m:oMath>
         <m:r>
@@ -3421,7 +3540,7 @@
     <w:p>
       <w:r>
         <w:lastRenderedPageBreak/>
-        <w:t xml:space="preserve">Затем для нахождения всех компонент связности графа выполняется обход в ширину (BFS) для каждой ещё не посещённой вершины. BFS проходит по всем вершинам и рёбрам текущей компоненты, добавляя рёбра, которые входят в остовное дерево. Каждая вершина посещается один раз, а каждое ребро обрабатывается ровно дважды (по одному разу для каждой инцидентной вершины). Таким образом, сложность обхода всех компонент связности составляет </w:t>
+        <w:t xml:space="preserve">Затем для нахождения всех компонент связности графа выполняется обход в ширину (BFS) для каждой ещё не посещённой вершины. BFS проходит по всем вершинам и рёбрам текущей компоненты, добавляя рёбра, которые входят в остовное дерево. Каждая вершина посещается один раз, а каждое ребро обрабатывается ровно дважды. Таким образом, сложность обхода всех компонент связности составляет </w:t>
       </w:r>
       <m:oMath>
         <m:r>
@@ -3457,6 +3576,7 @@
       <w:r>
         <w:t xml:space="preserve">После завершения обхода компоненты связности подсчитываются, а остовные рёбра для каждой из них сохраняются в массиве </w:t>
       </w:r>
+      <w:proofErr w:type="spellStart"/>
       <w:r>
         <w:rPr>
           <w:i/>
@@ -3464,6 +3584,7 @@
         </w:rPr>
         <w:t>spanning_edges</w:t>
       </w:r>
+      <w:proofErr w:type="spellEnd"/>
       <w:r>
         <w:t xml:space="preserve">. На последнем этапе программа выводит количество компонент связности и рёбра остовного дерева для каждой компоненты. Печать данных занимает </w:t>
       </w:r>
@@ -3488,13 +3609,129 @@
               <w:rPr>
                 <w:rFonts w:ascii="Cambria Math" w:hAnsi="Cambria Math"/>
               </w:rPr>
-              <m:t>n+m</m:t>
+              <m:t>n</m:t>
             </m:r>
           </m:e>
         </m:d>
       </m:oMath>
       <w:r>
-        <w:t>, так как каждое ребро и каждая вершина обрабатываются ровно один раз.</w:t>
+        <w:t>, так как</w:t>
+      </w:r>
+      <w:r>
+        <w:t xml:space="preserve"> в каждой компоненте связности остаётся </w:t>
+      </w:r>
+      <m:oMath>
+        <m:sSub>
+          <m:sSubPr>
+            <m:ctrlPr>
+              <w:rPr>
+                <w:rFonts w:ascii="Cambria Math" w:hAnsi="Cambria Math"/>
+                <w:i/>
+              </w:rPr>
+            </m:ctrlPr>
+          </m:sSubPr>
+          <m:e>
+            <m:r>
+              <w:rPr>
+                <w:rFonts w:ascii="Cambria Math" w:hAnsi="Cambria Math"/>
+              </w:rPr>
+              <m:t>n</m:t>
+            </m:r>
+          </m:e>
+          <m:sub>
+            <m:r>
+              <w:rPr>
+                <w:rFonts w:ascii="Cambria Math" w:hAnsi="Cambria Math"/>
+              </w:rPr>
+              <m:t>i</m:t>
+            </m:r>
+          </m:sub>
+        </m:sSub>
+        <m:r>
+          <w:rPr>
+            <w:rFonts w:ascii="Cambria Math" w:eastAsiaTheme="minorEastAsia" w:hAnsi="Cambria Math"/>
+          </w:rPr>
+          <m:t>-1</m:t>
+        </m:r>
+      </m:oMath>
+      <w:r>
+        <w:rPr>
+          <w:rFonts w:eastAsiaTheme="minorEastAsia"/>
+        </w:rPr>
+        <w:t xml:space="preserve"> ребро, где </w:t>
+      </w:r>
+      <m:oMath>
+        <m:sSub>
+          <m:sSubPr>
+            <m:ctrlPr>
+              <w:rPr>
+                <w:rFonts w:ascii="Cambria Math" w:eastAsiaTheme="minorEastAsia" w:hAnsi="Cambria Math"/>
+                <w:i/>
+              </w:rPr>
+            </m:ctrlPr>
+          </m:sSubPr>
+          <m:e>
+            <m:r>
+              <w:rPr>
+                <w:rFonts w:ascii="Cambria Math" w:eastAsiaTheme="minorEastAsia" w:hAnsi="Cambria Math"/>
+              </w:rPr>
+              <m:t>n</m:t>
+            </m:r>
+          </m:e>
+          <m:sub>
+            <m:r>
+              <w:rPr>
+                <w:rFonts w:ascii="Cambria Math" w:eastAsiaTheme="minorEastAsia" w:hAnsi="Cambria Math"/>
+              </w:rPr>
+              <m:t>i</m:t>
+            </m:r>
+          </m:sub>
+        </m:sSub>
+      </m:oMath>
+      <w:r>
+        <w:rPr>
+          <w:rFonts w:eastAsiaTheme="minorEastAsia"/>
+        </w:rPr>
+        <w:t xml:space="preserve"> </w:t>
+      </w:r>
+      <w:r>
+        <w:rPr>
+          <w:rFonts w:eastAsiaTheme="minorEastAsia"/>
+        </w:rPr>
+        <w:t>–</w:t>
+      </w:r>
+      <w:r>
+        <w:rPr>
+          <w:rFonts w:eastAsiaTheme="minorEastAsia"/>
+        </w:rPr>
+        <w:t xml:space="preserve"> </w:t>
+      </w:r>
+      <w:r>
+        <w:rPr>
+          <w:rFonts w:eastAsiaTheme="minorEastAsia"/>
+        </w:rPr>
+        <w:t xml:space="preserve">количество вершин в </w:t>
+      </w:r>
+      <m:oMath>
+        <m:r>
+          <w:rPr>
+            <w:rFonts w:ascii="Cambria Math" w:eastAsiaTheme="minorEastAsia" w:hAnsi="Cambria Math"/>
+            <w:lang w:val="en-US"/>
+          </w:rPr>
+          <m:t>i</m:t>
+        </m:r>
+      </m:oMath>
+      <w:r>
+        <w:rPr>
+          <w:rFonts w:eastAsiaTheme="minorEastAsia"/>
+        </w:rPr>
+        <w:t>-</w:t>
+      </w:r>
+      <w:r>
+        <w:rPr>
+          <w:rFonts w:eastAsiaTheme="minorEastAsia"/>
+        </w:rPr>
+        <w:t>ой компоненте связности.</w:t>
       </w:r>
     </w:p>
     <w:p>
@@ -4522,12 +4759,21 @@
                 <w:szCs w:val="20"/>
               </w:rPr>
             </w:pPr>
-            <w:r>
-              <w:rPr>
-                <w:sz w:val="24"/>
-                <w:szCs w:val="20"/>
-              </w:rPr>
-              <w:t>Component 2:</w:t>
+            <w:proofErr w:type="spellStart"/>
+            <w:r>
+              <w:rPr>
+                <w:sz w:val="24"/>
+                <w:szCs w:val="20"/>
+              </w:rPr>
+              <w:t>Component</w:t>
+            </w:r>
+            <w:proofErr w:type="spellEnd"/>
+            <w:r>
+              <w:rPr>
+                <w:sz w:val="24"/>
+                <w:szCs w:val="20"/>
+              </w:rPr>
+              <w:t xml:space="preserve"> 2:</w:t>
             </w:r>
           </w:p>
           <w:p>
@@ -4583,12 +4829,21 @@
                 <w:szCs w:val="20"/>
               </w:rPr>
             </w:pPr>
-            <w:r>
-              <w:rPr>
-                <w:sz w:val="24"/>
-                <w:szCs w:val="20"/>
-              </w:rPr>
-              <w:t>Component 3:</w:t>
+            <w:proofErr w:type="spellStart"/>
+            <w:r>
+              <w:rPr>
+                <w:sz w:val="24"/>
+                <w:szCs w:val="20"/>
+              </w:rPr>
+              <w:t>Component</w:t>
+            </w:r>
+            <w:proofErr w:type="spellEnd"/>
+            <w:r>
+              <w:rPr>
+                <w:sz w:val="24"/>
+                <w:szCs w:val="20"/>
+              </w:rPr>
+              <w:t xml:space="preserve"> 3:</w:t>
             </w:r>
           </w:p>
           <w:p>
@@ -5761,12 +6016,21 @@
                 <w:szCs w:val="20"/>
               </w:rPr>
             </w:pPr>
-            <w:r>
-              <w:rPr>
-                <w:sz w:val="24"/>
-                <w:szCs w:val="20"/>
-              </w:rPr>
-              <w:t>Component 2:</w:t>
+            <w:proofErr w:type="spellStart"/>
+            <w:r>
+              <w:rPr>
+                <w:sz w:val="24"/>
+                <w:szCs w:val="20"/>
+              </w:rPr>
+              <w:t>Component</w:t>
+            </w:r>
+            <w:proofErr w:type="spellEnd"/>
+            <w:r>
+              <w:rPr>
+                <w:sz w:val="24"/>
+                <w:szCs w:val="20"/>
+              </w:rPr>
+              <w:t xml:space="preserve"> 2:</w:t>
             </w:r>
           </w:p>
           <w:p>
@@ -6619,6 +6883,7 @@
         <w:br/>
         <w:t xml:space="preserve">    </w:t>
       </w:r>
+      <w:proofErr w:type="spellStart"/>
       <w:r>
         <w:rPr>
           <w:rFonts w:ascii="Consolas" w:eastAsia="Times New Roman" w:hAnsi="Consolas" w:cs="Courier New"/>
@@ -6629,7 +6894,20 @@
           <w:szCs w:val="20"/>
           <w:lang w:val="en-US" w:eastAsia="ru-RU"/>
         </w:rPr>
-        <w:t xml:space="preserve">cin </w:t>
+        <w:t>cin</w:t>
+      </w:r>
+      <w:proofErr w:type="spellEnd"/>
+      <w:r>
+        <w:rPr>
+          <w:rFonts w:ascii="Consolas" w:eastAsia="Times New Roman" w:hAnsi="Consolas" w:cs="Courier New"/>
+          <w:b/>
+          <w:bCs/>
+          <w:color w:val="000000"/>
+          <w:sz w:val="20"/>
+          <w:szCs w:val="20"/>
+          <w:lang w:val="en-US" w:eastAsia="ru-RU"/>
+        </w:rPr>
+        <w:t xml:space="preserve"> </w:t>
       </w:r>
       <w:r>
         <w:rPr>
@@ -6873,6 +7151,7 @@
         </w:rPr>
         <w:t xml:space="preserve">int </w:t>
       </w:r>
+      <w:proofErr w:type="spellStart"/>
       <w:r>
         <w:rPr>
           <w:rFonts w:ascii="Consolas" w:eastAsia="Times New Roman" w:hAnsi="Consolas" w:cs="Courier New"/>
@@ -6883,7 +7162,20 @@
           <w:szCs w:val="20"/>
           <w:lang w:val="en-US" w:eastAsia="ru-RU"/>
         </w:rPr>
-        <w:t xml:space="preserve">i </w:t>
+        <w:t>i</w:t>
+      </w:r>
+      <w:proofErr w:type="spellEnd"/>
+      <w:r>
+        <w:rPr>
+          <w:rFonts w:ascii="Consolas" w:eastAsia="Times New Roman" w:hAnsi="Consolas" w:cs="Courier New"/>
+          <w:b/>
+          <w:bCs/>
+          <w:color w:val="000000"/>
+          <w:sz w:val="20"/>
+          <w:szCs w:val="20"/>
+          <w:lang w:val="en-US" w:eastAsia="ru-RU"/>
+        </w:rPr>
+        <w:t xml:space="preserve"> </w:t>
       </w:r>
       <w:r>
         <w:rPr>
@@ -6921,6 +7213,7 @@
         </w:rPr>
         <w:t xml:space="preserve">; </w:t>
       </w:r>
+      <w:proofErr w:type="spellStart"/>
       <w:r>
         <w:rPr>
           <w:rFonts w:ascii="Consolas" w:eastAsia="Times New Roman" w:hAnsi="Consolas" w:cs="Courier New"/>
@@ -6931,7 +7224,20 @@
           <w:szCs w:val="20"/>
           <w:lang w:val="en-US" w:eastAsia="ru-RU"/>
         </w:rPr>
-        <w:t xml:space="preserve">i </w:t>
+        <w:t>i</w:t>
+      </w:r>
+      <w:proofErr w:type="spellEnd"/>
+      <w:r>
+        <w:rPr>
+          <w:rFonts w:ascii="Consolas" w:eastAsia="Times New Roman" w:hAnsi="Consolas" w:cs="Courier New"/>
+          <w:b/>
+          <w:bCs/>
+          <w:color w:val="000000"/>
+          <w:sz w:val="20"/>
+          <w:szCs w:val="20"/>
+          <w:lang w:val="en-US" w:eastAsia="ru-RU"/>
+        </w:rPr>
+        <w:t xml:space="preserve"> </w:t>
       </w:r>
       <w:r>
         <w:rPr>
@@ -6969,6 +7275,7 @@
         </w:rPr>
         <w:t>; ++</w:t>
       </w:r>
+      <w:proofErr w:type="spellStart"/>
       <w:r>
         <w:rPr>
           <w:rFonts w:ascii="Consolas" w:eastAsia="Times New Roman" w:hAnsi="Consolas" w:cs="Courier New"/>
@@ -6981,6 +7288,7 @@
         </w:rPr>
         <w:t>i</w:t>
       </w:r>
+      <w:proofErr w:type="spellEnd"/>
       <w:r>
         <w:rPr>
           <w:rFonts w:ascii="Consolas" w:eastAsia="Times New Roman" w:hAnsi="Consolas" w:cs="Courier New"/>
@@ -7006,6 +7314,7 @@
         <w:br/>
         <w:t xml:space="preserve">        </w:t>
       </w:r>
+      <w:proofErr w:type="spellStart"/>
       <w:r>
         <w:rPr>
           <w:rFonts w:ascii="Consolas" w:eastAsia="Times New Roman" w:hAnsi="Consolas" w:cs="Courier New"/>
@@ -7016,7 +7325,20 @@
           <w:szCs w:val="20"/>
           <w:lang w:val="en-US" w:eastAsia="ru-RU"/>
         </w:rPr>
-        <w:t xml:space="preserve">cin </w:t>
+        <w:t>cin</w:t>
+      </w:r>
+      <w:proofErr w:type="spellEnd"/>
+      <w:r>
+        <w:rPr>
+          <w:rFonts w:ascii="Consolas" w:eastAsia="Times New Roman" w:hAnsi="Consolas" w:cs="Courier New"/>
+          <w:b/>
+          <w:bCs/>
+          <w:color w:val="000000"/>
+          <w:sz w:val="20"/>
+          <w:szCs w:val="20"/>
+          <w:lang w:val="en-US" w:eastAsia="ru-RU"/>
+        </w:rPr>
+        <w:t xml:space="preserve"> </w:t>
       </w:r>
       <w:r>
         <w:rPr>
@@ -7223,7 +7545,33 @@
           <w:szCs w:val="20"/>
           <w:lang w:val="en-US" w:eastAsia="ru-RU"/>
         </w:rPr>
-        <w:t>.push_back(</w:t>
+        <w:t>.</w:t>
+      </w:r>
+      <w:proofErr w:type="spellStart"/>
+      <w:r>
+        <w:rPr>
+          <w:rFonts w:ascii="Consolas" w:eastAsia="Times New Roman" w:hAnsi="Consolas" w:cs="Courier New"/>
+          <w:b/>
+          <w:bCs/>
+          <w:color w:val="080808"/>
+          <w:sz w:val="20"/>
+          <w:szCs w:val="20"/>
+          <w:lang w:val="en-US" w:eastAsia="ru-RU"/>
+        </w:rPr>
+        <w:t>push_back</w:t>
+      </w:r>
+      <w:proofErr w:type="spellEnd"/>
+      <w:r>
+        <w:rPr>
+          <w:rFonts w:ascii="Consolas" w:eastAsia="Times New Roman" w:hAnsi="Consolas" w:cs="Courier New"/>
+          <w:b/>
+          <w:bCs/>
+          <w:color w:val="080808"/>
+          <w:sz w:val="20"/>
+          <w:szCs w:val="20"/>
+          <w:lang w:val="en-US" w:eastAsia="ru-RU"/>
+        </w:rPr>
+        <w:t>(</w:t>
       </w:r>
       <w:r>
         <w:rPr>
@@ -7320,7 +7668,33 @@
           <w:szCs w:val="20"/>
           <w:lang w:val="en-US" w:eastAsia="ru-RU"/>
         </w:rPr>
-        <w:t>.push_back(</w:t>
+        <w:t>.</w:t>
+      </w:r>
+      <w:proofErr w:type="spellStart"/>
+      <w:r>
+        <w:rPr>
+          <w:rFonts w:ascii="Consolas" w:eastAsia="Times New Roman" w:hAnsi="Consolas" w:cs="Courier New"/>
+          <w:b/>
+          <w:bCs/>
+          <w:color w:val="080808"/>
+          <w:sz w:val="20"/>
+          <w:szCs w:val="20"/>
+          <w:lang w:val="en-US" w:eastAsia="ru-RU"/>
+        </w:rPr>
+        <w:t>push_back</w:t>
+      </w:r>
+      <w:proofErr w:type="spellEnd"/>
+      <w:r>
+        <w:rPr>
+          <w:rFonts w:ascii="Consolas" w:eastAsia="Times New Roman" w:hAnsi="Consolas" w:cs="Courier New"/>
+          <w:b/>
+          <w:bCs/>
+          <w:color w:val="080808"/>
+          <w:sz w:val="20"/>
+          <w:szCs w:val="20"/>
+          <w:lang w:val="en-US" w:eastAsia="ru-RU"/>
+        </w:rPr>
+        <w:t>(</w:t>
       </w:r>
       <w:r>
         <w:rPr>
@@ -7517,6 +7891,7 @@
         </w:rPr>
         <w:t xml:space="preserve">int </w:t>
       </w:r>
+      <w:proofErr w:type="spellStart"/>
       <w:r>
         <w:rPr>
           <w:rFonts w:ascii="Consolas" w:eastAsia="Times New Roman" w:hAnsi="Consolas" w:cs="Courier New"/>
@@ -7527,7 +7902,20 @@
           <w:szCs w:val="20"/>
           <w:lang w:val="en-US" w:eastAsia="ru-RU"/>
         </w:rPr>
-        <w:t xml:space="preserve">cnt </w:t>
+        <w:t>cnt</w:t>
+      </w:r>
+      <w:proofErr w:type="spellEnd"/>
+      <w:r>
+        <w:rPr>
+          <w:rFonts w:ascii="Consolas" w:eastAsia="Times New Roman" w:hAnsi="Consolas" w:cs="Courier New"/>
+          <w:b/>
+          <w:bCs/>
+          <w:color w:val="000000"/>
+          <w:sz w:val="20"/>
+          <w:szCs w:val="20"/>
+          <w:lang w:val="en-US" w:eastAsia="ru-RU"/>
+        </w:rPr>
+        <w:t xml:space="preserve"> </w:t>
       </w:r>
       <w:r>
         <w:rPr>
@@ -7698,6 +8086,7 @@
         </w:rPr>
         <w:t xml:space="preserve">&gt;&gt;&gt; </w:t>
       </w:r>
+      <w:proofErr w:type="spellStart"/>
       <w:r>
         <w:rPr>
           <w:rFonts w:ascii="Consolas" w:eastAsia="Times New Roman" w:hAnsi="Consolas" w:cs="Courier New"/>
@@ -7710,6 +8099,7 @@
         </w:rPr>
         <w:t>spanning_edges</w:t>
       </w:r>
+      <w:proofErr w:type="spellEnd"/>
       <w:r>
         <w:rPr>
           <w:rFonts w:ascii="Consolas" w:eastAsia="Times New Roman" w:hAnsi="Consolas" w:cs="Courier New"/>
@@ -7856,6 +8246,7 @@
         </w:rPr>
         <w:t xml:space="preserve">int </w:t>
       </w:r>
+      <w:proofErr w:type="spellStart"/>
       <w:r>
         <w:rPr>
           <w:rFonts w:ascii="Consolas" w:eastAsia="Times New Roman" w:hAnsi="Consolas" w:cs="Courier New"/>
@@ -7866,7 +8257,20 @@
           <w:szCs w:val="20"/>
           <w:lang w:val="en-US" w:eastAsia="ru-RU"/>
         </w:rPr>
-        <w:t xml:space="preserve">i </w:t>
+        <w:t>i</w:t>
+      </w:r>
+      <w:proofErr w:type="spellEnd"/>
+      <w:r>
+        <w:rPr>
+          <w:rFonts w:ascii="Consolas" w:eastAsia="Times New Roman" w:hAnsi="Consolas" w:cs="Courier New"/>
+          <w:b/>
+          <w:bCs/>
+          <w:color w:val="000000"/>
+          <w:sz w:val="20"/>
+          <w:szCs w:val="20"/>
+          <w:lang w:val="en-US" w:eastAsia="ru-RU"/>
+        </w:rPr>
+        <w:t xml:space="preserve"> </w:t>
       </w:r>
       <w:r>
         <w:rPr>
@@ -7904,6 +8308,7 @@
         </w:rPr>
         <w:t xml:space="preserve">; </w:t>
       </w:r>
+      <w:proofErr w:type="spellStart"/>
       <w:r>
         <w:rPr>
           <w:rFonts w:ascii="Consolas" w:eastAsia="Times New Roman" w:hAnsi="Consolas" w:cs="Courier New"/>
@@ -7914,7 +8319,20 @@
           <w:szCs w:val="20"/>
           <w:lang w:val="en-US" w:eastAsia="ru-RU"/>
         </w:rPr>
-        <w:t xml:space="preserve">i </w:t>
+        <w:t>i</w:t>
+      </w:r>
+      <w:proofErr w:type="spellEnd"/>
+      <w:r>
+        <w:rPr>
+          <w:rFonts w:ascii="Consolas" w:eastAsia="Times New Roman" w:hAnsi="Consolas" w:cs="Courier New"/>
+          <w:b/>
+          <w:bCs/>
+          <w:color w:val="000000"/>
+          <w:sz w:val="20"/>
+          <w:szCs w:val="20"/>
+          <w:lang w:val="en-US" w:eastAsia="ru-RU"/>
+        </w:rPr>
+        <w:t xml:space="preserve"> </w:t>
       </w:r>
       <w:r>
         <w:rPr>
@@ -7952,6 +8370,7 @@
         </w:rPr>
         <w:t>; ++</w:t>
       </w:r>
+      <w:proofErr w:type="spellStart"/>
       <w:r>
         <w:rPr>
           <w:rFonts w:ascii="Consolas" w:eastAsia="Times New Roman" w:hAnsi="Consolas" w:cs="Courier New"/>
@@ -7964,6 +8383,7 @@
         </w:rPr>
         <w:t>i</w:t>
       </w:r>
+      <w:proofErr w:type="spellEnd"/>
       <w:r>
         <w:rPr>
           <w:rFonts w:ascii="Consolas" w:eastAsia="Times New Roman" w:hAnsi="Consolas" w:cs="Courier New"/>
@@ -8037,6 +8457,7 @@
         </w:rPr>
         <w:t>[</w:t>
       </w:r>
+      <w:proofErr w:type="spellStart"/>
       <w:r>
         <w:rPr>
           <w:rFonts w:ascii="Consolas" w:eastAsia="Times New Roman" w:hAnsi="Consolas" w:cs="Courier New"/>
@@ -8049,6 +8470,7 @@
         </w:rPr>
         <w:t>i</w:t>
       </w:r>
+      <w:proofErr w:type="spellEnd"/>
       <w:r>
         <w:rPr>
           <w:rFonts w:ascii="Consolas" w:eastAsia="Times New Roman" w:hAnsi="Consolas" w:cs="Courier New"/>
@@ -8086,6 +8508,7 @@
         <w:br/>
         <w:t xml:space="preserve">            </w:t>
       </w:r>
+      <w:proofErr w:type="spellStart"/>
       <w:r>
         <w:rPr>
           <w:rFonts w:ascii="Consolas" w:eastAsia="Times New Roman" w:hAnsi="Consolas" w:cs="Courier New"/>
@@ -8108,7 +8531,20 @@
           <w:szCs w:val="20"/>
           <w:lang w:val="en-US" w:eastAsia="ru-RU"/>
         </w:rPr>
-        <w:t>.emplace_back();</w:t>
+        <w:t>.emplace_back</w:t>
+      </w:r>
+      <w:proofErr w:type="spellEnd"/>
+      <w:r>
+        <w:rPr>
+          <w:rFonts w:ascii="Consolas" w:eastAsia="Times New Roman" w:hAnsi="Consolas" w:cs="Courier New"/>
+          <w:b/>
+          <w:bCs/>
+          <w:color w:val="080808"/>
+          <w:sz w:val="20"/>
+          <w:szCs w:val="20"/>
+          <w:lang w:val="en-US" w:eastAsia="ru-RU"/>
+        </w:rPr>
+        <w:t>();</w:t>
       </w:r>
       <w:r>
         <w:rPr>
@@ -8147,6 +8583,7 @@
         </w:rPr>
         <w:t>[</w:t>
       </w:r>
+      <w:proofErr w:type="spellStart"/>
       <w:r>
         <w:rPr>
           <w:rFonts w:ascii="Consolas" w:eastAsia="Times New Roman" w:hAnsi="Consolas" w:cs="Courier New"/>
@@ -8159,6 +8596,7 @@
         </w:rPr>
         <w:t>i</w:t>
       </w:r>
+      <w:proofErr w:type="spellEnd"/>
       <w:r>
         <w:rPr>
           <w:rFonts w:ascii="Consolas" w:eastAsia="Times New Roman" w:hAnsi="Consolas" w:cs="Courier New"/>
@@ -8208,6 +8646,7 @@
         <w:br/>
         <w:t xml:space="preserve">            </w:t>
       </w:r>
+      <w:proofErr w:type="spellStart"/>
       <w:r>
         <w:rPr>
           <w:rFonts w:ascii="Consolas" w:eastAsia="Times New Roman" w:hAnsi="Consolas" w:cs="Courier New"/>
@@ -8230,8 +8669,22 @@
           <w:szCs w:val="20"/>
           <w:lang w:val="en-US" w:eastAsia="ru-RU"/>
         </w:rPr>
-        <w:t>.push(</w:t>
-      </w:r>
+        <w:t>.push</w:t>
+      </w:r>
+      <w:proofErr w:type="spellEnd"/>
+      <w:r>
+        <w:rPr>
+          <w:rFonts w:ascii="Consolas" w:eastAsia="Times New Roman" w:hAnsi="Consolas" w:cs="Courier New"/>
+          <w:b/>
+          <w:bCs/>
+          <w:color w:val="080808"/>
+          <w:sz w:val="20"/>
+          <w:szCs w:val="20"/>
+          <w:lang w:val="en-US" w:eastAsia="ru-RU"/>
+        </w:rPr>
+        <w:t>(</w:t>
+      </w:r>
+      <w:proofErr w:type="spellStart"/>
       <w:r>
         <w:rPr>
           <w:rFonts w:ascii="Consolas" w:eastAsia="Times New Roman" w:hAnsi="Consolas" w:cs="Courier New"/>
@@ -8244,6 +8697,7 @@
         </w:rPr>
         <w:t>i</w:t>
       </w:r>
+      <w:proofErr w:type="spellEnd"/>
       <w:r>
         <w:rPr>
           <w:rFonts w:ascii="Consolas" w:eastAsia="Times New Roman" w:hAnsi="Consolas" w:cs="Courier New"/>
@@ -8293,6 +8747,7 @@
         </w:rPr>
         <w:t>(!</w:t>
       </w:r>
+      <w:proofErr w:type="spellStart"/>
       <w:r>
         <w:rPr>
           <w:rFonts w:ascii="Consolas" w:eastAsia="Times New Roman" w:hAnsi="Consolas" w:cs="Courier New"/>
@@ -8315,7 +8770,20 @@
           <w:szCs w:val="20"/>
           <w:lang w:val="en-US" w:eastAsia="ru-RU"/>
         </w:rPr>
-        <w:t>.empty()) {</w:t>
+        <w:t>.empty</w:t>
+      </w:r>
+      <w:proofErr w:type="spellEnd"/>
+      <w:r>
+        <w:rPr>
+          <w:rFonts w:ascii="Consolas" w:eastAsia="Times New Roman" w:hAnsi="Consolas" w:cs="Courier New"/>
+          <w:b/>
+          <w:bCs/>
+          <w:color w:val="080808"/>
+          <w:sz w:val="20"/>
+          <w:szCs w:val="20"/>
+          <w:lang w:val="en-US" w:eastAsia="ru-RU"/>
+        </w:rPr>
+        <w:t>()) {</w:t>
       </w:r>
       <w:r>
         <w:rPr>
@@ -8354,6 +8822,7 @@
         </w:rPr>
         <w:t xml:space="preserve">= </w:t>
       </w:r>
+      <w:proofErr w:type="spellStart"/>
       <w:r>
         <w:rPr>
           <w:rFonts w:ascii="Consolas" w:eastAsia="Times New Roman" w:hAnsi="Consolas" w:cs="Courier New"/>
@@ -8376,7 +8845,20 @@
           <w:szCs w:val="20"/>
           <w:lang w:val="en-US" w:eastAsia="ru-RU"/>
         </w:rPr>
-        <w:t>.front();</w:t>
+        <w:t>.front</w:t>
+      </w:r>
+      <w:proofErr w:type="spellEnd"/>
+      <w:r>
+        <w:rPr>
+          <w:rFonts w:ascii="Consolas" w:eastAsia="Times New Roman" w:hAnsi="Consolas" w:cs="Courier New"/>
+          <w:b/>
+          <w:bCs/>
+          <w:color w:val="080808"/>
+          <w:sz w:val="20"/>
+          <w:szCs w:val="20"/>
+          <w:lang w:val="en-US" w:eastAsia="ru-RU"/>
+        </w:rPr>
+        <w:t>();</w:t>
       </w:r>
       <w:r>
         <w:rPr>
@@ -8391,6 +8873,7 @@
         <w:br/>
         <w:t xml:space="preserve">                </w:t>
       </w:r>
+      <w:proofErr w:type="spellStart"/>
       <w:r>
         <w:rPr>
           <w:rFonts w:ascii="Consolas" w:eastAsia="Times New Roman" w:hAnsi="Consolas" w:cs="Courier New"/>
@@ -8413,7 +8896,20 @@
           <w:szCs w:val="20"/>
           <w:lang w:val="en-US" w:eastAsia="ru-RU"/>
         </w:rPr>
-        <w:t>.pop();</w:t>
+        <w:t>.pop</w:t>
+      </w:r>
+      <w:proofErr w:type="spellEnd"/>
+      <w:r>
+        <w:rPr>
+          <w:rFonts w:ascii="Consolas" w:eastAsia="Times New Roman" w:hAnsi="Consolas" w:cs="Courier New"/>
+          <w:b/>
+          <w:bCs/>
+          <w:color w:val="080808"/>
+          <w:sz w:val="20"/>
+          <w:szCs w:val="20"/>
+          <w:lang w:val="en-US" w:eastAsia="ru-RU"/>
+        </w:rPr>
+        <w:t>();</w:t>
       </w:r>
       <w:r>
         <w:rPr>
@@ -8743,6 +9239,7 @@
         <w:br/>
         <w:t xml:space="preserve">                        </w:t>
       </w:r>
+      <w:proofErr w:type="spellStart"/>
       <w:r>
         <w:rPr>
           <w:rFonts w:ascii="Consolas" w:eastAsia="Times New Roman" w:hAnsi="Consolas" w:cs="Courier New"/>
@@ -8755,6 +9252,7 @@
         </w:rPr>
         <w:t>spanning_edges</w:t>
       </w:r>
+      <w:proofErr w:type="spellEnd"/>
       <w:r>
         <w:rPr>
           <w:rFonts w:ascii="Consolas" w:eastAsia="Times New Roman" w:hAnsi="Consolas" w:cs="Courier New"/>
@@ -8767,6 +9265,7 @@
         </w:rPr>
         <w:t>[</w:t>
       </w:r>
+      <w:proofErr w:type="spellStart"/>
       <w:r>
         <w:rPr>
           <w:rFonts w:ascii="Consolas" w:eastAsia="Times New Roman" w:hAnsi="Consolas" w:cs="Courier New"/>
@@ -8779,6 +9278,7 @@
         </w:rPr>
         <w:t>cnt</w:t>
       </w:r>
+      <w:proofErr w:type="spellEnd"/>
       <w:r>
         <w:rPr>
           <w:rFonts w:ascii="Consolas" w:eastAsia="Times New Roman" w:hAnsi="Consolas" w:cs="Courier New"/>
@@ -8801,7 +9301,33 @@
           <w:szCs w:val="20"/>
           <w:lang w:val="en-US" w:eastAsia="ru-RU"/>
         </w:rPr>
-        <w:t>.emplace_back(</w:t>
+        <w:t>.</w:t>
+      </w:r>
+      <w:proofErr w:type="spellStart"/>
+      <w:r>
+        <w:rPr>
+          <w:rFonts w:ascii="Consolas" w:eastAsia="Times New Roman" w:hAnsi="Consolas" w:cs="Courier New"/>
+          <w:b/>
+          <w:bCs/>
+          <w:color w:val="080808"/>
+          <w:sz w:val="20"/>
+          <w:szCs w:val="20"/>
+          <w:lang w:val="en-US" w:eastAsia="ru-RU"/>
+        </w:rPr>
+        <w:t>emplace_back</w:t>
+      </w:r>
+      <w:proofErr w:type="spellEnd"/>
+      <w:r>
+        <w:rPr>
+          <w:rFonts w:ascii="Consolas" w:eastAsia="Times New Roman" w:hAnsi="Consolas" w:cs="Courier New"/>
+          <w:b/>
+          <w:bCs/>
+          <w:color w:val="080808"/>
+          <w:sz w:val="20"/>
+          <w:szCs w:val="20"/>
+          <w:lang w:val="en-US" w:eastAsia="ru-RU"/>
+        </w:rPr>
+        <w:t>(</w:t>
       </w:r>
       <w:r>
         <w:rPr>
@@ -8864,6 +9390,7 @@
         <w:br/>
         <w:t xml:space="preserve">                        </w:t>
       </w:r>
+      <w:proofErr w:type="spellStart"/>
       <w:r>
         <w:rPr>
           <w:rFonts w:ascii="Consolas" w:eastAsia="Times New Roman" w:hAnsi="Consolas" w:cs="Courier New"/>
@@ -8886,7 +9413,20 @@
           <w:szCs w:val="20"/>
           <w:lang w:val="en-US" w:eastAsia="ru-RU"/>
         </w:rPr>
-        <w:t>.push(</w:t>
+        <w:t>.push</w:t>
+      </w:r>
+      <w:proofErr w:type="spellEnd"/>
+      <w:r>
+        <w:rPr>
+          <w:rFonts w:ascii="Consolas" w:eastAsia="Times New Roman" w:hAnsi="Consolas" w:cs="Courier New"/>
+          <w:b/>
+          <w:bCs/>
+          <w:color w:val="080808"/>
+          <w:sz w:val="20"/>
+          <w:szCs w:val="20"/>
+          <w:lang w:val="en-US" w:eastAsia="ru-RU"/>
+        </w:rPr>
+        <w:t>(</w:t>
       </w:r>
       <w:r>
         <w:rPr>
@@ -8964,6 +9504,7 @@
         <w:br/>
         <w:t xml:space="preserve">            ++</w:t>
       </w:r>
+      <w:proofErr w:type="spellStart"/>
       <w:r>
         <w:rPr>
           <w:rFonts w:ascii="Consolas" w:eastAsia="Times New Roman" w:hAnsi="Consolas" w:cs="Courier New"/>
@@ -8976,6 +9517,7 @@
         </w:rPr>
         <w:t>cnt</w:t>
       </w:r>
+      <w:proofErr w:type="spellEnd"/>
       <w:r>
         <w:rPr>
           <w:rFonts w:ascii="Consolas" w:eastAsia="Times New Roman" w:hAnsi="Consolas" w:cs="Courier New"/>
@@ -9039,6 +9581,7 @@
         <w:br/>
         <w:t xml:space="preserve">    </w:t>
       </w:r>
+      <w:proofErr w:type="spellStart"/>
       <w:r>
         <w:rPr>
           <w:rFonts w:ascii="Consolas" w:eastAsia="Times New Roman" w:hAnsi="Consolas" w:cs="Courier New"/>
@@ -9049,7 +9592,20 @@
           <w:szCs w:val="20"/>
           <w:lang w:val="en-US" w:eastAsia="ru-RU"/>
         </w:rPr>
-        <w:t xml:space="preserve">cout </w:t>
+        <w:t>cout</w:t>
+      </w:r>
+      <w:proofErr w:type="spellEnd"/>
+      <w:r>
+        <w:rPr>
+          <w:rFonts w:ascii="Consolas" w:eastAsia="Times New Roman" w:hAnsi="Consolas" w:cs="Courier New"/>
+          <w:b/>
+          <w:bCs/>
+          <w:color w:val="000000"/>
+          <w:sz w:val="20"/>
+          <w:szCs w:val="20"/>
+          <w:lang w:val="en-US" w:eastAsia="ru-RU"/>
+        </w:rPr>
+        <w:t xml:space="preserve"> </w:t>
       </w:r>
       <w:r>
         <w:rPr>
@@ -9087,6 +9643,7 @@
         </w:rPr>
         <w:t xml:space="preserve">&lt;&lt; </w:t>
       </w:r>
+      <w:proofErr w:type="spellStart"/>
       <w:r>
         <w:rPr>
           <w:rFonts w:ascii="Consolas" w:eastAsia="Times New Roman" w:hAnsi="Consolas" w:cs="Courier New"/>
@@ -9097,7 +9654,20 @@
           <w:szCs w:val="20"/>
           <w:lang w:val="en-US" w:eastAsia="ru-RU"/>
         </w:rPr>
-        <w:t xml:space="preserve">cnt </w:t>
+        <w:t>cnt</w:t>
+      </w:r>
+      <w:proofErr w:type="spellEnd"/>
+      <w:r>
+        <w:rPr>
+          <w:rFonts w:ascii="Consolas" w:eastAsia="Times New Roman" w:hAnsi="Consolas" w:cs="Courier New"/>
+          <w:b/>
+          <w:bCs/>
+          <w:color w:val="000000"/>
+          <w:sz w:val="20"/>
+          <w:szCs w:val="20"/>
+          <w:lang w:val="en-US" w:eastAsia="ru-RU"/>
+        </w:rPr>
+        <w:t xml:space="preserve"> </w:t>
       </w:r>
       <w:r>
         <w:rPr>
@@ -9208,6 +9778,7 @@
         </w:rPr>
         <w:t xml:space="preserve">int </w:t>
       </w:r>
+      <w:proofErr w:type="spellStart"/>
       <w:r>
         <w:rPr>
           <w:rFonts w:ascii="Consolas" w:eastAsia="Times New Roman" w:hAnsi="Consolas" w:cs="Courier New"/>
@@ -9218,7 +9789,20 @@
           <w:szCs w:val="20"/>
           <w:lang w:val="en-US" w:eastAsia="ru-RU"/>
         </w:rPr>
-        <w:t xml:space="preserve">i </w:t>
+        <w:t>i</w:t>
+      </w:r>
+      <w:proofErr w:type="spellEnd"/>
+      <w:r>
+        <w:rPr>
+          <w:rFonts w:ascii="Consolas" w:eastAsia="Times New Roman" w:hAnsi="Consolas" w:cs="Courier New"/>
+          <w:b/>
+          <w:bCs/>
+          <w:color w:val="000000"/>
+          <w:sz w:val="20"/>
+          <w:szCs w:val="20"/>
+          <w:lang w:val="en-US" w:eastAsia="ru-RU"/>
+        </w:rPr>
+        <w:t xml:space="preserve"> </w:t>
       </w:r>
       <w:r>
         <w:rPr>
@@ -9256,6 +9840,7 @@
         </w:rPr>
         <w:t xml:space="preserve">; </w:t>
       </w:r>
+      <w:proofErr w:type="spellStart"/>
       <w:r>
         <w:rPr>
           <w:rFonts w:ascii="Consolas" w:eastAsia="Times New Roman" w:hAnsi="Consolas" w:cs="Courier New"/>
@@ -9266,7 +9851,20 @@
           <w:szCs w:val="20"/>
           <w:lang w:val="en-US" w:eastAsia="ru-RU"/>
         </w:rPr>
-        <w:t xml:space="preserve">i </w:t>
+        <w:t>i</w:t>
+      </w:r>
+      <w:proofErr w:type="spellEnd"/>
+      <w:r>
+        <w:rPr>
+          <w:rFonts w:ascii="Consolas" w:eastAsia="Times New Roman" w:hAnsi="Consolas" w:cs="Courier New"/>
+          <w:b/>
+          <w:bCs/>
+          <w:color w:val="000000"/>
+          <w:sz w:val="20"/>
+          <w:szCs w:val="20"/>
+          <w:lang w:val="en-US" w:eastAsia="ru-RU"/>
+        </w:rPr>
+        <w:t xml:space="preserve"> </w:t>
       </w:r>
       <w:r>
         <w:rPr>
@@ -9280,6 +9878,7 @@
         </w:rPr>
         <w:t xml:space="preserve">&lt; </w:t>
       </w:r>
+      <w:proofErr w:type="spellStart"/>
       <w:r>
         <w:rPr>
           <w:rFonts w:ascii="Consolas" w:eastAsia="Times New Roman" w:hAnsi="Consolas" w:cs="Courier New"/>
@@ -9292,6 +9891,7 @@
         </w:rPr>
         <w:t>cnt</w:t>
       </w:r>
+      <w:proofErr w:type="spellEnd"/>
       <w:r>
         <w:rPr>
           <w:rFonts w:ascii="Consolas" w:eastAsia="Times New Roman" w:hAnsi="Consolas" w:cs="Courier New"/>
@@ -9304,6 +9904,7 @@
         </w:rPr>
         <w:t>; ++</w:t>
       </w:r>
+      <w:proofErr w:type="spellStart"/>
       <w:r>
         <w:rPr>
           <w:rFonts w:ascii="Consolas" w:eastAsia="Times New Roman" w:hAnsi="Consolas" w:cs="Courier New"/>
@@ -9316,6 +9917,7 @@
         </w:rPr>
         <w:t>i</w:t>
       </w:r>
+      <w:proofErr w:type="spellEnd"/>
       <w:r>
         <w:rPr>
           <w:rFonts w:ascii="Consolas" w:eastAsia="Times New Roman" w:hAnsi="Consolas" w:cs="Courier New"/>
@@ -9341,6 +9943,7 @@
         <w:br/>
         <w:t xml:space="preserve">        </w:t>
       </w:r>
+      <w:proofErr w:type="spellStart"/>
       <w:r>
         <w:rPr>
           <w:rFonts w:ascii="Consolas" w:eastAsia="Times New Roman" w:hAnsi="Consolas" w:cs="Courier New"/>
@@ -9351,7 +9954,20 @@
           <w:szCs w:val="20"/>
           <w:lang w:val="en-US" w:eastAsia="ru-RU"/>
         </w:rPr>
-        <w:t xml:space="preserve">cout </w:t>
+        <w:t>cout</w:t>
+      </w:r>
+      <w:proofErr w:type="spellEnd"/>
+      <w:r>
+        <w:rPr>
+          <w:rFonts w:ascii="Consolas" w:eastAsia="Times New Roman" w:hAnsi="Consolas" w:cs="Courier New"/>
+          <w:b/>
+          <w:bCs/>
+          <w:color w:val="000000"/>
+          <w:sz w:val="20"/>
+          <w:szCs w:val="20"/>
+          <w:lang w:val="en-US" w:eastAsia="ru-RU"/>
+        </w:rPr>
+        <w:t xml:space="preserve"> </w:t>
       </w:r>
       <w:r>
         <w:rPr>
@@ -9387,7 +10003,20 @@
           <w:szCs w:val="20"/>
           <w:lang w:val="en-US" w:eastAsia="ru-RU"/>
         </w:rPr>
-        <w:t>\n</w:t>
+        <w:t>\</w:t>
+      </w:r>
+      <w:proofErr w:type="spellStart"/>
+      <w:r>
+        <w:rPr>
+          <w:rFonts w:ascii="Consolas" w:eastAsia="Times New Roman" w:hAnsi="Consolas" w:cs="Courier New"/>
+          <w:b/>
+          <w:bCs/>
+          <w:color w:val="0037A6"/>
+          <w:sz w:val="20"/>
+          <w:szCs w:val="20"/>
+          <w:lang w:val="en-US" w:eastAsia="ru-RU"/>
+        </w:rPr>
+        <w:t>n</w:t>
       </w:r>
       <w:r>
         <w:rPr>
@@ -9399,7 +10028,20 @@
           <w:szCs w:val="20"/>
           <w:lang w:val="en-US" w:eastAsia="ru-RU"/>
         </w:rPr>
-        <w:t xml:space="preserve">Component " </w:t>
+        <w:t>Component</w:t>
+      </w:r>
+      <w:proofErr w:type="spellEnd"/>
+      <w:r>
+        <w:rPr>
+          <w:rFonts w:ascii="Consolas" w:eastAsia="Times New Roman" w:hAnsi="Consolas" w:cs="Courier New"/>
+          <w:b/>
+          <w:bCs/>
+          <w:color w:val="067D17"/>
+          <w:sz w:val="20"/>
+          <w:szCs w:val="20"/>
+          <w:lang w:val="en-US" w:eastAsia="ru-RU"/>
+        </w:rPr>
+        <w:t xml:space="preserve"> " </w:t>
       </w:r>
       <w:r>
         <w:rPr>
@@ -9413,6 +10055,7 @@
         </w:rPr>
         <w:t xml:space="preserve">&lt;&lt; </w:t>
       </w:r>
+      <w:proofErr w:type="spellStart"/>
       <w:r>
         <w:rPr>
           <w:rFonts w:ascii="Consolas" w:eastAsia="Times New Roman" w:hAnsi="Consolas" w:cs="Courier New"/>
@@ -9423,7 +10066,20 @@
           <w:szCs w:val="20"/>
           <w:lang w:val="en-US" w:eastAsia="ru-RU"/>
         </w:rPr>
-        <w:t xml:space="preserve">i </w:t>
+        <w:t>i</w:t>
+      </w:r>
+      <w:proofErr w:type="spellEnd"/>
+      <w:r>
+        <w:rPr>
+          <w:rFonts w:ascii="Consolas" w:eastAsia="Times New Roman" w:hAnsi="Consolas" w:cs="Courier New"/>
+          <w:b/>
+          <w:bCs/>
+          <w:color w:val="000000"/>
+          <w:sz w:val="20"/>
+          <w:szCs w:val="20"/>
+          <w:lang w:val="en-US" w:eastAsia="ru-RU"/>
+        </w:rPr>
+        <w:t xml:space="preserve"> </w:t>
       </w:r>
       <w:r>
         <w:rPr>
@@ -9582,6 +10238,7 @@
         </w:rPr>
         <w:t xml:space="preserve">: </w:t>
       </w:r>
+      <w:proofErr w:type="spellStart"/>
       <w:r>
         <w:rPr>
           <w:rFonts w:ascii="Consolas" w:eastAsia="Times New Roman" w:hAnsi="Consolas" w:cs="Courier New"/>
@@ -9594,6 +10251,7 @@
         </w:rPr>
         <w:t>spanning_edges</w:t>
       </w:r>
+      <w:proofErr w:type="spellEnd"/>
       <w:r>
         <w:rPr>
           <w:rFonts w:ascii="Consolas" w:eastAsia="Times New Roman" w:hAnsi="Consolas" w:cs="Courier New"/>
@@ -9606,6 +10264,7 @@
         </w:rPr>
         <w:t>[</w:t>
       </w:r>
+      <w:proofErr w:type="spellStart"/>
       <w:r>
         <w:rPr>
           <w:rFonts w:ascii="Consolas" w:eastAsia="Times New Roman" w:hAnsi="Consolas" w:cs="Courier New"/>
@@ -9618,6 +10277,7 @@
         </w:rPr>
         <w:t>i</w:t>
       </w:r>
+      <w:proofErr w:type="spellEnd"/>
       <w:r>
         <w:rPr>
           <w:rFonts w:ascii="Consolas" w:eastAsia="Times New Roman" w:hAnsi="Consolas" w:cs="Courier New"/>
@@ -9655,6 +10315,7 @@
         <w:br/>
         <w:t xml:space="preserve">            </w:t>
       </w:r>
+      <w:proofErr w:type="spellStart"/>
       <w:r>
         <w:rPr>
           <w:rFonts w:ascii="Consolas" w:eastAsia="Times New Roman" w:hAnsi="Consolas" w:cs="Courier New"/>
@@ -9665,7 +10326,20 @@
           <w:szCs w:val="20"/>
           <w:lang w:val="en-US" w:eastAsia="ru-RU"/>
         </w:rPr>
-        <w:t xml:space="preserve">cout </w:t>
+        <w:t>cout</w:t>
+      </w:r>
+      <w:proofErr w:type="spellEnd"/>
+      <w:r>
+        <w:rPr>
+          <w:rFonts w:ascii="Consolas" w:eastAsia="Times New Roman" w:hAnsi="Consolas" w:cs="Courier New"/>
+          <w:b/>
+          <w:bCs/>
+          <w:color w:val="000000"/>
+          <w:sz w:val="20"/>
+          <w:szCs w:val="20"/>
+          <w:lang w:val="en-US" w:eastAsia="ru-RU"/>
+        </w:rPr>
+        <w:t xml:space="preserve"> </w:t>
       </w:r>
       <w:r>
         <w:rPr>
@@ -9679,6 +10353,7 @@
         </w:rPr>
         <w:t xml:space="preserve">&lt;&lt; </w:t>
       </w:r>
+      <w:proofErr w:type="spellStart"/>
       <w:r>
         <w:rPr>
           <w:rFonts w:ascii="Consolas" w:eastAsia="Times New Roman" w:hAnsi="Consolas" w:cs="Courier New"/>
@@ -9713,7 +10388,20 @@
           <w:szCs w:val="20"/>
           <w:lang w:val="en-US" w:eastAsia="ru-RU"/>
         </w:rPr>
-        <w:t xml:space="preserve">first </w:t>
+        <w:t>first</w:t>
+      </w:r>
+      <w:proofErr w:type="spellEnd"/>
+      <w:r>
+        <w:rPr>
+          <w:rFonts w:ascii="Consolas" w:eastAsia="Times New Roman" w:hAnsi="Consolas" w:cs="Courier New"/>
+          <w:b/>
+          <w:bCs/>
+          <w:color w:val="660E7A"/>
+          <w:sz w:val="20"/>
+          <w:szCs w:val="20"/>
+          <w:lang w:val="en-US" w:eastAsia="ru-RU"/>
+        </w:rPr>
+        <w:t xml:space="preserve"> </w:t>
       </w:r>
       <w:r>
         <w:rPr>
@@ -9775,6 +10463,7 @@
         </w:rPr>
         <w:t xml:space="preserve">&lt;&lt; </w:t>
       </w:r>
+      <w:proofErr w:type="spellStart"/>
       <w:r>
         <w:rPr>
           <w:rFonts w:ascii="Consolas" w:eastAsia="Times New Roman" w:hAnsi="Consolas" w:cs="Courier New"/>
@@ -9809,7 +10498,20 @@
           <w:szCs w:val="20"/>
           <w:lang w:val="en-US" w:eastAsia="ru-RU"/>
         </w:rPr>
-        <w:t xml:space="preserve">second </w:t>
+        <w:t>second</w:t>
+      </w:r>
+      <w:proofErr w:type="spellEnd"/>
+      <w:r>
+        <w:rPr>
+          <w:rFonts w:ascii="Consolas" w:eastAsia="Times New Roman" w:hAnsi="Consolas" w:cs="Courier New"/>
+          <w:b/>
+          <w:bCs/>
+          <w:color w:val="660E7A"/>
+          <w:sz w:val="20"/>
+          <w:szCs w:val="20"/>
+          <w:lang w:val="en-US" w:eastAsia="ru-RU"/>
+        </w:rPr>
+        <w:t xml:space="preserve"> </w:t>
       </w:r>
       <w:r>
         <w:rPr>

--- a/3312lebedev&sharapov-cwork.docx
+++ b/3312lebedev&sharapov-cwork.docx
@@ -1,6 +1,6 @@
 
 <file path=word/document.xml><?xml version="1.0" encoding="utf-8"?>
-<w:document xmlns:wpc="http://schemas.microsoft.com/office/word/2010/wordprocessingCanvas" xmlns:cx="http://schemas.microsoft.com/office/drawing/2014/chartex" xmlns:cx1="http://schemas.microsoft.com/office/drawing/2015/9/8/chartex" xmlns:cx2="http://schemas.microsoft.com/office/drawing/2015/10/21/chartex" xmlns:cx3="http://schemas.microsoft.com/office/drawing/2016/5/9/chartex" xmlns:cx4="http://schemas.microsoft.com/office/drawing/2016/5/10/chartex" xmlns:cx5="http://schemas.microsoft.com/office/drawing/2016/5/11/chartex" xmlns:cx6="http://schemas.microsoft.com/office/drawing/2016/5/12/chartex" xmlns:cx7="http://schemas.microsoft.com/office/drawing/2016/5/13/chartex" xmlns:cx8="http://schemas.microsoft.com/office/drawing/2016/5/14/chartex" xmlns:mc="http://schemas.openxmlformats.org/markup-compatibility/2006" xmlns:aink="http://schemas.microsoft.com/office/drawing/2016/ink" xmlns:am3d="http://schemas.microsoft.com/office/drawing/2017/model3d" xmlns:o="urn:schemas-microsoft-com:office:office" xmlns:r="http://schemas.openxmlformats.org/officeDocument/2006/relationships" xmlns:m="http://schemas.openxmlformats.org/officeDocument/2006/math" xmlns:v="urn:schemas-microsoft-com:vml" xmlns:wp14="http://schemas.microsoft.com/office/word/2010/wordprocessingDrawing" xmlns:wp="http://schemas.openxmlformats.org/drawingml/2006/wordprocessingDrawing" xmlns:w10="urn:schemas-microsoft-com:office:word" xmlns:w="http://schemas.openxmlformats.org/wordprocessingml/2006/main" xmlns:w14="http://schemas.microsoft.com/office/word/2010/wordml" xmlns:w15="http://schemas.microsoft.com/office/word/2012/wordml" xmlns:w16cex="http://schemas.microsoft.com/office/word/2018/wordml/cex" xmlns:w16cid="http://schemas.microsoft.com/office/word/2016/wordml/cid" xmlns:w16="http://schemas.microsoft.com/office/word/2018/wordml" xmlns:w16sdtdh="http://schemas.microsoft.com/office/word/2020/wordml/sdtdatahash" xmlns:w16se="http://schemas.microsoft.com/office/word/2015/wordml/symex" xmlns:wpg="http://schemas.microsoft.com/office/word/2010/wordprocessingGroup" xmlns:wpi="http://schemas.microsoft.com/office/word/2010/wordprocessingInk" xmlns:wne="http://schemas.microsoft.com/office/word/2006/wordml" xmlns:wps="http://schemas.microsoft.com/office/word/2010/wordprocessingShape" mc:Ignorable="w14 w15 w16se w16cid w16 w16cex w16sdtdh wp14">
+<w:document xmlns:wpc="http://schemas.microsoft.com/office/word/2010/wordprocessingCanvas" xmlns:cx="http://schemas.microsoft.com/office/drawing/2014/chartex" xmlns:cx1="http://schemas.microsoft.com/office/drawing/2015/9/8/chartex" xmlns:cx2="http://schemas.microsoft.com/office/drawing/2015/10/21/chartex" xmlns:cx3="http://schemas.microsoft.com/office/drawing/2016/5/9/chartex" xmlns:cx4="http://schemas.microsoft.com/office/drawing/2016/5/10/chartex" xmlns:cx5="http://schemas.microsoft.com/office/drawing/2016/5/11/chartex" xmlns:cx6="http://schemas.microsoft.com/office/drawing/2016/5/12/chartex" xmlns:cx7="http://schemas.microsoft.com/office/drawing/2016/5/13/chartex" xmlns:cx8="http://schemas.microsoft.com/office/drawing/2016/5/14/chartex" xmlns:mc="http://schemas.openxmlformats.org/markup-compatibility/2006" xmlns:aink="http://schemas.microsoft.com/office/drawing/2016/ink" xmlns:am3d="http://schemas.microsoft.com/office/drawing/2017/model3d" xmlns:o="urn:schemas-microsoft-com:office:office" xmlns:oel="http://schemas.microsoft.com/office/2019/extlst" xmlns:r="http://schemas.openxmlformats.org/officeDocument/2006/relationships" xmlns:m="http://schemas.openxmlformats.org/officeDocument/2006/math" xmlns:v="urn:schemas-microsoft-com:vml" xmlns:wp14="http://schemas.microsoft.com/office/word/2010/wordprocessingDrawing" xmlns:wp="http://schemas.openxmlformats.org/drawingml/2006/wordprocessingDrawing" xmlns:w10="urn:schemas-microsoft-com:office:word" xmlns:w="http://schemas.openxmlformats.org/wordprocessingml/2006/main" xmlns:w14="http://schemas.microsoft.com/office/word/2010/wordml" xmlns:w15="http://schemas.microsoft.com/office/word/2012/wordml" xmlns:w16cex="http://schemas.microsoft.com/office/word/2018/wordml/cex" xmlns:w16cid="http://schemas.microsoft.com/office/word/2016/wordml/cid" xmlns:w16="http://schemas.microsoft.com/office/word/2018/wordml" xmlns:w16sdtdh="http://schemas.microsoft.com/office/word/2020/wordml/sdtdatahash" xmlns:w16se="http://schemas.microsoft.com/office/word/2015/wordml/symex" xmlns:wpg="http://schemas.microsoft.com/office/word/2010/wordprocessingGroup" xmlns:wpi="http://schemas.microsoft.com/office/word/2010/wordprocessingInk" xmlns:wne="http://schemas.microsoft.com/office/word/2006/wordml" xmlns:wps="http://schemas.microsoft.com/office/word/2010/wordprocessingShape" mc:Ignorable="w14 w15 w16se w16cid w16 w16cex w16sdtdh wp14">
   <w:body>
     <w:p>
       <w:pPr>
@@ -453,8 +453,11 @@
             <w:rPr>
               <w:rFonts w:asciiTheme="minorHAnsi" w:eastAsiaTheme="minorEastAsia" w:hAnsiTheme="minorHAnsi"/>
               <w:noProof/>
-              <w:sz w:val="22"/>
+              <w:kern w:val="2"/>
+              <w:sz w:val="24"/>
+              <w:szCs w:val="24"/>
               <w:lang w:eastAsia="ru-RU"/>
+              <w14:ligatures w14:val="standardContextual"/>
             </w:rPr>
           </w:pPr>
           <w:r>
@@ -478,7 +481,7 @@
             </w:rPr>
             <w:fldChar w:fldCharType="separate"/>
           </w:r>
-          <w:hyperlink w:anchor="_Toc198524099" w:history="1">
+          <w:hyperlink w:anchor="_Toc198584986" w:history="1">
             <w:r>
               <w:rPr>
                 <w:rStyle w:val="a8"/>
@@ -505,7 +508,7 @@
                 <w:noProof/>
                 <w:webHidden/>
               </w:rPr>
-              <w:instrText xml:space="preserve"> PAGEREF _Toc198524099 \h </w:instrText>
+              <w:instrText xml:space="preserve"> PAGEREF _Toc198584986 \h </w:instrText>
             </w:r>
             <w:r>
               <w:rPr>
@@ -542,11 +545,14 @@
             <w:rPr>
               <w:rFonts w:asciiTheme="minorHAnsi" w:eastAsiaTheme="minorEastAsia" w:hAnsiTheme="minorHAnsi"/>
               <w:noProof/>
-              <w:sz w:val="22"/>
+              <w:kern w:val="2"/>
+              <w:sz w:val="24"/>
+              <w:szCs w:val="24"/>
               <w:lang w:eastAsia="ru-RU"/>
+              <w14:ligatures w14:val="standardContextual"/>
             </w:rPr>
           </w:pPr>
-          <w:hyperlink w:anchor="_Toc198524100" w:history="1">
+          <w:hyperlink w:anchor="_Toc198584987" w:history="1">
             <w:r>
               <w:rPr>
                 <w:rStyle w:val="a8"/>
@@ -573,7 +579,7 @@
                 <w:noProof/>
                 <w:webHidden/>
               </w:rPr>
-              <w:instrText xml:space="preserve"> PAGEREF _Toc198524100 \h </w:instrText>
+              <w:instrText xml:space="preserve"> PAGEREF _Toc198584987 \h </w:instrText>
             </w:r>
             <w:r>
               <w:rPr>
@@ -610,11 +616,14 @@
             <w:rPr>
               <w:rFonts w:asciiTheme="minorHAnsi" w:eastAsiaTheme="minorEastAsia" w:hAnsiTheme="minorHAnsi"/>
               <w:noProof/>
-              <w:sz w:val="22"/>
+              <w:kern w:val="2"/>
+              <w:sz w:val="24"/>
+              <w:szCs w:val="24"/>
               <w:lang w:eastAsia="ru-RU"/>
+              <w14:ligatures w14:val="standardContextual"/>
             </w:rPr>
           </w:pPr>
-          <w:hyperlink w:anchor="_Toc198524101" w:history="1">
+          <w:hyperlink w:anchor="_Toc198584988" w:history="1">
             <w:r>
               <w:rPr>
                 <w:rStyle w:val="a8"/>
@@ -641,7 +650,7 @@
                 <w:noProof/>
                 <w:webHidden/>
               </w:rPr>
-              <w:instrText xml:space="preserve"> PAGEREF _Toc198524101 \h </w:instrText>
+              <w:instrText xml:space="preserve"> PAGEREF _Toc198584988 \h </w:instrText>
             </w:r>
             <w:r>
               <w:rPr>
@@ -678,11 +687,14 @@
             <w:rPr>
               <w:rFonts w:asciiTheme="minorHAnsi" w:eastAsiaTheme="minorEastAsia" w:hAnsiTheme="minorHAnsi"/>
               <w:noProof/>
-              <w:sz w:val="22"/>
+              <w:kern w:val="2"/>
+              <w:sz w:val="24"/>
+              <w:szCs w:val="24"/>
               <w:lang w:eastAsia="ru-RU"/>
+              <w14:ligatures w14:val="standardContextual"/>
             </w:rPr>
           </w:pPr>
-          <w:hyperlink w:anchor="_Toc198524102" w:history="1">
+          <w:hyperlink w:anchor="_Toc198584989" w:history="1">
             <w:r>
               <w:rPr>
                 <w:rStyle w:val="a8"/>
@@ -709,7 +721,7 @@
                 <w:noProof/>
                 <w:webHidden/>
               </w:rPr>
-              <w:instrText xml:space="preserve"> PAGEREF _Toc198524102 \h </w:instrText>
+              <w:instrText xml:space="preserve"> PAGEREF _Toc198584989 \h </w:instrText>
             </w:r>
             <w:r>
               <w:rPr>
@@ -746,11 +758,14 @@
             <w:rPr>
               <w:rFonts w:asciiTheme="minorHAnsi" w:eastAsiaTheme="minorEastAsia" w:hAnsiTheme="minorHAnsi"/>
               <w:noProof/>
-              <w:sz w:val="22"/>
+              <w:kern w:val="2"/>
+              <w:sz w:val="24"/>
+              <w:szCs w:val="24"/>
               <w:lang w:eastAsia="ru-RU"/>
+              <w14:ligatures w14:val="standardContextual"/>
             </w:rPr>
           </w:pPr>
-          <w:hyperlink w:anchor="_Toc198524103" w:history="1">
+          <w:hyperlink w:anchor="_Toc198584990" w:history="1">
             <w:r>
               <w:rPr>
                 <w:rStyle w:val="a8"/>
@@ -792,7 +807,7 @@
                 <w:noProof/>
                 <w:webHidden/>
               </w:rPr>
-              <w:instrText xml:space="preserve"> PAGEREF _Toc198524103 \h </w:instrText>
+              <w:instrText xml:space="preserve"> PAGEREF _Toc198584990 \h </w:instrText>
             </w:r>
             <w:r>
               <w:rPr>
@@ -829,11 +844,14 @@
             <w:rPr>
               <w:rFonts w:asciiTheme="minorHAnsi" w:eastAsiaTheme="minorEastAsia" w:hAnsiTheme="minorHAnsi"/>
               <w:noProof/>
-              <w:sz w:val="22"/>
+              <w:kern w:val="2"/>
+              <w:sz w:val="24"/>
+              <w:szCs w:val="24"/>
               <w:lang w:eastAsia="ru-RU"/>
+              <w14:ligatures w14:val="standardContextual"/>
             </w:rPr>
           </w:pPr>
-          <w:hyperlink w:anchor="_Toc198524104" w:history="1">
+          <w:hyperlink w:anchor="_Toc198584991" w:history="1">
             <w:r>
               <w:rPr>
                 <w:rStyle w:val="a8"/>
@@ -860,7 +878,7 @@
                 <w:noProof/>
                 <w:webHidden/>
               </w:rPr>
-              <w:instrText xml:space="preserve"> PAGEREF _Toc198524104 \h </w:instrText>
+              <w:instrText xml:space="preserve"> PAGEREF _Toc198584991 \h </w:instrText>
             </w:r>
             <w:r>
               <w:rPr>
@@ -897,11 +915,14 @@
             <w:rPr>
               <w:rFonts w:asciiTheme="minorHAnsi" w:eastAsiaTheme="minorEastAsia" w:hAnsiTheme="minorHAnsi"/>
               <w:noProof/>
-              <w:sz w:val="22"/>
+              <w:kern w:val="2"/>
+              <w:sz w:val="24"/>
+              <w:szCs w:val="24"/>
               <w:lang w:eastAsia="ru-RU"/>
+              <w14:ligatures w14:val="standardContextual"/>
             </w:rPr>
           </w:pPr>
-          <w:hyperlink w:anchor="_Toc198524105" w:history="1">
+          <w:hyperlink w:anchor="_Toc198584992" w:history="1">
             <w:r>
               <w:rPr>
                 <w:rStyle w:val="a8"/>
@@ -928,7 +949,7 @@
                 <w:noProof/>
                 <w:webHidden/>
               </w:rPr>
-              <w:instrText xml:space="preserve"> PAGEREF _Toc198524105 \h </w:instrText>
+              <w:instrText xml:space="preserve"> PAGEREF _Toc198584992 \h </w:instrText>
             </w:r>
             <w:r>
               <w:rPr>
@@ -1000,7 +1021,7 @@
       <w:pPr>
         <w:pStyle w:val="1"/>
       </w:pPr>
-      <w:bookmarkStart w:id="0" w:name="_Toc198524099"/>
+      <w:bookmarkStart w:id="0" w:name="_Toc198584986"/>
       <w:r>
         <w:lastRenderedPageBreak/>
         <w:t>Цель работы</w:t>
@@ -1009,7 +1030,13 @@
     </w:p>
     <w:p>
       <w:r>
-        <w:t xml:space="preserve">Цель работы — экспериментально оценить временную сложность операций над пользовательским контейнером </w:t>
+        <w:t xml:space="preserve">Цель работы </w:t>
+      </w:r>
+      <w:r>
+        <w:t xml:space="preserve">– </w:t>
+      </w:r>
+      <w:r>
+        <w:t xml:space="preserve">экспериментально оценить временную сложность операций над пользовательским контейнером </w:t>
       </w:r>
       <w:r>
         <w:rPr>
@@ -1019,7 +1046,13 @@
         <w:t>DDP</w:t>
       </w:r>
       <w:r>
-        <w:t>, реализующим множество на базе АВЛ-дерева, и определить её асимптотическую модель путём сравнения с теоретическими оценками.</w:t>
+        <w:t xml:space="preserve">, реализующим множество на базе </w:t>
+      </w:r>
+      <w:r>
+        <w:t>дерева с поддержкой высоты</w:t>
+      </w:r>
+      <w:r>
+        <w:t>, и определить её асимптотическую модель путём сравнения с теоретическими оценками.</w:t>
       </w:r>
     </w:p>
     <w:p>
@@ -1029,7 +1062,7 @@
           <w:szCs w:val="28"/>
         </w:rPr>
       </w:pPr>
-      <w:bookmarkStart w:id="1" w:name="_Toc198524100"/>
+      <w:bookmarkStart w:id="1" w:name="_Toc198584987"/>
       <w:r>
         <w:rPr>
           <w:szCs w:val="28"/>
@@ -1046,17 +1079,7 @@
     </w:p>
     <w:p>
       <w:r>
-        <w:t>Провести эксперимент по прямому измерению временной сложности цепочки операций с ранее реализованным пользовательским контейнером (на основе работы № 3), предназначенным для хранения и обработки множеств с сохранением порядка. Контейнер реализован на базе сбалансированного дерева поиска (</w:t>
-      </w:r>
-      <w:r>
-        <w:rPr>
-          <w:i/>
-          <w:iCs/>
-        </w:rPr>
-        <w:t>AVL</w:t>
-      </w:r>
-      <w:r>
-        <w:t>).</w:t>
+        <w:t>Провести эксперимент по прямому измерению временной сложности цепочки операций с ранее реализованным пользовательским контейнером (на основе работы № 3), предназначенным для хранения и обработки множеств с сохранением порядка.</w:t>
       </w:r>
     </w:p>
     <w:p>
@@ -1357,7 +1380,7 @@
           <w:szCs w:val="28"/>
         </w:rPr>
       </w:pPr>
-      <w:bookmarkStart w:id="2" w:name="_Toc198524101"/>
+      <w:bookmarkStart w:id="2" w:name="_Toc198584988"/>
       <w:r>
         <w:rPr>
           <w:szCs w:val="28"/>
@@ -1368,11 +1391,11 @@
     </w:p>
     <w:p>
       <w:r>
-        <w:t xml:space="preserve">По результатам серии замеров времени выполнения цепочки операций с контейнером были получены данные, отражающие зависимость времени от </w:t>
+        <w:t xml:space="preserve">По результатам серии замеров времени выполнения цепочки операций с контейнером были получены данные, отражающие зависимость времени от размера входных множеств. Эти данные были обработаны в электронной </w:t>
       </w:r>
       <w:r>
         <w:lastRenderedPageBreak/>
-        <w:t>размера входных множеств. Эти данные были обработаны в электронной таблице с использованием набора регрессионных моделей разной сложности: от постоянной функции до полинома 4-й степени.</w:t>
+        <w:t>таблице с использованием набора регрессионных моделей разной сложности: от постоянной функции до полинома 4-й степени.</w:t>
       </w:r>
     </w:p>
     <w:p>
@@ -1823,7 +1846,7 @@
           <w:szCs w:val="28"/>
         </w:rPr>
       </w:pPr>
-      <w:bookmarkStart w:id="3" w:name="_Toc198524102"/>
+      <w:bookmarkStart w:id="3" w:name="_Toc198584989"/>
       <w:r>
         <w:rPr>
           <w:szCs w:val="28"/>
@@ -1869,7 +1892,19 @@
       </w:r>
       <w:proofErr w:type="spellEnd"/>
       <w:r>
-        <w:t>) от 8 до 174 включительно. Для каждого значения создавались случайные множества, и над ними выполнялась фиксированная цепочка операций: пересечение (</w:t>
+        <w:t xml:space="preserve">) от </w:t>
+      </w:r>
+      <w:r>
+        <w:t>10</w:t>
+      </w:r>
+      <w:r>
+        <w:t xml:space="preserve"> до </w:t>
+      </w:r>
+      <w:r>
+        <w:t>200</w:t>
+      </w:r>
+      <w:r>
+        <w:t xml:space="preserve"> включительно. Для каждого значения создавались случайные множества, и над ними выполнялась фиксированная цепочка операций: пересечение (</w:t>
       </w:r>
       <m:oMath>
         <m:r>
@@ -1940,6 +1975,7 @@
         <w:t xml:space="preserve">Измерение времени производилось с использованием функции </w:t>
       </w:r>
       <w:proofErr w:type="spellStart"/>
+      <w:proofErr w:type="gramStart"/>
       <w:r>
         <w:rPr>
           <w:i/>
@@ -1956,6 +1992,7 @@
         <w:t>::</w:t>
       </w:r>
       <w:proofErr w:type="spellStart"/>
+      <w:proofErr w:type="gramEnd"/>
       <w:r>
         <w:rPr>
           <w:i/>
@@ -1981,7 +2018,19 @@
       </w:r>
       <w:proofErr w:type="spellEnd"/>
       <w:r>
-        <w:t xml:space="preserve">, с точностью до наносекунд. Для повышения надёжности каждое измерение повторялось трижды, после чего вычислялось среднее значение и сохранялось в файл </w:t>
+        <w:t>, с точностью до наносекунд. Для повышения надёжности каждое измерение повторялось трижды</w:t>
+      </w:r>
+      <w:r>
+        <w:t xml:space="preserve">. Результаты </w:t>
+      </w:r>
+      <w:r>
+        <w:t>сохранял</w:t>
+      </w:r>
+      <w:r>
+        <w:t>и</w:t>
+      </w:r>
+      <w:r>
+        <w:t xml:space="preserve">сь в файл </w:t>
       </w:r>
       <w:r>
         <w:rPr>
@@ -1993,10 +2042,19 @@
       <w:r>
         <w:t>.</w:t>
       </w:r>
+      <w:r>
+        <w:t xml:space="preserve"> После чего производилась ручная выборка.</w:t>
+      </w:r>
     </w:p>
     <w:p>
       <w:r>
-        <w:t xml:space="preserve">В результате было получено 167 измерений, отражающих зависимость времени выполнения от размера входных данных. Эти данные легли в основу последующего анализа и подбора теоретической модели временной сложности. По точности и количеству данных эксперимент можно считать </w:t>
+        <w:t xml:space="preserve">В результате было получено 167 измерений, отражающих зависимость времени выполнения от размера </w:t>
+      </w:r>
+      <w:r>
+        <w:t>обрабатываемых</w:t>
+      </w:r>
+      <w:r>
+        <w:t xml:space="preserve"> данных. Эти данные легли в основу последующего анализа и подбора теоретической модели временной сложности. По точности и количеству данных эксперимент можно считать </w:t>
       </w:r>
       <w:r>
         <w:lastRenderedPageBreak/>
@@ -2067,7 +2125,7 @@
           <w:lang w:val="en-US"/>
         </w:rPr>
       </w:pPr>
-      <w:bookmarkStart w:id="4" w:name="_Toc198524103"/>
+      <w:bookmarkStart w:id="4" w:name="_Toc198584990"/>
       <w:r>
         <w:t>Текст</w:t>
       </w:r>
@@ -17860,7 +17918,7 @@
         <w:pStyle w:val="1"/>
         <w:ind w:right="-1"/>
       </w:pPr>
-      <w:bookmarkStart w:id="5" w:name="_Toc198524104"/>
+      <w:bookmarkStart w:id="5" w:name="_Toc198584991"/>
       <w:r>
         <w:t>Выводы</w:t>
       </w:r>
@@ -17868,17 +17926,7 @@
     </w:p>
     <w:p>
       <w:r>
-        <w:t>В ходе выполнения работы была проведена экспериментальная оценка временной сложности пользовательского контейнера, реализующего множество с сохранением порядка элементов на базе сбалансированного дерева (</w:t>
-      </w:r>
-      <w:r>
-        <w:rPr>
-          <w:i/>
-          <w:iCs/>
-        </w:rPr>
-        <w:t>AVL</w:t>
-      </w:r>
-      <w:r>
-        <w:t xml:space="preserve">). Контейнер использовался в цепочке операций, включающей пересечение, объединение, симметрическую разность, слияние, замену и исключение </w:t>
+        <w:t xml:space="preserve">В ходе выполнения работы была проведена экспериментальная оценка временной сложности пользовательского контейнера. Контейнер использовался в цепочке операций, включающей пересечение, объединение, симметрическую разность, слияние, замену и исключение </w:t>
       </w:r>
       <w:proofErr w:type="spellStart"/>
       <w:r>
@@ -17891,7 +17939,13 @@
     </w:p>
     <w:p>
       <w:r>
-        <w:t xml:space="preserve">Для оценки производительности была разработана программа, выполнявшая серию тестов на случайных данных различного размера. Всего было проведено 167 измерений, при этом каждое значение получено как среднее из трёх запусков для повышения точности. Время измерялось с помощью высокоточного таймера с наносекундной точностью, результаты записывались в файл </w:t>
+        <w:t xml:space="preserve">Для оценки производительности была разработана программа, выполнявшая серию тестов на случайных данных различного размера. </w:t>
+      </w:r>
+      <w:r>
+        <w:t>В результате выборки было получено 167 значений «мощность множества – время».</w:t>
+      </w:r>
+      <w:r>
+        <w:t xml:space="preserve"> Время измерялось с помощью высокоточного таймера с наносекундной точностью, результаты записывались в файл </w:t>
       </w:r>
       <w:r>
         <w:rPr>
@@ -17931,7 +17985,6 @@
         <w:t>. Эта модель имеет:</w:t>
       </w:r>
     </w:p>
-    <w:p/>
     <w:p>
       <w:pPr>
         <w:pStyle w:val="ad"/>
@@ -17942,7 +17995,6 @@
         <w:ind w:left="720"/>
       </w:pPr>
       <w:r>
-        <w:lastRenderedPageBreak/>
         <w:t>одно из самых низких среднеквадратичных отклонений;</w:t>
       </w:r>
     </w:p>
@@ -17956,6 +18008,7 @@
         <w:ind w:left="720"/>
       </w:pPr>
       <w:r>
+        <w:lastRenderedPageBreak/>
         <w:t xml:space="preserve">минимальное количество параметров при высокой точности (коэффициент детерминации </w:t>
       </w:r>
       <w:r>
@@ -18017,7 +18070,13 @@
         <w:ind w:left="720"/>
       </w:pPr>
       <w:r>
-        <w:t>и признана оптимальной по статистическому критерию Фишера (код -- указывает, что дальнейшее усложнение модели не даёт значимого выигрыша).</w:t>
+        <w:t xml:space="preserve">и признана оптимальной по статистическому критерию Фишера (код </w:t>
+      </w:r>
+      <w:r>
+        <w:t xml:space="preserve">– </w:t>
+      </w:r>
+      <w:r>
+        <w:t>указывает, что дальнейшее усложнение модели не даёт значимого выигрыша).</w:t>
       </w:r>
     </w:p>
     <w:p>
@@ -18030,7 +18089,7 @@
         <w:pStyle w:val="1"/>
         <w:ind w:right="-1"/>
       </w:pPr>
-      <w:bookmarkStart w:id="6" w:name="_Toc198524105"/>
+      <w:bookmarkStart w:id="6" w:name="_Toc198584992"/>
       <w:r>
         <w:t>Список используемых источников</w:t>
       </w:r>
@@ -18071,7 +18130,7 @@
 </file>
 
 <file path=word/endnotes.xml><?xml version="1.0" encoding="utf-8"?>
-<w:endnotes xmlns:wpc="http://schemas.microsoft.com/office/word/2010/wordprocessingCanvas" xmlns:cx="http://schemas.microsoft.com/office/drawing/2014/chartex" xmlns:cx1="http://schemas.microsoft.com/office/drawing/2015/9/8/chartex" xmlns:cx2="http://schemas.microsoft.com/office/drawing/2015/10/21/chartex" xmlns:cx3="http://schemas.microsoft.com/office/drawing/2016/5/9/chartex" xmlns:cx4="http://schemas.microsoft.com/office/drawing/2016/5/10/chartex" xmlns:cx5="http://schemas.microsoft.com/office/drawing/2016/5/11/chartex" xmlns:cx6="http://schemas.microsoft.com/office/drawing/2016/5/12/chartex" xmlns:cx7="http://schemas.microsoft.com/office/drawing/2016/5/13/chartex" xmlns:cx8="http://schemas.microsoft.com/office/drawing/2016/5/14/chartex" xmlns:mc="http://schemas.openxmlformats.org/markup-compatibility/2006" xmlns:aink="http://schemas.microsoft.com/office/drawing/2016/ink" xmlns:am3d="http://schemas.microsoft.com/office/drawing/2017/model3d" xmlns:o="urn:schemas-microsoft-com:office:office" xmlns:r="http://schemas.openxmlformats.org/officeDocument/2006/relationships" xmlns:m="http://schemas.openxmlformats.org/officeDocument/2006/math" xmlns:v="urn:schemas-microsoft-com:vml" xmlns:wp14="http://schemas.microsoft.com/office/word/2010/wordprocessingDrawing" xmlns:wp="http://schemas.openxmlformats.org/drawingml/2006/wordprocessingDrawing" xmlns:w10="urn:schemas-microsoft-com:office:word" xmlns:w="http://schemas.openxmlformats.org/wordprocessingml/2006/main" xmlns:w14="http://schemas.microsoft.com/office/word/2010/wordml" xmlns:w15="http://schemas.microsoft.com/office/word/2012/wordml" xmlns:w16cex="http://schemas.microsoft.com/office/word/2018/wordml/cex" xmlns:w16cid="http://schemas.microsoft.com/office/word/2016/wordml/cid" xmlns:w16="http://schemas.microsoft.com/office/word/2018/wordml" xmlns:w16sdtdh="http://schemas.microsoft.com/office/word/2020/wordml/sdtdatahash" xmlns:w16se="http://schemas.microsoft.com/office/word/2015/wordml/symex" xmlns:wpg="http://schemas.microsoft.com/office/word/2010/wordprocessingGroup" xmlns:wpi="http://schemas.microsoft.com/office/word/2010/wordprocessingInk" xmlns:wne="http://schemas.microsoft.com/office/word/2006/wordml" xmlns:wps="http://schemas.microsoft.com/office/word/2010/wordprocessingShape" mc:Ignorable="w14 w15 w16se w16cid w16 w16cex w16sdtdh wp14">
+<w:endnotes xmlns:wpc="http://schemas.microsoft.com/office/word/2010/wordprocessingCanvas" xmlns:cx="http://schemas.microsoft.com/office/drawing/2014/chartex" xmlns:cx1="http://schemas.microsoft.com/office/drawing/2015/9/8/chartex" xmlns:cx2="http://schemas.microsoft.com/office/drawing/2015/10/21/chartex" xmlns:cx3="http://schemas.microsoft.com/office/drawing/2016/5/9/chartex" xmlns:cx4="http://schemas.microsoft.com/office/drawing/2016/5/10/chartex" xmlns:cx5="http://schemas.microsoft.com/office/drawing/2016/5/11/chartex" xmlns:cx6="http://schemas.microsoft.com/office/drawing/2016/5/12/chartex" xmlns:cx7="http://schemas.microsoft.com/office/drawing/2016/5/13/chartex" xmlns:cx8="http://schemas.microsoft.com/office/drawing/2016/5/14/chartex" xmlns:mc="http://schemas.openxmlformats.org/markup-compatibility/2006" xmlns:aink="http://schemas.microsoft.com/office/drawing/2016/ink" xmlns:am3d="http://schemas.microsoft.com/office/drawing/2017/model3d" xmlns:o="urn:schemas-microsoft-com:office:office" xmlns:oel="http://schemas.microsoft.com/office/2019/extlst" xmlns:r="http://schemas.openxmlformats.org/officeDocument/2006/relationships" xmlns:m="http://schemas.openxmlformats.org/officeDocument/2006/math" xmlns:v="urn:schemas-microsoft-com:vml" xmlns:wp14="http://schemas.microsoft.com/office/word/2010/wordprocessingDrawing" xmlns:wp="http://schemas.openxmlformats.org/drawingml/2006/wordprocessingDrawing" xmlns:w10="urn:schemas-microsoft-com:office:word" xmlns:w="http://schemas.openxmlformats.org/wordprocessingml/2006/main" xmlns:w14="http://schemas.microsoft.com/office/word/2010/wordml" xmlns:w15="http://schemas.microsoft.com/office/word/2012/wordml" xmlns:w16cex="http://schemas.microsoft.com/office/word/2018/wordml/cex" xmlns:w16cid="http://schemas.microsoft.com/office/word/2016/wordml/cid" xmlns:w16="http://schemas.microsoft.com/office/word/2018/wordml" xmlns:w16sdtdh="http://schemas.microsoft.com/office/word/2020/wordml/sdtdatahash" xmlns:w16se="http://schemas.microsoft.com/office/word/2015/wordml/symex" xmlns:wpg="http://schemas.microsoft.com/office/word/2010/wordprocessingGroup" xmlns:wpi="http://schemas.microsoft.com/office/word/2010/wordprocessingInk" xmlns:wne="http://schemas.microsoft.com/office/word/2006/wordml" xmlns:wps="http://schemas.microsoft.com/office/word/2010/wordprocessingShape" mc:Ignorable="w14 w15 w16se w16cid w16 w16cex w16sdtdh wp14">
   <w:endnote w:type="separator" w:id="-1">
     <w:p>
       <w:pPr>
@@ -18103,7 +18162,7 @@
 </file>
 
 <file path=word/footer1.xml><?xml version="1.0" encoding="utf-8"?>
-<w:ftr xmlns:wpc="http://schemas.microsoft.com/office/word/2010/wordprocessingCanvas" xmlns:cx="http://schemas.microsoft.com/office/drawing/2014/chartex" xmlns:cx1="http://schemas.microsoft.com/office/drawing/2015/9/8/chartex" xmlns:cx2="http://schemas.microsoft.com/office/drawing/2015/10/21/chartex" xmlns:cx3="http://schemas.microsoft.com/office/drawing/2016/5/9/chartex" xmlns:cx4="http://schemas.microsoft.com/office/drawing/2016/5/10/chartex" xmlns:cx5="http://schemas.microsoft.com/office/drawing/2016/5/11/chartex" xmlns:cx6="http://schemas.microsoft.com/office/drawing/2016/5/12/chartex" xmlns:cx7="http://schemas.microsoft.com/office/drawing/2016/5/13/chartex" xmlns:cx8="http://schemas.microsoft.com/office/drawing/2016/5/14/chartex" xmlns:mc="http://schemas.openxmlformats.org/markup-compatibility/2006" xmlns:aink="http://schemas.microsoft.com/office/drawing/2016/ink" xmlns:am3d="http://schemas.microsoft.com/office/drawing/2017/model3d" xmlns:o="urn:schemas-microsoft-com:office:office" xmlns:r="http://schemas.openxmlformats.org/officeDocument/2006/relationships" xmlns:m="http://schemas.openxmlformats.org/officeDocument/2006/math" xmlns:v="urn:schemas-microsoft-com:vml" xmlns:wp14="http://schemas.microsoft.com/office/word/2010/wordprocessingDrawing" xmlns:wp="http://schemas.openxmlformats.org/drawingml/2006/wordprocessingDrawing" xmlns:w10="urn:schemas-microsoft-com:office:word" xmlns:w="http://schemas.openxmlformats.org/wordprocessingml/2006/main" xmlns:w14="http://schemas.microsoft.com/office/word/2010/wordml" xmlns:w15="http://schemas.microsoft.com/office/word/2012/wordml" xmlns:w16cex="http://schemas.microsoft.com/office/word/2018/wordml/cex" xmlns:w16cid="http://schemas.microsoft.com/office/word/2016/wordml/cid" xmlns:w16="http://schemas.microsoft.com/office/word/2018/wordml" xmlns:w16sdtdh="http://schemas.microsoft.com/office/word/2020/wordml/sdtdatahash" xmlns:w16se="http://schemas.microsoft.com/office/word/2015/wordml/symex" xmlns:wpg="http://schemas.microsoft.com/office/word/2010/wordprocessingGroup" xmlns:wpi="http://schemas.microsoft.com/office/word/2010/wordprocessingInk" xmlns:wne="http://schemas.microsoft.com/office/word/2006/wordml" xmlns:wps="http://schemas.microsoft.com/office/word/2010/wordprocessingShape" mc:Ignorable="w14 w15 w16se w16cid w16 w16cex w16sdtdh wp14">
+<w:ftr xmlns:wpc="http://schemas.microsoft.com/office/word/2010/wordprocessingCanvas" xmlns:cx="http://schemas.microsoft.com/office/drawing/2014/chartex" xmlns:cx1="http://schemas.microsoft.com/office/drawing/2015/9/8/chartex" xmlns:cx2="http://schemas.microsoft.com/office/drawing/2015/10/21/chartex" xmlns:cx3="http://schemas.microsoft.com/office/drawing/2016/5/9/chartex" xmlns:cx4="http://schemas.microsoft.com/office/drawing/2016/5/10/chartex" xmlns:cx5="http://schemas.microsoft.com/office/drawing/2016/5/11/chartex" xmlns:cx6="http://schemas.microsoft.com/office/drawing/2016/5/12/chartex" xmlns:cx7="http://schemas.microsoft.com/office/drawing/2016/5/13/chartex" xmlns:cx8="http://schemas.microsoft.com/office/drawing/2016/5/14/chartex" xmlns:mc="http://schemas.openxmlformats.org/markup-compatibility/2006" xmlns:aink="http://schemas.microsoft.com/office/drawing/2016/ink" xmlns:am3d="http://schemas.microsoft.com/office/drawing/2017/model3d" xmlns:o="urn:schemas-microsoft-com:office:office" xmlns:oel="http://schemas.microsoft.com/office/2019/extlst" xmlns:r="http://schemas.openxmlformats.org/officeDocument/2006/relationships" xmlns:m="http://schemas.openxmlformats.org/officeDocument/2006/math" xmlns:v="urn:schemas-microsoft-com:vml" xmlns:wp14="http://schemas.microsoft.com/office/word/2010/wordprocessingDrawing" xmlns:wp="http://schemas.openxmlformats.org/drawingml/2006/wordprocessingDrawing" xmlns:w10="urn:schemas-microsoft-com:office:word" xmlns:w="http://schemas.openxmlformats.org/wordprocessingml/2006/main" xmlns:w14="http://schemas.microsoft.com/office/word/2010/wordml" xmlns:w15="http://schemas.microsoft.com/office/word/2012/wordml" xmlns:w16cex="http://schemas.microsoft.com/office/word/2018/wordml/cex" xmlns:w16cid="http://schemas.microsoft.com/office/word/2016/wordml/cid" xmlns:w16="http://schemas.microsoft.com/office/word/2018/wordml" xmlns:w16sdtdh="http://schemas.microsoft.com/office/word/2020/wordml/sdtdatahash" xmlns:w16se="http://schemas.microsoft.com/office/word/2015/wordml/symex" xmlns:wpg="http://schemas.microsoft.com/office/word/2010/wordprocessingGroup" xmlns:wpi="http://schemas.microsoft.com/office/word/2010/wordprocessingInk" xmlns:wne="http://schemas.microsoft.com/office/word/2006/wordml" xmlns:wps="http://schemas.microsoft.com/office/word/2010/wordprocessingShape" mc:Ignorable="w14 w15 w16se w16cid w16 w16cex w16sdtdh wp14">
   <w:sdt>
     <w:sdtPr>
       <w:id w:val="1656793164"/>
@@ -18142,7 +18201,7 @@
 </file>
 
 <file path=word/footnotes.xml><?xml version="1.0" encoding="utf-8"?>
-<w:footnotes xmlns:wpc="http://schemas.microsoft.com/office/word/2010/wordprocessingCanvas" xmlns:cx="http://schemas.microsoft.com/office/drawing/2014/chartex" xmlns:cx1="http://schemas.microsoft.com/office/drawing/2015/9/8/chartex" xmlns:cx2="http://schemas.microsoft.com/office/drawing/2015/10/21/chartex" xmlns:cx3="http://schemas.microsoft.com/office/drawing/2016/5/9/chartex" xmlns:cx4="http://schemas.microsoft.com/office/drawing/2016/5/10/chartex" xmlns:cx5="http://schemas.microsoft.com/office/drawing/2016/5/11/chartex" xmlns:cx6="http://schemas.microsoft.com/office/drawing/2016/5/12/chartex" xmlns:cx7="http://schemas.microsoft.com/office/drawing/2016/5/13/chartex" xmlns:cx8="http://schemas.microsoft.com/office/drawing/2016/5/14/chartex" xmlns:mc="http://schemas.openxmlformats.org/markup-compatibility/2006" xmlns:aink="http://schemas.microsoft.com/office/drawing/2016/ink" xmlns:am3d="http://schemas.microsoft.com/office/drawing/2017/model3d" xmlns:o="urn:schemas-microsoft-com:office:office" xmlns:r="http://schemas.openxmlformats.org/officeDocument/2006/relationships" xmlns:m="http://schemas.openxmlformats.org/officeDocument/2006/math" xmlns:v="urn:schemas-microsoft-com:vml" xmlns:wp14="http://schemas.microsoft.com/office/word/2010/wordprocessingDrawing" xmlns:wp="http://schemas.openxmlformats.org/drawingml/2006/wordprocessingDrawing" xmlns:w10="urn:schemas-microsoft-com:office:word" xmlns:w="http://schemas.openxmlformats.org/wordprocessingml/2006/main" xmlns:w14="http://schemas.microsoft.com/office/word/2010/wordml" xmlns:w15="http://schemas.microsoft.com/office/word/2012/wordml" xmlns:w16cex="http://schemas.microsoft.com/office/word/2018/wordml/cex" xmlns:w16cid="http://schemas.microsoft.com/office/word/2016/wordml/cid" xmlns:w16="http://schemas.microsoft.com/office/word/2018/wordml" xmlns:w16sdtdh="http://schemas.microsoft.com/office/word/2020/wordml/sdtdatahash" xmlns:w16se="http://schemas.microsoft.com/office/word/2015/wordml/symex" xmlns:wpg="http://schemas.microsoft.com/office/word/2010/wordprocessingGroup" xmlns:wpi="http://schemas.microsoft.com/office/word/2010/wordprocessingInk" xmlns:wne="http://schemas.microsoft.com/office/word/2006/wordml" xmlns:wps="http://schemas.microsoft.com/office/word/2010/wordprocessingShape" mc:Ignorable="w14 w15 w16se w16cid w16 w16cex w16sdtdh wp14">
+<w:footnotes xmlns:wpc="http://schemas.microsoft.com/office/word/2010/wordprocessingCanvas" xmlns:cx="http://schemas.microsoft.com/office/drawing/2014/chartex" xmlns:cx1="http://schemas.microsoft.com/office/drawing/2015/9/8/chartex" xmlns:cx2="http://schemas.microsoft.com/office/drawing/2015/10/21/chartex" xmlns:cx3="http://schemas.microsoft.com/office/drawing/2016/5/9/chartex" xmlns:cx4="http://schemas.microsoft.com/office/drawing/2016/5/10/chartex" xmlns:cx5="http://schemas.microsoft.com/office/drawing/2016/5/11/chartex" xmlns:cx6="http://schemas.microsoft.com/office/drawing/2016/5/12/chartex" xmlns:cx7="http://schemas.microsoft.com/office/drawing/2016/5/13/chartex" xmlns:cx8="http://schemas.microsoft.com/office/drawing/2016/5/14/chartex" xmlns:mc="http://schemas.openxmlformats.org/markup-compatibility/2006" xmlns:aink="http://schemas.microsoft.com/office/drawing/2016/ink" xmlns:am3d="http://schemas.microsoft.com/office/drawing/2017/model3d" xmlns:o="urn:schemas-microsoft-com:office:office" xmlns:oel="http://schemas.microsoft.com/office/2019/extlst" xmlns:r="http://schemas.openxmlformats.org/officeDocument/2006/relationships" xmlns:m="http://schemas.openxmlformats.org/officeDocument/2006/math" xmlns:v="urn:schemas-microsoft-com:vml" xmlns:wp14="http://schemas.microsoft.com/office/word/2010/wordprocessingDrawing" xmlns:wp="http://schemas.openxmlformats.org/drawingml/2006/wordprocessingDrawing" xmlns:w10="urn:schemas-microsoft-com:office:word" xmlns:w="http://schemas.openxmlformats.org/wordprocessingml/2006/main" xmlns:w14="http://schemas.microsoft.com/office/word/2010/wordml" xmlns:w15="http://schemas.microsoft.com/office/word/2012/wordml" xmlns:w16cex="http://schemas.microsoft.com/office/word/2018/wordml/cex" xmlns:w16cid="http://schemas.microsoft.com/office/word/2016/wordml/cid" xmlns:w16="http://schemas.microsoft.com/office/word/2018/wordml" xmlns:w16sdtdh="http://schemas.microsoft.com/office/word/2020/wordml/sdtdatahash" xmlns:w16se="http://schemas.microsoft.com/office/word/2015/wordml/symex" xmlns:wpg="http://schemas.microsoft.com/office/word/2010/wordprocessingGroup" xmlns:wpi="http://schemas.microsoft.com/office/word/2010/wordprocessingInk" xmlns:wne="http://schemas.microsoft.com/office/word/2006/wordml" xmlns:wps="http://schemas.microsoft.com/office/word/2010/wordprocessingShape" mc:Ignorable="w14 w15 w16se w16cid w16 w16cex w16sdtdh wp14">
   <w:footnote w:type="separator" w:id="-1">
     <w:p>
       <w:pPr>
@@ -18174,7 +18233,7 @@
 </file>
 
 <file path=word/numbering.xml><?xml version="1.0" encoding="utf-8"?>
-<w:numbering xmlns:wpc="http://schemas.microsoft.com/office/word/2010/wordprocessingCanvas" xmlns:cx="http://schemas.microsoft.com/office/drawing/2014/chartex" xmlns:cx1="http://schemas.microsoft.com/office/drawing/2015/9/8/chartex" xmlns:cx2="http://schemas.microsoft.com/office/drawing/2015/10/21/chartex" xmlns:cx3="http://schemas.microsoft.com/office/drawing/2016/5/9/chartex" xmlns:cx4="http://schemas.microsoft.com/office/drawing/2016/5/10/chartex" xmlns:cx5="http://schemas.microsoft.com/office/drawing/2016/5/11/chartex" xmlns:cx6="http://schemas.microsoft.com/office/drawing/2016/5/12/chartex" xmlns:cx7="http://schemas.microsoft.com/office/drawing/2016/5/13/chartex" xmlns:cx8="http://schemas.microsoft.com/office/drawing/2016/5/14/chartex" xmlns:mc="http://schemas.openxmlformats.org/markup-compatibility/2006" xmlns:aink="http://schemas.microsoft.com/office/drawing/2016/ink" xmlns:am3d="http://schemas.microsoft.com/office/drawing/2017/model3d" xmlns:o="urn:schemas-microsoft-com:office:office" xmlns:r="http://schemas.openxmlformats.org/officeDocument/2006/relationships" xmlns:m="http://schemas.openxmlformats.org/officeDocument/2006/math" xmlns:v="urn:schemas-microsoft-com:vml" xmlns:wp14="http://schemas.microsoft.com/office/word/2010/wordprocessingDrawing" xmlns:wp="http://schemas.openxmlformats.org/drawingml/2006/wordprocessingDrawing" xmlns:w10="urn:schemas-microsoft-com:office:word" xmlns:w="http://schemas.openxmlformats.org/wordprocessingml/2006/main" xmlns:w14="http://schemas.microsoft.com/office/word/2010/wordml" xmlns:w15="http://schemas.microsoft.com/office/word/2012/wordml" xmlns:w16cex="http://schemas.microsoft.com/office/word/2018/wordml/cex" xmlns:w16cid="http://schemas.microsoft.com/office/word/2016/wordml/cid" xmlns:w16="http://schemas.microsoft.com/office/word/2018/wordml" xmlns:w16sdtdh="http://schemas.microsoft.com/office/word/2020/wordml/sdtdatahash" xmlns:w16se="http://schemas.microsoft.com/office/word/2015/wordml/symex" xmlns:wpg="http://schemas.microsoft.com/office/word/2010/wordprocessingGroup" xmlns:wpi="http://schemas.microsoft.com/office/word/2010/wordprocessingInk" xmlns:wne="http://schemas.microsoft.com/office/word/2006/wordml" xmlns:wps="http://schemas.microsoft.com/office/word/2010/wordprocessingShape" mc:Ignorable="w14 w15 w16se w16cid w16 w16cex w16sdtdh wp14">
+<w:numbering xmlns:wpc="http://schemas.microsoft.com/office/word/2010/wordprocessingCanvas" xmlns:cx="http://schemas.microsoft.com/office/drawing/2014/chartex" xmlns:cx1="http://schemas.microsoft.com/office/drawing/2015/9/8/chartex" xmlns:cx2="http://schemas.microsoft.com/office/drawing/2015/10/21/chartex" xmlns:cx3="http://schemas.microsoft.com/office/drawing/2016/5/9/chartex" xmlns:cx4="http://schemas.microsoft.com/office/drawing/2016/5/10/chartex" xmlns:cx5="http://schemas.microsoft.com/office/drawing/2016/5/11/chartex" xmlns:cx6="http://schemas.microsoft.com/office/drawing/2016/5/12/chartex" xmlns:cx7="http://schemas.microsoft.com/office/drawing/2016/5/13/chartex" xmlns:cx8="http://schemas.microsoft.com/office/drawing/2016/5/14/chartex" xmlns:mc="http://schemas.openxmlformats.org/markup-compatibility/2006" xmlns:aink="http://schemas.microsoft.com/office/drawing/2016/ink" xmlns:am3d="http://schemas.microsoft.com/office/drawing/2017/model3d" xmlns:o="urn:schemas-microsoft-com:office:office" xmlns:oel="http://schemas.microsoft.com/office/2019/extlst" xmlns:r="http://schemas.openxmlformats.org/officeDocument/2006/relationships" xmlns:m="http://schemas.openxmlformats.org/officeDocument/2006/math" xmlns:v="urn:schemas-microsoft-com:vml" xmlns:wp14="http://schemas.microsoft.com/office/word/2010/wordprocessingDrawing" xmlns:wp="http://schemas.openxmlformats.org/drawingml/2006/wordprocessingDrawing" xmlns:w10="urn:schemas-microsoft-com:office:word" xmlns:w="http://schemas.openxmlformats.org/wordprocessingml/2006/main" xmlns:w14="http://schemas.microsoft.com/office/word/2010/wordml" xmlns:w15="http://schemas.microsoft.com/office/word/2012/wordml" xmlns:w16cex="http://schemas.microsoft.com/office/word/2018/wordml/cex" xmlns:w16cid="http://schemas.microsoft.com/office/word/2016/wordml/cid" xmlns:w16="http://schemas.microsoft.com/office/word/2018/wordml" xmlns:w16sdtdh="http://schemas.microsoft.com/office/word/2020/wordml/sdtdatahash" xmlns:w16se="http://schemas.microsoft.com/office/word/2015/wordml/symex" xmlns:wpg="http://schemas.microsoft.com/office/word/2010/wordprocessingGroup" xmlns:wpi="http://schemas.microsoft.com/office/word/2010/wordprocessingInk" xmlns:wne="http://schemas.microsoft.com/office/word/2006/wordml" xmlns:wps="http://schemas.microsoft.com/office/word/2010/wordprocessingShape" mc:Ignorable="w14 w15 w16se w16cid w16 w16cex w16sdtdh wp14">
   <w:abstractNum w:abstractNumId="0" w15:restartNumberingAfterBreak="0">
     <w:nsid w:val="05C744E4"/>
     <w:multiLevelType w:val="hybridMultilevel"/>
@@ -22639,28 +22698,28 @@
       </w:rPr>
     </w:lvl>
   </w:abstractNum>
-  <w:num w:numId="1">
+  <w:num w:numId="1" w16cid:durableId="593170845">
     <w:abstractNumId w:val="18"/>
   </w:num>
-  <w:num w:numId="2">
+  <w:num w:numId="2" w16cid:durableId="1575506297">
     <w:abstractNumId w:val="13"/>
   </w:num>
-  <w:num w:numId="3">
+  <w:num w:numId="3" w16cid:durableId="1284340116">
     <w:abstractNumId w:val="16"/>
   </w:num>
-  <w:num w:numId="4">
+  <w:num w:numId="4" w16cid:durableId="496728378">
     <w:abstractNumId w:val="6"/>
   </w:num>
-  <w:num w:numId="5">
+  <w:num w:numId="5" w16cid:durableId="1201017759">
     <w:abstractNumId w:val="7"/>
   </w:num>
-  <w:num w:numId="6">
+  <w:num w:numId="6" w16cid:durableId="1000430342">
     <w:abstractNumId w:val="5"/>
   </w:num>
-  <w:num w:numId="7">
+  <w:num w:numId="7" w16cid:durableId="1626040640">
     <w:abstractNumId w:val="3"/>
   </w:num>
-  <w:num w:numId="8">
+  <w:num w:numId="8" w16cid:durableId="1976596633">
     <w:abstractNumId w:val="3"/>
     <w:lvlOverride w:ilvl="0">
       <w:startOverride w:val="1"/>
@@ -22690,97 +22749,97 @@
       <w:startOverride w:val="1"/>
     </w:lvlOverride>
   </w:num>
-  <w:num w:numId="9">
+  <w:num w:numId="9" w16cid:durableId="197935154">
     <w:abstractNumId w:val="25"/>
   </w:num>
-  <w:num w:numId="10">
+  <w:num w:numId="10" w16cid:durableId="135102382">
     <w:abstractNumId w:val="29"/>
   </w:num>
-  <w:num w:numId="11">
+  <w:num w:numId="11" w16cid:durableId="837891806">
     <w:abstractNumId w:val="1"/>
   </w:num>
-  <w:num w:numId="12">
+  <w:num w:numId="12" w16cid:durableId="1375155805">
     <w:abstractNumId w:val="24"/>
   </w:num>
-  <w:num w:numId="13">
+  <w:num w:numId="13" w16cid:durableId="1894611807">
     <w:abstractNumId w:val="28"/>
   </w:num>
-  <w:num w:numId="14">
+  <w:num w:numId="14" w16cid:durableId="1363820400">
     <w:abstractNumId w:val="34"/>
   </w:num>
-  <w:num w:numId="15">
+  <w:num w:numId="15" w16cid:durableId="1876887987">
     <w:abstractNumId w:val="36"/>
   </w:num>
-  <w:num w:numId="16">
+  <w:num w:numId="16" w16cid:durableId="1862549829">
     <w:abstractNumId w:val="11"/>
   </w:num>
-  <w:num w:numId="17">
+  <w:num w:numId="17" w16cid:durableId="324432749">
     <w:abstractNumId w:val="8"/>
   </w:num>
-  <w:num w:numId="18">
+  <w:num w:numId="18" w16cid:durableId="1367676318">
     <w:abstractNumId w:val="20"/>
   </w:num>
-  <w:num w:numId="19">
+  <w:num w:numId="19" w16cid:durableId="418714836">
     <w:abstractNumId w:val="10"/>
   </w:num>
-  <w:num w:numId="20">
+  <w:num w:numId="20" w16cid:durableId="278417025">
     <w:abstractNumId w:val="26"/>
   </w:num>
-  <w:num w:numId="21">
+  <w:num w:numId="21" w16cid:durableId="1778670522">
     <w:abstractNumId w:val="33"/>
   </w:num>
-  <w:num w:numId="22">
+  <w:num w:numId="22" w16cid:durableId="157113096">
     <w:abstractNumId w:val="37"/>
   </w:num>
-  <w:num w:numId="23">
+  <w:num w:numId="23" w16cid:durableId="1510481024">
     <w:abstractNumId w:val="9"/>
   </w:num>
-  <w:num w:numId="24">
+  <w:num w:numId="24" w16cid:durableId="1321813498">
     <w:abstractNumId w:val="12"/>
   </w:num>
-  <w:num w:numId="25">
+  <w:num w:numId="25" w16cid:durableId="1362628363">
     <w:abstractNumId w:val="17"/>
   </w:num>
-  <w:num w:numId="26">
+  <w:num w:numId="26" w16cid:durableId="228930982">
     <w:abstractNumId w:val="21"/>
   </w:num>
-  <w:num w:numId="27">
+  <w:num w:numId="27" w16cid:durableId="1305701671">
     <w:abstractNumId w:val="27"/>
   </w:num>
-  <w:num w:numId="28">
+  <w:num w:numId="28" w16cid:durableId="1289166232">
     <w:abstractNumId w:val="0"/>
   </w:num>
-  <w:num w:numId="29">
+  <w:num w:numId="29" w16cid:durableId="1532497277">
     <w:abstractNumId w:val="4"/>
   </w:num>
-  <w:num w:numId="30">
+  <w:num w:numId="30" w16cid:durableId="66735634">
     <w:abstractNumId w:val="15"/>
   </w:num>
-  <w:num w:numId="31">
+  <w:num w:numId="31" w16cid:durableId="1415275629">
     <w:abstractNumId w:val="22"/>
   </w:num>
-  <w:num w:numId="32">
+  <w:num w:numId="32" w16cid:durableId="1857773026">
     <w:abstractNumId w:val="19"/>
   </w:num>
-  <w:num w:numId="33">
+  <w:num w:numId="33" w16cid:durableId="523593230">
     <w:abstractNumId w:val="23"/>
   </w:num>
-  <w:num w:numId="34">
+  <w:num w:numId="34" w16cid:durableId="767970615">
     <w:abstractNumId w:val="2"/>
   </w:num>
-  <w:num w:numId="35">
+  <w:num w:numId="35" w16cid:durableId="1782650978">
     <w:abstractNumId w:val="35"/>
   </w:num>
-  <w:num w:numId="36">
+  <w:num w:numId="36" w16cid:durableId="108672137">
     <w:abstractNumId w:val="32"/>
   </w:num>
-  <w:num w:numId="37">
+  <w:num w:numId="37" w16cid:durableId="853766916">
     <w:abstractNumId w:val="14"/>
   </w:num>
-  <w:num w:numId="38">
+  <w:num w:numId="38" w16cid:durableId="583801892">
     <w:abstractNumId w:val="30"/>
   </w:num>
-  <w:num w:numId="39">
+  <w:num w:numId="39" w16cid:durableId="1001466169">
     <w:abstractNumId w:val="31"/>
   </w:num>
 </w:numbering>
